--- a/images/Certificados/CV_GarcyValenzuelaP_2026-04.docx
+++ b/images/Certificados/CV_GarcyValenzuelaP_2026-04.docx
@@ -568,10 +568,7 @@
               <w:cnfStyle w:val="100000000000" w:firstRow="1" w:lastRow="0" w:firstColumn="0" w:lastColumn="0" w:oddVBand="0" w:evenVBand="0" w:oddHBand="0" w:evenHBand="0" w:firstRowFirstColumn="0" w:firstRowLastColumn="0" w:lastRowFirstColumn="0" w:lastRowLastColumn="0"/>
             </w:pPr>
             <w:r>
-              <w:t xml:space="preserve">                               </w:t>
-            </w:r>
-            <w:r>
-              <w:t xml:space="preserve">                    </w:t>
+              <w:t xml:space="preserve">                                                   </w:t>
             </w:r>
             <w:r>
               <w:rPr>
@@ -1013,7 +1010,25 @@
                 <w:szCs w:val="22"/>
                 <w:lang w:val="es-CL"/>
               </w:rPr>
-              <w:t xml:space="preserve"> Desarrollo de modelos predictivos para COVID-19 y proyección de escenarios críticos.</w:t>
+              <w:t xml:space="preserve"> Desarroll</w:t>
+            </w:r>
+            <w:r>
+              <w:rPr>
+                <w:rFonts w:ascii="Google Sans Text" w:eastAsia="Times New Roman" w:hAnsi="Google Sans Text" w:cs="Times New Roman"/>
+                <w:color w:val="303030"/>
+                <w:szCs w:val="22"/>
+                <w:lang w:val="es-CL"/>
+              </w:rPr>
+              <w:t>a</w:t>
+            </w:r>
+            <w:r>
+              <w:rPr>
+                <w:rFonts w:ascii="Google Sans Text" w:eastAsia="Times New Roman" w:hAnsi="Google Sans Text" w:cs="Times New Roman"/>
+                <w:color w:val="303030"/>
+                <w:szCs w:val="22"/>
+                <w:lang w:val="es-CL"/>
+              </w:rPr>
+              <w:t xml:space="preserve"> de modelos predictivos para COVID-19 y proyección de escenarios críticos.</w:t>
             </w:r>
           </w:p>
           <w:p>
@@ -1049,7 +1064,7 @@
                 <w:szCs w:val="22"/>
                 <w:lang w:val="es-CL"/>
               </w:rPr>
-              <w:t xml:space="preserve"> Implementación de modelos DEA para la evaluación de eficiencia en municipios.</w:t>
+              <w:t xml:space="preserve"> Implementa modelo DEA para la evaluación de eficiencia en municipios.</w:t>
             </w:r>
           </w:p>
           <w:p>
@@ -1085,7 +1100,25 @@
                 <w:szCs w:val="22"/>
                 <w:lang w:val="es-CL"/>
               </w:rPr>
-              <w:t xml:space="preserve"> Capacitación digital y técnica para la adopción de nuevas herramientas tecnológicas.</w:t>
+              <w:t xml:space="preserve"> </w:t>
+            </w:r>
+            <w:r>
+              <w:rPr>
+                <w:rFonts w:ascii="Google Sans Text" w:eastAsia="Times New Roman" w:hAnsi="Google Sans Text" w:cs="Times New Roman"/>
+                <w:color w:val="303030"/>
+                <w:szCs w:val="22"/>
+                <w:lang w:val="es-CL"/>
+              </w:rPr>
+              <w:t xml:space="preserve">Realiza </w:t>
+            </w:r>
+            <w:r>
+              <w:rPr>
+                <w:rFonts w:ascii="Google Sans Text" w:eastAsia="Times New Roman" w:hAnsi="Google Sans Text" w:cs="Times New Roman"/>
+                <w:color w:val="303030"/>
+                <w:szCs w:val="22"/>
+                <w:lang w:val="es-CL"/>
+              </w:rPr>
+              <w:t>Capacitación digital y técnica para la adopción de nuevas herramientas tecnológicas.</w:t>
             </w:r>
           </w:p>
           <w:p>
@@ -1121,7 +1154,25 @@
                 <w:szCs w:val="22"/>
                 <w:lang w:val="es-CL"/>
               </w:rPr>
-              <w:t xml:space="preserve"> Analítica electoral y generación de insights estratégicos.</w:t>
+              <w:t xml:space="preserve"> </w:t>
+            </w:r>
+            <w:r>
+              <w:rPr>
+                <w:rFonts w:ascii="Google Sans Text" w:eastAsia="Times New Roman" w:hAnsi="Google Sans Text" w:cs="Times New Roman"/>
+                <w:color w:val="303030"/>
+                <w:szCs w:val="22"/>
+                <w:lang w:val="es-CL"/>
+              </w:rPr>
+              <w:t xml:space="preserve">Desarrolla </w:t>
+            </w:r>
+            <w:r>
+              <w:rPr>
+                <w:rFonts w:ascii="Google Sans Text" w:eastAsia="Times New Roman" w:hAnsi="Google Sans Text" w:cs="Times New Roman"/>
+                <w:color w:val="303030"/>
+                <w:szCs w:val="22"/>
+                <w:lang w:val="es-CL"/>
+              </w:rPr>
+              <w:t>Analítica electoral y generación de insights estratégicos.</w:t>
             </w:r>
           </w:p>
         </w:tc>
@@ -1365,7 +1416,43 @@
                 <w:szCs w:val="22"/>
                 <w:lang w:val="es-CL"/>
               </w:rPr>
-              <w:t xml:space="preserve"> Diseño y optimización de procesos en PL/SQL para la integración del ciclo de compras y pagos, reduciendo tiempos de procesamiento.</w:t>
+              <w:t xml:space="preserve"> Diseñ</w:t>
+            </w:r>
+            <w:r>
+              <w:rPr>
+                <w:rFonts w:ascii="Google Sans Text" w:eastAsia="Times New Roman" w:hAnsi="Google Sans Text" w:cs="Times New Roman"/>
+                <w:color w:val="303030"/>
+                <w:szCs w:val="22"/>
+                <w:lang w:val="es-CL"/>
+              </w:rPr>
+              <w:t>o</w:t>
+            </w:r>
+            <w:r>
+              <w:rPr>
+                <w:rFonts w:ascii="Google Sans Text" w:eastAsia="Times New Roman" w:hAnsi="Google Sans Text" w:cs="Times New Roman"/>
+                <w:color w:val="303030"/>
+                <w:szCs w:val="22"/>
+                <w:lang w:val="es-CL"/>
+              </w:rPr>
+              <w:t xml:space="preserve"> y optimiza</w:t>
+            </w:r>
+            <w:r>
+              <w:rPr>
+                <w:rFonts w:ascii="Google Sans Text" w:eastAsia="Times New Roman" w:hAnsi="Google Sans Text" w:cs="Times New Roman"/>
+                <w:color w:val="303030"/>
+                <w:szCs w:val="22"/>
+                <w:lang w:val="es-CL"/>
+              </w:rPr>
+              <w:t xml:space="preserve">ción </w:t>
+            </w:r>
+            <w:r>
+              <w:rPr>
+                <w:rFonts w:ascii="Google Sans Text" w:eastAsia="Times New Roman" w:hAnsi="Google Sans Text" w:cs="Times New Roman"/>
+                <w:color w:val="303030"/>
+                <w:szCs w:val="22"/>
+                <w:lang w:val="es-CL"/>
+              </w:rPr>
+              <w:t>de procesos en PL/SQL para la integración del ciclo de compras y pagos, reduciendo tiempos de procesamiento.</w:t>
             </w:r>
           </w:p>
           <w:p>
@@ -1465,27 +1552,7 @@
                 <w:szCs w:val="22"/>
                 <w:lang w:val="es-CL"/>
               </w:rPr>
-              <w:t xml:space="preserve"> Diseño de </w:t>
-            </w:r>
-            <w:proofErr w:type="spellStart"/>
-            <w:r>
-              <w:rPr>
-                <w:rFonts w:ascii="Google Sans Text" w:eastAsia="Times New Roman" w:hAnsi="Google Sans Text" w:cs="Times New Roman"/>
-                <w:color w:val="303030"/>
-                <w:szCs w:val="22"/>
-                <w:lang w:val="es-CL"/>
-              </w:rPr>
-              <w:t>dashboards</w:t>
-            </w:r>
-            <w:proofErr w:type="spellEnd"/>
-            <w:r>
-              <w:rPr>
-                <w:rFonts w:ascii="Google Sans Text" w:eastAsia="Times New Roman" w:hAnsi="Google Sans Text" w:cs="Times New Roman"/>
-                <w:color w:val="303030"/>
-                <w:szCs w:val="22"/>
-                <w:lang w:val="es-CL"/>
-              </w:rPr>
-              <w:t xml:space="preserve"> en Power BI</w:t>
+              <w:t xml:space="preserve"> Diseño de dashboards en Power BI</w:t>
             </w:r>
             <w:r>
               <w:rPr>
@@ -1503,27 +1570,7 @@
                 <w:szCs w:val="22"/>
                 <w:lang w:val="es-CL"/>
               </w:rPr>
-              <w:t xml:space="preserve"> (</w:t>
-            </w:r>
-            <w:proofErr w:type="spellStart"/>
-            <w:r>
-              <w:rPr>
-                <w:rFonts w:ascii="Google Sans Text" w:eastAsia="Times New Roman" w:hAnsi="Google Sans Text" w:cs="Times New Roman"/>
-                <w:color w:val="303030"/>
-                <w:szCs w:val="22"/>
-                <w:lang w:val="es-CL"/>
-              </w:rPr>
-              <w:t>On</w:t>
-            </w:r>
-            <w:proofErr w:type="spellEnd"/>
-            <w:r>
-              <w:rPr>
-                <w:rFonts w:ascii="Google Sans Text" w:eastAsia="Times New Roman" w:hAnsi="Google Sans Text" w:cs="Times New Roman"/>
-                <w:color w:val="303030"/>
-                <w:szCs w:val="22"/>
-                <w:lang w:val="es-CL"/>
-              </w:rPr>
-              <w:t>-premise y Cloud) para el monitoreo de proyectos de inversión y gestión de proveedores.</w:t>
+              <w:t xml:space="preserve"> (On-premise y Cloud) para el monitoreo de proyectos de inversión y gestión de proveedores.</w:t>
             </w:r>
           </w:p>
           <w:p>
@@ -2584,6 +2631,498 @@
     </w:p>
     <w:p>
       <w:pPr>
+        <w:spacing w:after="0" w:line="240" w:lineRule="auto"/>
+        <w:jc w:val="left"/>
+        <w:rPr>
+          <w:rFonts w:ascii="Gill Sans MT Bold" w:eastAsia="Gill Sans MT Bold" w:hAnsi="Gill Sans MT Bold" w:cs="Gill Sans MT Bold"/>
+          <w:b/>
+          <w:bCs/>
+          <w:color w:val="172187"/>
+          <w:sz w:val="36"/>
+          <w:szCs w:val="36"/>
+        </w:rPr>
+      </w:pPr>
+    </w:p>
+    <w:tbl>
+      <w:tblPr>
+        <w:tblW w:w="0" w:type="auto"/>
+        <w:tblInd w:w="-72" w:type="dxa"/>
+        <w:tblCellMar>
+          <w:left w:w="70" w:type="dxa"/>
+          <w:right w:w="70" w:type="dxa"/>
+        </w:tblCellMar>
+        <w:tblLook w:val="0000" w:firstRow="0" w:lastRow="0" w:firstColumn="0" w:lastColumn="0" w:noHBand="0" w:noVBand="0"/>
+      </w:tblPr>
+      <w:tblGrid>
+        <w:gridCol w:w="156"/>
+        <w:gridCol w:w="6862"/>
+        <w:gridCol w:w="2552"/>
+      </w:tblGrid>
+      <w:tr>
+        <w:trPr>
+          <w:trHeight w:val="549"/>
+        </w:trPr>
+        <w:tc>
+          <w:tcPr>
+            <w:tcW w:w="156" w:type="dxa"/>
+          </w:tcPr>
+          <w:p>
+            <w:pPr>
+              <w:spacing w:after="0" w:line="240" w:lineRule="auto"/>
+              <w:jc w:val="center"/>
+              <w:rPr>
+                <w:rFonts w:ascii="Times New Roman" w:eastAsia="Times New Roman" w:hAnsi="Times New Roman" w:cs="Times New Roman"/>
+                <w:b/>
+                <w:bCs/>
+                <w:sz w:val="24"/>
+                <w:szCs w:val="24"/>
+                <w:lang w:val="es-CL"/>
+              </w:rPr>
+            </w:pPr>
+          </w:p>
+        </w:tc>
+        <w:tc>
+          <w:tcPr>
+            <w:tcW w:w="6862" w:type="dxa"/>
+          </w:tcPr>
+          <w:p>
+            <w:pPr>
+              <w:spacing w:after="0" w:line="240" w:lineRule="auto"/>
+              <w:jc w:val="center"/>
+              <w:rPr>
+                <w:rFonts w:ascii="Times New Roman" w:eastAsia="Times New Roman" w:hAnsi="Times New Roman" w:cs="Times New Roman"/>
+                <w:b/>
+                <w:bCs/>
+                <w:szCs w:val="22"/>
+                <w:lang w:val="es-CL"/>
+              </w:rPr>
+            </w:pPr>
+            <w:r>
+              <w:rPr>
+                <w:rFonts w:ascii="Times New Roman" w:eastAsia="Times New Roman" w:hAnsi="Times New Roman" w:cs="Times New Roman"/>
+                <w:b/>
+                <w:bCs/>
+                <w:szCs w:val="22"/>
+                <w:lang w:val="es-CL"/>
+              </w:rPr>
+              <w:t>INGENIERÍA CIVIL EN INFORMÁTICA</w:t>
+            </w:r>
+            <w:r>
+              <w:rPr>
+                <w:rFonts w:ascii="Times New Roman" w:eastAsia="Times New Roman" w:hAnsi="Times New Roman" w:cs="Times New Roman"/>
+                <w:szCs w:val="22"/>
+                <w:lang w:val="es-CL"/>
+              </w:rPr>
+              <w:t xml:space="preserve"> </w:t>
+            </w:r>
+            <w:r>
+              <w:rPr>
+                <w:rFonts w:ascii="Times New Roman" w:eastAsia="Times New Roman" w:hAnsi="Times New Roman" w:cs="Times New Roman"/>
+                <w:szCs w:val="22"/>
+                <w:lang w:val="es-CL"/>
+              </w:rPr>
+              <w:t xml:space="preserve">                                                    </w:t>
+            </w:r>
+            <w:r>
+              <w:rPr>
+                <w:rFonts w:ascii="Times New Roman" w:eastAsia="Times New Roman" w:hAnsi="Times New Roman" w:cs="Times New Roman"/>
+                <w:b/>
+                <w:bCs/>
+                <w:szCs w:val="22"/>
+                <w:lang w:val="es-CL"/>
+              </w:rPr>
+              <w:t>Universidad Austral de Chile, Valdivia, Chile</w:t>
+            </w:r>
+            <w:r>
+              <w:rPr>
+                <w:rFonts w:ascii="Times New Roman" w:eastAsia="Times New Roman" w:hAnsi="Times New Roman" w:cs="Times New Roman"/>
+                <w:b/>
+                <w:bCs/>
+                <w:szCs w:val="22"/>
+                <w:lang w:val="es-CL"/>
+              </w:rPr>
+              <w:t xml:space="preserve">                  </w:t>
+            </w:r>
+            <w:hyperlink r:id="rId16" w:history="1">
+              <w:r>
+                <w:rPr>
+                  <w:rStyle w:val="Hipervnculo"/>
+                  <w:rFonts w:ascii="Times New Roman" w:eastAsia="Times New Roman" w:hAnsi="Times New Roman" w:cs="Times New Roman"/>
+                  <w:b/>
+                  <w:bCs/>
+                  <w:szCs w:val="22"/>
+                  <w:lang w:val="es-CL"/>
+                </w:rPr>
+                <w:t>Ver carrera</w:t>
+              </w:r>
+            </w:hyperlink>
+          </w:p>
+        </w:tc>
+        <w:tc>
+          <w:tcPr>
+            <w:tcW w:w="2552" w:type="dxa"/>
+          </w:tcPr>
+          <w:p>
+            <w:pPr>
+              <w:spacing w:after="0" w:line="240" w:lineRule="auto"/>
+              <w:jc w:val="center"/>
+              <w:rPr>
+                <w:rFonts w:ascii="Times New Roman" w:eastAsia="Times New Roman" w:hAnsi="Times New Roman" w:cs="Times New Roman"/>
+                <w:sz w:val="24"/>
+                <w:szCs w:val="24"/>
+                <w:lang w:val="es-CL"/>
+              </w:rPr>
+            </w:pPr>
+            <w:r>
+              <w:rPr>
+                <w:rFonts w:ascii="Times New Roman" w:eastAsia="Times New Roman" w:hAnsi="Times New Roman" w:cs="Times New Roman"/>
+                <w:sz w:val="24"/>
+                <w:szCs w:val="24"/>
+                <w:lang w:val="es-CL"/>
+              </w:rPr>
+              <w:t xml:space="preserve">      diciembre de</w:t>
+            </w:r>
+            <w:r>
+              <w:rPr>
+                <w:rFonts w:ascii="Times New Roman" w:eastAsia="Times New Roman" w:hAnsi="Times New Roman" w:cs="Times New Roman"/>
+                <w:sz w:val="24"/>
+                <w:szCs w:val="24"/>
+                <w:lang w:val="es-CL"/>
+              </w:rPr>
+              <w:t xml:space="preserve"> 199</w:t>
+            </w:r>
+            <w:r>
+              <w:rPr>
+                <w:rFonts w:ascii="Times New Roman" w:eastAsia="Times New Roman" w:hAnsi="Times New Roman" w:cs="Times New Roman"/>
+                <w:sz w:val="24"/>
+                <w:szCs w:val="24"/>
+                <w:lang w:val="es-CL"/>
+              </w:rPr>
+              <w:t>0</w:t>
+            </w:r>
+          </w:p>
+          <w:p>
+            <w:pPr>
+              <w:pStyle w:val="Sinespaciado"/>
+              <w:rPr>
+                <w:lang w:val="es-CL"/>
+              </w:rPr>
+            </w:pPr>
+          </w:p>
+        </w:tc>
+      </w:tr>
+      <w:tr>
+        <w:trPr>
+          <w:trHeight w:val="1700"/>
+        </w:trPr>
+        <w:tc>
+          <w:tcPr>
+            <w:tcW w:w="9570" w:type="dxa"/>
+            <w:gridSpan w:val="3"/>
+          </w:tcPr>
+          <w:p>
+            <w:pPr>
+              <w:spacing w:after="0" w:line="240" w:lineRule="auto"/>
+              <w:jc w:val="left"/>
+              <w:rPr>
+                <w:rFonts w:ascii="Times New Roman" w:eastAsia="Times New Roman" w:hAnsi="Times New Roman" w:cs="Times New Roman"/>
+                <w:sz w:val="24"/>
+                <w:szCs w:val="24"/>
+                <w:lang w:val="es-CL"/>
+              </w:rPr>
+            </w:pPr>
+            <w:r>
+              <w:rPr>
+                <w:rFonts w:ascii="Times New Roman" w:eastAsia="Times New Roman" w:hAnsi="Times New Roman" w:cs="Times New Roman"/>
+                <w:b/>
+                <w:bCs/>
+                <w:noProof/>
+                <w:szCs w:val="22"/>
+                <w:lang w:val="es-CL"/>
+              </w:rPr>
+              <w:drawing>
+                <wp:anchor distT="0" distB="0" distL="114300" distR="114300" simplePos="0" relativeHeight="251698176" behindDoc="1" locked="0" layoutInCell="1" allowOverlap="1" wp14:anchorId="596355D4" wp14:editId="52E09A87">
+                  <wp:simplePos x="0" y="0"/>
+                  <wp:positionH relativeFrom="column">
+                    <wp:posOffset>4553584</wp:posOffset>
+                  </wp:positionH>
+                  <wp:positionV relativeFrom="paragraph">
+                    <wp:posOffset>76835</wp:posOffset>
+                  </wp:positionV>
+                  <wp:extent cx="1236299" cy="819150"/>
+                  <wp:effectExtent l="0" t="0" r="0" b="0"/>
+                  <wp:wrapNone/>
+                  <wp:docPr id="1675261189" name="Imagen 10"/>
+                  <wp:cNvGraphicFramePr>
+                    <a:graphicFrameLocks xmlns:a="http://schemas.openxmlformats.org/drawingml/2006/main" noChangeAspect="1"/>
+                  </wp:cNvGraphicFramePr>
+                  <a:graphic xmlns:a="http://schemas.openxmlformats.org/drawingml/2006/main">
+                    <a:graphicData uri="http://schemas.openxmlformats.org/drawingml/2006/picture">
+                      <pic:pic xmlns:pic="http://schemas.openxmlformats.org/drawingml/2006/picture">
+                        <pic:nvPicPr>
+                          <pic:cNvPr id="1675261189" name="Imagen 1675261189"/>
+                          <pic:cNvPicPr/>
+                        </pic:nvPicPr>
+                        <pic:blipFill>
+                          <a:blip r:embed="rId17" cstate="print">
+                            <a:extLst>
+                              <a:ext uri="{28A0092B-C50C-407E-A947-70E740481C1C}">
+                                <a14:useLocalDpi xmlns:a14="http://schemas.microsoft.com/office/drawing/2010/main" val="0"/>
+                              </a:ext>
+                            </a:extLst>
+                          </a:blip>
+                          <a:stretch>
+                            <a:fillRect/>
+                          </a:stretch>
+                        </pic:blipFill>
+                        <pic:spPr>
+                          <a:xfrm>
+                            <a:off x="0" y="0"/>
+                            <a:ext cx="1242907" cy="823528"/>
+                          </a:xfrm>
+                          <a:prstGeom prst="rect">
+                            <a:avLst/>
+                          </a:prstGeom>
+                        </pic:spPr>
+                      </pic:pic>
+                    </a:graphicData>
+                  </a:graphic>
+                  <wp14:sizeRelH relativeFrom="margin">
+                    <wp14:pctWidth>0</wp14:pctWidth>
+                  </wp14:sizeRelH>
+                  <wp14:sizeRelV relativeFrom="margin">
+                    <wp14:pctHeight>0</wp14:pctHeight>
+                  </wp14:sizeRelV>
+                </wp:anchor>
+              </w:drawing>
+            </w:r>
+            <w:r>
+              <w:rPr>
+                <w:rFonts w:ascii="Times New Roman" w:eastAsia="Times New Roman" w:hAnsi="Times New Roman" w:cs="Times New Roman"/>
+                <w:i/>
+                <w:iCs/>
+                <w:sz w:val="24"/>
+                <w:szCs w:val="24"/>
+                <w:lang w:val="es-CL"/>
+              </w:rPr>
+              <w:t>Grado: Licenciado en Ciencias de la Ingeniería.</w:t>
+            </w:r>
+            <w:r>
+              <w:rPr>
+                <w:rFonts w:ascii="Times New Roman" w:eastAsia="Times New Roman" w:hAnsi="Times New Roman" w:cs="Times New Roman"/>
+                <w:sz w:val="24"/>
+                <w:szCs w:val="24"/>
+                <w:lang w:val="es-CL"/>
+              </w:rPr>
+              <w:t xml:space="preserve"> </w:t>
+            </w:r>
+            <w:r>
+              <w:rPr>
+                <w:rFonts w:ascii="Times New Roman" w:eastAsia="Times New Roman" w:hAnsi="Times New Roman" w:cs="Times New Roman"/>
+                <w:sz w:val="24"/>
+                <w:szCs w:val="24"/>
+                <w:lang w:val="es-CL"/>
+              </w:rPr>
+              <w:t xml:space="preserve">              </w:t>
+            </w:r>
+            <w:hyperlink r:id="rId18" w:history="1">
+              <w:r>
+                <w:rPr>
+                  <w:rStyle w:val="Hipervnculo"/>
+                  <w:rFonts w:ascii="Times New Roman" w:eastAsia="Times New Roman" w:hAnsi="Times New Roman" w:cs="Times New Roman"/>
+                  <w:sz w:val="24"/>
+                  <w:szCs w:val="24"/>
+                  <w:lang w:val="es-CL"/>
+                </w:rPr>
+                <w:t>Titu</w:t>
+              </w:r>
+              <w:r>
+                <w:rPr>
+                  <w:rStyle w:val="Hipervnculo"/>
+                  <w:rFonts w:ascii="Times New Roman" w:eastAsia="Times New Roman" w:hAnsi="Times New Roman" w:cs="Times New Roman"/>
+                  <w:sz w:val="24"/>
+                  <w:szCs w:val="24"/>
+                  <w:lang w:val="es-CL"/>
+                </w:rPr>
+                <w:t>l</w:t>
+              </w:r>
+              <w:r>
+                <w:rPr>
+                  <w:rStyle w:val="Hipervnculo"/>
+                  <w:rFonts w:ascii="Times New Roman" w:eastAsia="Times New Roman" w:hAnsi="Times New Roman" w:cs="Times New Roman"/>
+                  <w:sz w:val="24"/>
+                  <w:szCs w:val="24"/>
+                  <w:lang w:val="es-CL"/>
+                </w:rPr>
+                <w:t>o</w:t>
+              </w:r>
+            </w:hyperlink>
+          </w:p>
+          <w:p>
+            <w:pPr>
+              <w:spacing w:after="0" w:line="240" w:lineRule="auto"/>
+              <w:jc w:val="left"/>
+              <w:rPr>
+                <w:rFonts w:ascii="Times New Roman" w:eastAsia="Times New Roman" w:hAnsi="Times New Roman" w:cs="Times New Roman"/>
+                <w:sz w:val="24"/>
+                <w:szCs w:val="24"/>
+                <w:lang w:val="es-CL"/>
+              </w:rPr>
+            </w:pPr>
+            <w:r>
+              <w:rPr>
+                <w:rFonts w:ascii="Times New Roman" w:eastAsia="Times New Roman" w:hAnsi="Times New Roman" w:cs="Times New Roman"/>
+                <w:i/>
+                <w:iCs/>
+                <w:sz w:val="24"/>
+                <w:szCs w:val="24"/>
+                <w:lang w:val="es-CL"/>
+              </w:rPr>
+              <w:t>Foco académico:</w:t>
+            </w:r>
+          </w:p>
+          <w:p>
+            <w:pPr>
+              <w:pStyle w:val="Prrafodelista"/>
+              <w:numPr>
+                <w:ilvl w:val="0"/>
+                <w:numId w:val="16"/>
+              </w:numPr>
+              <w:spacing w:after="0" w:line="240" w:lineRule="auto"/>
+              <w:jc w:val="left"/>
+              <w:rPr>
+                <w:rFonts w:ascii="Google Sans Text" w:eastAsia="Times New Roman" w:hAnsi="Google Sans Text" w:cs="Times New Roman"/>
+                <w:color w:val="303030"/>
+                <w:sz w:val="21"/>
+                <w:szCs w:val="21"/>
+                <w:lang w:val="es-CL"/>
+              </w:rPr>
+            </w:pPr>
+            <w:r>
+              <w:rPr>
+                <w:rFonts w:ascii="Google Sans Text" w:eastAsia="Times New Roman" w:hAnsi="Google Sans Text" w:cs="Times New Roman"/>
+                <w:color w:val="303030"/>
+                <w:sz w:val="21"/>
+                <w:szCs w:val="21"/>
+                <w:lang w:val="es-CL"/>
+              </w:rPr>
+              <w:t>Soluciones TI: Diseño y gestión de arquitecturas.</w:t>
+            </w:r>
+          </w:p>
+          <w:p>
+            <w:pPr>
+              <w:pStyle w:val="Prrafodelista"/>
+              <w:numPr>
+                <w:ilvl w:val="0"/>
+                <w:numId w:val="16"/>
+              </w:numPr>
+              <w:spacing w:after="0" w:line="240" w:lineRule="auto"/>
+              <w:jc w:val="left"/>
+              <w:rPr>
+                <w:rFonts w:ascii="Google Sans Text" w:eastAsia="Times New Roman" w:hAnsi="Google Sans Text" w:cs="Times New Roman"/>
+                <w:color w:val="303030"/>
+                <w:sz w:val="21"/>
+                <w:szCs w:val="21"/>
+                <w:lang w:val="es-CL"/>
+              </w:rPr>
+            </w:pPr>
+            <w:r>
+              <w:rPr>
+                <w:rFonts w:ascii="Google Sans Text" w:eastAsia="Times New Roman" w:hAnsi="Google Sans Text" w:cs="Times New Roman"/>
+                <w:color w:val="303030"/>
+                <w:sz w:val="21"/>
+                <w:szCs w:val="21"/>
+                <w:lang w:val="es-CL"/>
+              </w:rPr>
+              <w:t>Software: Estándares de ingeniería escalables.</w:t>
+            </w:r>
+          </w:p>
+          <w:p>
+            <w:pPr>
+              <w:pStyle w:val="Prrafodelista"/>
+              <w:numPr>
+                <w:ilvl w:val="0"/>
+                <w:numId w:val="16"/>
+              </w:numPr>
+              <w:spacing w:after="0" w:line="240" w:lineRule="auto"/>
+              <w:jc w:val="left"/>
+              <w:rPr>
+                <w:rFonts w:ascii="Google Sans Text" w:eastAsia="Times New Roman" w:hAnsi="Google Sans Text" w:cs="Times New Roman"/>
+                <w:color w:val="303030"/>
+                <w:sz w:val="21"/>
+                <w:szCs w:val="21"/>
+                <w:lang w:val="es-CL"/>
+              </w:rPr>
+            </w:pPr>
+            <w:r>
+              <w:rPr>
+                <w:rFonts w:ascii="Google Sans Text" w:eastAsia="Times New Roman" w:hAnsi="Google Sans Text" w:cs="Times New Roman"/>
+                <w:color w:val="303030"/>
+                <w:sz w:val="21"/>
+                <w:szCs w:val="21"/>
+                <w:lang w:val="es-CL"/>
+              </w:rPr>
+              <w:t>IA: Sistemas inteligentes y analítica.</w:t>
+            </w:r>
+            <w:r>
+              <w:rPr>
+                <w:rFonts w:ascii="Google Sans Text" w:eastAsia="Times New Roman" w:hAnsi="Google Sans Text" w:cs="Times New Roman"/>
+                <w:noProof/>
+                <w:color w:val="303030"/>
+                <w:sz w:val="21"/>
+                <w:szCs w:val="21"/>
+                <w:lang w:val="es-CL"/>
+              </w:rPr>
+              <w:t xml:space="preserve"> </w:t>
+            </w:r>
+          </w:p>
+          <w:p>
+            <w:pPr>
+              <w:pStyle w:val="Prrafodelista"/>
+              <w:numPr>
+                <w:ilvl w:val="0"/>
+                <w:numId w:val="16"/>
+              </w:numPr>
+              <w:spacing w:after="0" w:line="240" w:lineRule="auto"/>
+              <w:jc w:val="left"/>
+              <w:rPr>
+                <w:rFonts w:ascii="Google Sans Text" w:eastAsia="Times New Roman" w:hAnsi="Google Sans Text" w:cs="Times New Roman"/>
+                <w:color w:val="303030"/>
+                <w:sz w:val="21"/>
+                <w:szCs w:val="21"/>
+                <w:lang w:val="es-CL"/>
+              </w:rPr>
+            </w:pPr>
+            <w:r>
+              <w:rPr>
+                <w:rFonts w:ascii="Google Sans Text" w:eastAsia="Times New Roman" w:hAnsi="Google Sans Text" w:cs="Times New Roman"/>
+                <w:color w:val="303030"/>
+                <w:sz w:val="21"/>
+                <w:szCs w:val="21"/>
+                <w:lang w:val="es-CL"/>
+              </w:rPr>
+              <w:t>TIC: Transformación digital y procesos.</w:t>
+            </w:r>
+          </w:p>
+          <w:p>
+            <w:pPr>
+              <w:spacing w:after="0" w:line="240" w:lineRule="auto"/>
+              <w:jc w:val="left"/>
+              <w:rPr>
+                <w:rFonts w:ascii="Times New Roman" w:eastAsia="Times New Roman" w:hAnsi="Times New Roman" w:cs="Times New Roman"/>
+                <w:b/>
+                <w:bCs/>
+                <w:sz w:val="24"/>
+                <w:szCs w:val="24"/>
+                <w:lang w:val="es-CL"/>
+              </w:rPr>
+            </w:pPr>
+          </w:p>
+        </w:tc>
+      </w:tr>
+    </w:tbl>
+    <w:p>
+      <w:pPr>
         <w:pStyle w:val="Sinespaciado"/>
         <w:rPr>
           <w:lang w:val="es-CL"/>
@@ -2710,7 +3249,7 @@
               </w:rPr>
               <w:t xml:space="preserve">     </w:t>
             </w:r>
-            <w:hyperlink r:id="rId16" w:history="1">
+            <w:hyperlink r:id="rId19" w:history="1">
               <w:r>
                 <w:rPr>
                   <w:rStyle w:val="Hipervnculo"/>
@@ -2824,6 +3363,68 @@
               </w:rPr>
               <w:t>Foco académico:</w:t>
             </w:r>
+            <w:r>
+              <w:rPr>
+                <w:rFonts w:ascii="Google Sans Text" w:eastAsia="Times New Roman" w:hAnsi="Google Sans Text" w:cs="Times New Roman"/>
+                <w:color w:val="303030"/>
+                <w:sz w:val="21"/>
+                <w:szCs w:val="21"/>
+                <w:lang w:val="es-CL"/>
+              </w:rPr>
+              <w:t xml:space="preserve"> </w:t>
+            </w:r>
+            <w:r>
+              <w:rPr>
+                <w:rFonts w:ascii="Google Sans Text" w:eastAsia="Times New Roman" w:hAnsi="Google Sans Text" w:cs="Times New Roman"/>
+                <w:color w:val="303030"/>
+                <w:sz w:val="21"/>
+                <w:szCs w:val="21"/>
+                <w:lang w:val="es-CL"/>
+              </w:rPr>
+              <w:t>.</w:t>
+            </w:r>
+            <w:r>
+              <w:rPr>
+                <w:rFonts w:ascii="Google Sans Text" w:eastAsia="Times New Roman" w:hAnsi="Google Sans Text" w:cs="Times New Roman"/>
+                <w:color w:val="303030"/>
+                <w:sz w:val="21"/>
+                <w:szCs w:val="21"/>
+                <w:lang w:val="es-CL"/>
+              </w:rPr>
+              <w:t xml:space="preserve"> </w:t>
+            </w:r>
+            <w:r>
+              <w:rPr>
+                <w:rFonts w:ascii="Google Sans Text" w:eastAsia="Times New Roman" w:hAnsi="Google Sans Text" w:cs="Times New Roman"/>
+                <w:color w:val="303030"/>
+                <w:sz w:val="21"/>
+                <w:szCs w:val="21"/>
+                <w:lang w:val="es-CL"/>
+              </w:rPr>
+              <w:t xml:space="preserve">                                                                            </w:t>
+            </w:r>
+            <w:r>
+              <w:rPr>
+                <w:rFonts w:ascii="Google Sans Text" w:eastAsia="Times New Roman" w:hAnsi="Google Sans Text" w:cs="Times New Roman"/>
+                <w:color w:val="303030"/>
+                <w:sz w:val="21"/>
+                <w:szCs w:val="21"/>
+                <w:lang w:val="es-CL"/>
+              </w:rPr>
+              <w:t xml:space="preserve"> </w:t>
+            </w:r>
+            <w:hyperlink r:id="rId20" w:history="1">
+              <w:r>
+                <w:rPr>
+                  <w:rStyle w:val="Hipervnculo"/>
+                  <w:rFonts w:ascii="Google Sans Text" w:eastAsia="Times New Roman" w:hAnsi="Google Sans Text" w:cs="Times New Roman"/>
+                  <w:sz w:val="21"/>
+                  <w:szCs w:val="21"/>
+                  <w:lang w:val="es-CL"/>
+                </w:rPr>
+                <w:t>Grado Magister</w:t>
+              </w:r>
+            </w:hyperlink>
           </w:p>
           <w:p>
             <w:pPr>
@@ -2870,7 +3471,7 @@
                           <pic:cNvPicPr/>
                         </pic:nvPicPr>
                         <pic:blipFill>
-                          <a:blip r:embed="rId17" cstate="print">
+                          <a:blip r:embed="rId21" cstate="print">
                             <a:extLst>
                               <a:ext uri="{28A0092B-C50C-407E-A947-70E740481C1C}">
                                 <a14:useLocalDpi xmlns:a14="http://schemas.microsoft.com/office/drawing/2010/main" val="0"/>
@@ -2913,7 +3514,17 @@
                 <w:szCs w:val="21"/>
                 <w:lang w:val="es-CL"/>
               </w:rPr>
-              <w:t>Visión Analítica: Diagnóstico y soluciones holísticas.</w:t>
+              <w:t>Visión Analítica: Diagnóstico y soluciones holísticas</w:t>
+            </w:r>
+            <w:r>
+              <w:rPr>
+                <w:rFonts w:ascii="Google Sans Text" w:eastAsia="Times New Roman" w:hAnsi="Google Sans Text" w:cs="Times New Roman"/>
+                <w:color w:val="303030"/>
+                <w:sz w:val="21"/>
+                <w:szCs w:val="21"/>
+                <w:lang w:val="es-CL"/>
+              </w:rPr>
+              <w:t xml:space="preserve"> </w:t>
             </w:r>
           </w:p>
           <w:p>
@@ -2998,447 +3609,6 @@
                 <w:lang w:val="es-CL"/>
               </w:rPr>
               <w:t>Modelamiento TIC: Digitalización de oportunidades.</w:t>
-            </w:r>
-          </w:p>
-          <w:p>
-            <w:pPr>
-              <w:spacing w:after="0" w:line="240" w:lineRule="auto"/>
-              <w:jc w:val="left"/>
-              <w:rPr>
-                <w:rFonts w:ascii="Times New Roman" w:eastAsia="Times New Roman" w:hAnsi="Times New Roman" w:cs="Times New Roman"/>
-                <w:b/>
-                <w:bCs/>
-                <w:sz w:val="24"/>
-                <w:szCs w:val="24"/>
-                <w:lang w:val="es-CL"/>
-              </w:rPr>
-            </w:pPr>
-          </w:p>
-        </w:tc>
-      </w:tr>
-      <w:tr>
-        <w:tblPrEx>
-          <w:tblBorders>
-            <w:top w:val="none" w:sz="0" w:space="0" w:color="auto"/>
-          </w:tblBorders>
-        </w:tblPrEx>
-        <w:trPr>
-          <w:trHeight w:val="549"/>
-        </w:trPr>
-        <w:tc>
-          <w:tcPr>
-            <w:tcW w:w="156" w:type="dxa"/>
-          </w:tcPr>
-          <w:p>
-            <w:pPr>
-              <w:spacing w:after="0" w:line="240" w:lineRule="auto"/>
-              <w:jc w:val="center"/>
-              <w:rPr>
-                <w:rFonts w:ascii="Times New Roman" w:eastAsia="Times New Roman" w:hAnsi="Times New Roman" w:cs="Times New Roman"/>
-                <w:b/>
-                <w:bCs/>
-                <w:sz w:val="24"/>
-                <w:szCs w:val="24"/>
-                <w:lang w:val="es-CL"/>
-              </w:rPr>
-            </w:pPr>
-          </w:p>
-        </w:tc>
-        <w:tc>
-          <w:tcPr>
-            <w:tcW w:w="6862" w:type="dxa"/>
-            <w:gridSpan w:val="3"/>
-          </w:tcPr>
-          <w:p>
-            <w:pPr>
-              <w:spacing w:after="0" w:line="240" w:lineRule="auto"/>
-              <w:jc w:val="center"/>
-              <w:rPr>
-                <w:rFonts w:ascii="Times New Roman" w:eastAsia="Times New Roman" w:hAnsi="Times New Roman" w:cs="Times New Roman"/>
-                <w:b/>
-                <w:bCs/>
-                <w:szCs w:val="22"/>
-                <w:lang w:val="es-CL"/>
-              </w:rPr>
-            </w:pPr>
-            <w:r>
-              <w:rPr>
-                <w:rFonts w:ascii="Times New Roman" w:eastAsia="Times New Roman" w:hAnsi="Times New Roman" w:cs="Times New Roman"/>
-                <w:b/>
-                <w:bCs/>
-                <w:szCs w:val="22"/>
-                <w:lang w:val="es-CL"/>
-              </w:rPr>
-              <w:t>INGENIERÍA CIVIL EN INFORMÁTICA</w:t>
-            </w:r>
-            <w:r>
-              <w:rPr>
-                <w:rFonts w:ascii="Times New Roman" w:eastAsia="Times New Roman" w:hAnsi="Times New Roman" w:cs="Times New Roman"/>
-                <w:szCs w:val="22"/>
-                <w:lang w:val="es-CL"/>
-              </w:rPr>
-              <w:t xml:space="preserve"> </w:t>
-            </w:r>
-            <w:r>
-              <w:rPr>
-                <w:rFonts w:ascii="Times New Roman" w:eastAsia="Times New Roman" w:hAnsi="Times New Roman" w:cs="Times New Roman"/>
-                <w:szCs w:val="22"/>
-                <w:lang w:val="es-CL"/>
-              </w:rPr>
-              <w:t xml:space="preserve">                                                    </w:t>
-            </w:r>
-            <w:r>
-              <w:rPr>
-                <w:rFonts w:ascii="Times New Roman" w:eastAsia="Times New Roman" w:hAnsi="Times New Roman" w:cs="Times New Roman"/>
-                <w:b/>
-                <w:bCs/>
-                <w:szCs w:val="22"/>
-                <w:lang w:val="es-CL"/>
-              </w:rPr>
-              <w:t>Universidad Austral de Chile, Valdivia, Chile</w:t>
-            </w:r>
-            <w:r>
-              <w:rPr>
-                <w:rFonts w:ascii="Times New Roman" w:eastAsia="Times New Roman" w:hAnsi="Times New Roman" w:cs="Times New Roman"/>
-                <w:b/>
-                <w:bCs/>
-                <w:szCs w:val="22"/>
-                <w:lang w:val="es-CL"/>
-              </w:rPr>
-              <w:t xml:space="preserve">                  </w:t>
-            </w:r>
-            <w:hyperlink r:id="rId18" w:history="1">
-              <w:r>
-                <w:rPr>
-                  <w:rStyle w:val="Hipervnculo"/>
-                  <w:rFonts w:ascii="Times New Roman" w:eastAsia="Times New Roman" w:hAnsi="Times New Roman" w:cs="Times New Roman"/>
-                  <w:b/>
-                  <w:bCs/>
-                  <w:szCs w:val="22"/>
-                  <w:lang w:val="es-CL"/>
-                </w:rPr>
-                <w:t>Ver carrera</w:t>
-              </w:r>
-            </w:hyperlink>
-          </w:p>
-        </w:tc>
-        <w:tc>
-          <w:tcPr>
-            <w:tcW w:w="2552" w:type="dxa"/>
-          </w:tcPr>
-          <w:p>
-            <w:pPr>
-              <w:spacing w:after="0" w:line="240" w:lineRule="auto"/>
-              <w:jc w:val="center"/>
-              <w:rPr>
-                <w:rFonts w:ascii="Times New Roman" w:eastAsia="Times New Roman" w:hAnsi="Times New Roman" w:cs="Times New Roman"/>
-                <w:sz w:val="24"/>
-                <w:szCs w:val="24"/>
-                <w:lang w:val="es-CL"/>
-              </w:rPr>
-            </w:pPr>
-            <w:r>
-              <w:rPr>
-                <w:rFonts w:ascii="Times New Roman" w:eastAsia="Times New Roman" w:hAnsi="Times New Roman" w:cs="Times New Roman"/>
-                <w:sz w:val="24"/>
-                <w:szCs w:val="24"/>
-                <w:lang w:val="es-CL"/>
-              </w:rPr>
-              <w:t xml:space="preserve">      </w:t>
-            </w:r>
-            <w:r>
-              <w:rPr>
-                <w:rFonts w:ascii="Times New Roman" w:eastAsia="Times New Roman" w:hAnsi="Times New Roman" w:cs="Times New Roman"/>
-                <w:sz w:val="24"/>
-                <w:szCs w:val="24"/>
-                <w:lang w:val="es-CL"/>
-              </w:rPr>
-              <w:t>diciembre de</w:t>
-            </w:r>
-            <w:r>
-              <w:rPr>
-                <w:rFonts w:ascii="Times New Roman" w:eastAsia="Times New Roman" w:hAnsi="Times New Roman" w:cs="Times New Roman"/>
-                <w:sz w:val="24"/>
-                <w:szCs w:val="24"/>
-                <w:lang w:val="es-CL"/>
-              </w:rPr>
-              <w:t xml:space="preserve"> 199</w:t>
-            </w:r>
-            <w:r>
-              <w:rPr>
-                <w:rFonts w:ascii="Times New Roman" w:eastAsia="Times New Roman" w:hAnsi="Times New Roman" w:cs="Times New Roman"/>
-                <w:sz w:val="24"/>
-                <w:szCs w:val="24"/>
-                <w:lang w:val="es-CL"/>
-              </w:rPr>
-              <w:t>0</w:t>
-            </w:r>
-          </w:p>
-          <w:p>
-            <w:pPr>
-              <w:pStyle w:val="Sinespaciado"/>
-              <w:rPr>
-                <w:lang w:val="es-CL"/>
-              </w:rPr>
-            </w:pPr>
-          </w:p>
-        </w:tc>
-      </w:tr>
-      <w:tr>
-        <w:tblPrEx>
-          <w:tblBorders>
-            <w:top w:val="none" w:sz="0" w:space="0" w:color="auto"/>
-          </w:tblBorders>
-        </w:tblPrEx>
-        <w:trPr>
-          <w:trHeight w:val="1700"/>
-        </w:trPr>
-        <w:tc>
-          <w:tcPr>
-            <w:tcW w:w="9570" w:type="dxa"/>
-            <w:gridSpan w:val="5"/>
-          </w:tcPr>
-          <w:p>
-            <w:pPr>
-              <w:spacing w:after="0" w:line="240" w:lineRule="auto"/>
-              <w:jc w:val="left"/>
-              <w:rPr>
-                <w:rFonts w:ascii="Times New Roman" w:eastAsia="Times New Roman" w:hAnsi="Times New Roman" w:cs="Times New Roman"/>
-                <w:sz w:val="24"/>
-                <w:szCs w:val="24"/>
-                <w:lang w:val="es-CL"/>
-              </w:rPr>
-            </w:pPr>
-            <w:r>
-              <w:rPr>
-                <w:rFonts w:ascii="Times New Roman" w:eastAsia="Times New Roman" w:hAnsi="Times New Roman" w:cs="Times New Roman"/>
-                <w:b/>
-                <w:bCs/>
-                <w:noProof/>
-                <w:szCs w:val="22"/>
-                <w:lang w:val="es-CL"/>
-              </w:rPr>
-              <w:drawing>
-                <wp:anchor distT="0" distB="0" distL="114300" distR="114300" simplePos="0" relativeHeight="251692032" behindDoc="1" locked="0" layoutInCell="1" allowOverlap="1" wp14:anchorId="5FC4A0AE" wp14:editId="0214CB32">
-                  <wp:simplePos x="0" y="0"/>
-                  <wp:positionH relativeFrom="column">
-                    <wp:posOffset>4553584</wp:posOffset>
-                  </wp:positionH>
-                  <wp:positionV relativeFrom="paragraph">
-                    <wp:posOffset>76835</wp:posOffset>
-                  </wp:positionV>
-                  <wp:extent cx="1236299" cy="819150"/>
-                  <wp:effectExtent l="0" t="0" r="0" b="0"/>
-                  <wp:wrapNone/>
-                  <wp:docPr id="1675261189" name="Imagen 10"/>
-                  <wp:cNvGraphicFramePr>
-                    <a:graphicFrameLocks xmlns:a="http://schemas.openxmlformats.org/drawingml/2006/main" noChangeAspect="1"/>
-                  </wp:cNvGraphicFramePr>
-                  <a:graphic xmlns:a="http://schemas.openxmlformats.org/drawingml/2006/main">
-                    <a:graphicData uri="http://schemas.openxmlformats.org/drawingml/2006/picture">
-                      <pic:pic xmlns:pic="http://schemas.openxmlformats.org/drawingml/2006/picture">
-                        <pic:nvPicPr>
-                          <pic:cNvPr id="1675261189" name="Imagen 1675261189"/>
-                          <pic:cNvPicPr/>
-                        </pic:nvPicPr>
-                        <pic:blipFill>
-                          <a:blip r:embed="rId19" cstate="print">
-                            <a:extLst>
-                              <a:ext uri="{28A0092B-C50C-407E-A947-70E740481C1C}">
-                                <a14:useLocalDpi xmlns:a14="http://schemas.microsoft.com/office/drawing/2010/main" val="0"/>
-                              </a:ext>
-                            </a:extLst>
-                          </a:blip>
-                          <a:stretch>
-                            <a:fillRect/>
-                          </a:stretch>
-                        </pic:blipFill>
-                        <pic:spPr>
-                          <a:xfrm>
-                            <a:off x="0" y="0"/>
-                            <a:ext cx="1242907" cy="823528"/>
-                          </a:xfrm>
-                          <a:prstGeom prst="rect">
-                            <a:avLst/>
-                          </a:prstGeom>
-                        </pic:spPr>
-                      </pic:pic>
-                    </a:graphicData>
-                  </a:graphic>
-                  <wp14:sizeRelH relativeFrom="margin">
-                    <wp14:pctWidth>0</wp14:pctWidth>
-                  </wp14:sizeRelH>
-                  <wp14:sizeRelV relativeFrom="margin">
-                    <wp14:pctHeight>0</wp14:pctHeight>
-                  </wp14:sizeRelV>
-                </wp:anchor>
-              </w:drawing>
-            </w:r>
-            <w:r>
-              <w:rPr>
-                <w:rFonts w:ascii="Times New Roman" w:eastAsia="Times New Roman" w:hAnsi="Times New Roman" w:cs="Times New Roman"/>
-                <w:i/>
-                <w:iCs/>
-                <w:sz w:val="24"/>
-                <w:szCs w:val="24"/>
-                <w:lang w:val="es-CL"/>
-              </w:rPr>
-              <w:t>Grado: Licenciado en Ciencias de la Ingeniería.</w:t>
-            </w:r>
-            <w:r>
-              <w:rPr>
-                <w:rFonts w:ascii="Times New Roman" w:eastAsia="Times New Roman" w:hAnsi="Times New Roman" w:cs="Times New Roman"/>
-                <w:sz w:val="24"/>
-                <w:szCs w:val="24"/>
-                <w:lang w:val="es-CL"/>
-              </w:rPr>
-              <w:t xml:space="preserve"> </w:t>
-            </w:r>
-          </w:p>
-          <w:p>
-            <w:pPr>
-              <w:spacing w:after="0" w:line="240" w:lineRule="auto"/>
-              <w:jc w:val="left"/>
-              <w:rPr>
-                <w:rFonts w:ascii="Times New Roman" w:eastAsia="Times New Roman" w:hAnsi="Times New Roman" w:cs="Times New Roman"/>
-                <w:sz w:val="24"/>
-                <w:szCs w:val="24"/>
-                <w:lang w:val="es-CL"/>
-              </w:rPr>
-            </w:pPr>
-            <w:r>
-              <w:rPr>
-                <w:rFonts w:ascii="Times New Roman" w:eastAsia="Times New Roman" w:hAnsi="Times New Roman" w:cs="Times New Roman"/>
-                <w:i/>
-                <w:iCs/>
-                <w:sz w:val="24"/>
-                <w:szCs w:val="24"/>
-                <w:lang w:val="es-CL"/>
-              </w:rPr>
-              <w:t>Foco académico:</w:t>
-            </w:r>
-          </w:p>
-          <w:p>
-            <w:pPr>
-              <w:pStyle w:val="Prrafodelista"/>
-              <w:numPr>
-                <w:ilvl w:val="0"/>
-                <w:numId w:val="16"/>
-              </w:numPr>
-              <w:spacing w:after="0" w:line="240" w:lineRule="auto"/>
-              <w:jc w:val="left"/>
-              <w:rPr>
-                <w:rFonts w:ascii="Google Sans Text" w:eastAsia="Times New Roman" w:hAnsi="Google Sans Text" w:cs="Times New Roman"/>
-                <w:color w:val="303030"/>
-                <w:sz w:val="21"/>
-                <w:szCs w:val="21"/>
-                <w:lang w:val="es-CL"/>
-              </w:rPr>
-            </w:pPr>
-            <w:r>
-              <w:rPr>
-                <w:rFonts w:ascii="Google Sans Text" w:eastAsia="Times New Roman" w:hAnsi="Google Sans Text" w:cs="Times New Roman"/>
-                <w:color w:val="303030"/>
-                <w:sz w:val="21"/>
-                <w:szCs w:val="21"/>
-                <w:lang w:val="es-CL"/>
-              </w:rPr>
-              <w:t>Soluciones TI: Diseño y gestión de arquitecturas.</w:t>
-            </w:r>
-          </w:p>
-          <w:p>
-            <w:pPr>
-              <w:pStyle w:val="Prrafodelista"/>
-              <w:numPr>
-                <w:ilvl w:val="0"/>
-                <w:numId w:val="16"/>
-              </w:numPr>
-              <w:spacing w:after="0" w:line="240" w:lineRule="auto"/>
-              <w:jc w:val="left"/>
-              <w:rPr>
-                <w:rFonts w:ascii="Google Sans Text" w:eastAsia="Times New Roman" w:hAnsi="Google Sans Text" w:cs="Times New Roman"/>
-                <w:color w:val="303030"/>
-                <w:sz w:val="21"/>
-                <w:szCs w:val="21"/>
-                <w:lang w:val="es-CL"/>
-              </w:rPr>
-            </w:pPr>
-            <w:r>
-              <w:rPr>
-                <w:rFonts w:ascii="Google Sans Text" w:eastAsia="Times New Roman" w:hAnsi="Google Sans Text" w:cs="Times New Roman"/>
-                <w:color w:val="303030"/>
-                <w:sz w:val="21"/>
-                <w:szCs w:val="21"/>
-                <w:lang w:val="es-CL"/>
-              </w:rPr>
-              <w:t>Software: Estándares de ingeniería escalables.</w:t>
-            </w:r>
-          </w:p>
-          <w:p>
-            <w:pPr>
-              <w:pStyle w:val="Prrafodelista"/>
-              <w:numPr>
-                <w:ilvl w:val="0"/>
-                <w:numId w:val="16"/>
-              </w:numPr>
-              <w:spacing w:after="0" w:line="240" w:lineRule="auto"/>
-              <w:jc w:val="left"/>
-              <w:rPr>
-                <w:rFonts w:ascii="Google Sans Text" w:eastAsia="Times New Roman" w:hAnsi="Google Sans Text" w:cs="Times New Roman"/>
-                <w:color w:val="303030"/>
-                <w:sz w:val="21"/>
-                <w:szCs w:val="21"/>
-                <w:lang w:val="es-CL"/>
-              </w:rPr>
-            </w:pPr>
-            <w:r>
-              <w:rPr>
-                <w:rFonts w:ascii="Google Sans Text" w:eastAsia="Times New Roman" w:hAnsi="Google Sans Text" w:cs="Times New Roman"/>
-                <w:color w:val="303030"/>
-                <w:sz w:val="21"/>
-                <w:szCs w:val="21"/>
-                <w:lang w:val="es-CL"/>
-              </w:rPr>
-              <w:t>IA: Sistemas inteligentes y analítica.</w:t>
-            </w:r>
-            <w:r>
-              <w:rPr>
-                <w:rFonts w:ascii="Google Sans Text" w:eastAsia="Times New Roman" w:hAnsi="Google Sans Text" w:cs="Times New Roman"/>
-                <w:noProof/>
-                <w:color w:val="303030"/>
-                <w:sz w:val="21"/>
-                <w:szCs w:val="21"/>
-                <w:lang w:val="es-CL"/>
-              </w:rPr>
-              <w:t xml:space="preserve"> </w:t>
-            </w:r>
-          </w:p>
-          <w:p>
-            <w:pPr>
-              <w:pStyle w:val="Prrafodelista"/>
-              <w:numPr>
-                <w:ilvl w:val="0"/>
-                <w:numId w:val="16"/>
-              </w:numPr>
-              <w:spacing w:after="0" w:line="240" w:lineRule="auto"/>
-              <w:jc w:val="left"/>
-              <w:rPr>
-                <w:rFonts w:ascii="Google Sans Text" w:eastAsia="Times New Roman" w:hAnsi="Google Sans Text" w:cs="Times New Roman"/>
-                <w:color w:val="303030"/>
-                <w:sz w:val="21"/>
-                <w:szCs w:val="21"/>
-                <w:lang w:val="es-CL"/>
-              </w:rPr>
-            </w:pPr>
-            <w:r>
-              <w:rPr>
-                <w:rFonts w:ascii="Google Sans Text" w:eastAsia="Times New Roman" w:hAnsi="Google Sans Text" w:cs="Times New Roman"/>
-                <w:color w:val="303030"/>
-                <w:sz w:val="21"/>
-                <w:szCs w:val="21"/>
-                <w:lang w:val="es-CL"/>
-              </w:rPr>
-              <w:t>TIC: Transformación digital y procesos.</w:t>
             </w:r>
           </w:p>
           <w:p>
@@ -3558,7 +3728,7 @@
               </w:rPr>
               <w:t xml:space="preserve">                       </w:t>
             </w:r>
-            <w:hyperlink r:id="rId20" w:history="1">
+            <w:hyperlink r:id="rId22" w:history="1">
               <w:r>
                 <w:rPr>
                   <w:rStyle w:val="Hipervnculo"/>
@@ -3704,7 +3874,7 @@
                           <pic:cNvPicPr/>
                         </pic:nvPicPr>
                         <pic:blipFill>
-                          <a:blip r:embed="rId21">
+                          <a:blip r:embed="rId23">
                             <a:extLst>
                               <a:ext uri="{28A0092B-C50C-407E-A947-70E740481C1C}">
                                 <a14:useLocalDpi xmlns:a14="http://schemas.microsoft.com/office/drawing/2010/main" val="0"/>
@@ -3896,29 +4066,6 @@
               <w:spacing w:after="0" w:line="240" w:lineRule="auto"/>
               <w:jc w:val="left"/>
               <w:rPr>
-                <w:rFonts w:ascii="Google Sans Text" w:eastAsia="Times New Roman" w:hAnsi="Google Sans Text" w:cs="Times New Roman"/>
-                <w:color w:val="303030"/>
-                <w:sz w:val="21"/>
-                <w:szCs w:val="21"/>
-                <w:lang w:val="es-CL"/>
-              </w:rPr>
-            </w:pPr>
-            <w:r>
-              <w:rPr>
-                <w:rFonts w:ascii="Google Sans Text" w:eastAsia="Times New Roman" w:hAnsi="Google Sans Text" w:cs="Times New Roman"/>
-                <w:color w:val="303030"/>
-                <w:sz w:val="21"/>
-                <w:szCs w:val="21"/>
-                <w:lang w:val="es-CL"/>
-              </w:rPr>
-              <w:t>Gestión Educativa: Optimización de recursos mediante IA.</w:t>
-            </w:r>
-          </w:p>
-          <w:p>
-            <w:pPr>
-              <w:spacing w:after="0" w:line="240" w:lineRule="auto"/>
-              <w:jc w:val="left"/>
-              <w:rPr>
                 <w:rFonts w:ascii="Times New Roman" w:eastAsia="Times New Roman" w:hAnsi="Times New Roman" w:cs="Times New Roman"/>
                 <w:b/>
                 <w:bCs/>
@@ -3927,451 +4074,443 @@
                 <w:lang w:val="es-CL"/>
               </w:rPr>
             </w:pPr>
+            <w:r>
+              <w:rPr>
+                <w:rFonts w:ascii="Google Sans Text" w:eastAsia="Times New Roman" w:hAnsi="Google Sans Text" w:cs="Times New Roman"/>
+                <w:color w:val="303030"/>
+                <w:sz w:val="21"/>
+                <w:szCs w:val="21"/>
+                <w:lang w:val="es-CL"/>
+              </w:rPr>
+              <w:t>Gestión Educativa: Optimización de recursos mediante IA.</w:t>
+            </w:r>
           </w:p>
         </w:tc>
       </w:tr>
+    </w:tbl>
+    <w:p>
+      <w:pPr>
+        <w:pStyle w:val="Sinespaciado"/>
+      </w:pPr>
+    </w:p>
+    <w:p>
+      <w:pPr>
+        <w:pStyle w:val="Sinespaciado"/>
+      </w:pPr>
+    </w:p>
+    <w:tbl>
+      <w:tblPr>
+        <w:tblW w:w="0" w:type="auto"/>
+        <w:tblInd w:w="-72" w:type="dxa"/>
+        <w:tblCellMar>
+          <w:left w:w="70" w:type="dxa"/>
+          <w:right w:w="70" w:type="dxa"/>
+        </w:tblCellMar>
+        <w:tblLook w:val="0000" w:firstRow="0" w:lastRow="0" w:firstColumn="0" w:lastColumn="0" w:noHBand="0" w:noVBand="0"/>
+      </w:tblPr>
+      <w:tblGrid>
+        <w:gridCol w:w="263"/>
+        <w:gridCol w:w="6472"/>
+        <w:gridCol w:w="2835"/>
+      </w:tblGrid>
       <w:tr>
-        <w:tblPrEx>
-          <w:tblBorders>
-            <w:left w:val="single" w:sz="4" w:space="0" w:color="auto"/>
-            <w:bottom w:val="single" w:sz="4" w:space="0" w:color="auto"/>
-            <w:right w:val="single" w:sz="4" w:space="0" w:color="auto"/>
-            <w:insideH w:val="single" w:sz="4" w:space="0" w:color="auto"/>
-            <w:insideV w:val="single" w:sz="4" w:space="0" w:color="auto"/>
-          </w:tblBorders>
-        </w:tblPrEx>
         <w:trPr>
           <w:trHeight w:val="98"/>
         </w:trPr>
         <w:tc>
           <w:tcPr>
             <w:tcW w:w="263" w:type="dxa"/>
-            <w:gridSpan w:val="2"/>
-            <w:tcBorders>
-              <w:top w:val="nil"/>
-              <w:left w:val="nil"/>
-              <w:bottom w:val="nil"/>
-              <w:right w:val="nil"/>
-            </w:tcBorders>
           </w:tcPr>
           <w:p>
             <w:pPr>
+              <w:tabs>
+                <w:tab w:val="left" w:pos="-501"/>
+              </w:tabs>
               <w:spacing w:after="0" w:line="240" w:lineRule="auto"/>
-              <w:jc w:val="left"/>
-              <w:rPr>
-                <w:rFonts w:ascii="Gill Sans MT Bold" w:eastAsia="Gill Sans MT Bold" w:hAnsi="Gill Sans MT Bold" w:cs="Gill Sans MT Bold"/>
+              <w:ind w:left="-360" w:hanging="501"/>
+              <w:jc w:val="center"/>
+              <w:rPr>
+                <w:rFonts w:ascii="Times New Roman" w:eastAsia="Times New Roman" w:hAnsi="Times New Roman" w:cs="Times New Roman"/>
                 <w:b/>
                 <w:bCs/>
-                <w:color w:val="172187"/>
-                <w:sz w:val="32"/>
-                <w:szCs w:val="32"/>
+                <w:sz w:val="24"/>
+                <w:szCs w:val="24"/>
+                <w:lang w:val="es-CL"/>
               </w:rPr>
             </w:pPr>
           </w:p>
         </w:tc>
         <w:tc>
           <w:tcPr>
-            <w:tcW w:w="6755" w:type="dxa"/>
-            <w:gridSpan w:val="2"/>
-            <w:tcBorders>
-              <w:top w:val="nil"/>
-              <w:left w:val="nil"/>
-              <w:bottom w:val="nil"/>
-              <w:right w:val="nil"/>
-            </w:tcBorders>
+            <w:tcW w:w="6472" w:type="dxa"/>
           </w:tcPr>
           <w:p>
             <w:pPr>
+              <w:tabs>
+                <w:tab w:val="left" w:pos="-501"/>
+              </w:tabs>
               <w:spacing w:after="0" w:line="240" w:lineRule="auto"/>
-              <w:jc w:val="left"/>
-              <w:rPr>
-                <w:rFonts w:ascii="Gill Sans MT Bold" w:eastAsia="Gill Sans MT Bold" w:hAnsi="Gill Sans MT Bold" w:cs="Gill Sans MT Bold"/>
+              <w:ind w:left="454" w:hanging="501"/>
+              <w:jc w:val="center"/>
+              <w:rPr>
+                <w:rFonts w:ascii="Times New Roman" w:eastAsia="Times New Roman" w:hAnsi="Times New Roman" w:cs="Times New Roman"/>
                 <w:b/>
                 <w:bCs/>
-                <w:color w:val="172187"/>
-                <w:sz w:val="32"/>
-                <w:szCs w:val="32"/>
-              </w:rPr>
-            </w:pPr>
-            <w:r>
-              <w:rPr>
-                <w:rFonts w:ascii="Gill Sans MT Bold" w:eastAsia="Gill Sans MT Bold" w:hAnsi="Gill Sans MT Bold" w:cs="Gill Sans MT Bold"/>
+                <w:szCs w:val="22"/>
+                <w:lang w:val="es-CL"/>
+              </w:rPr>
+            </w:pPr>
+            <w:r>
+              <w:rPr>
+                <w:rFonts w:ascii="Times New Roman" w:eastAsia="Times New Roman" w:hAnsi="Times New Roman" w:cs="Times New Roman"/>
                 <w:b/>
                 <w:bCs/>
-                <w:color w:val="172187"/>
-                <w:sz w:val="32"/>
-                <w:szCs w:val="32"/>
-              </w:rPr>
-              <w:t>C</w:t>
-            </w:r>
-            <w:r>
-              <w:rPr>
-                <w:rFonts w:ascii="Gill Sans MT Bold" w:eastAsia="Gill Sans MT Bold" w:hAnsi="Gill Sans MT Bold" w:cs="Gill Sans MT Bold"/>
+                <w:szCs w:val="22"/>
+                <w:lang w:val="es-CL"/>
+              </w:rPr>
+              <w:t xml:space="preserve">DIPLOMADO EN </w:t>
+            </w:r>
+            <w:r>
+              <w:rPr>
+                <w:rFonts w:ascii="Times New Roman" w:eastAsia="Times New Roman" w:hAnsi="Times New Roman" w:cs="Times New Roman"/>
                 <w:b/>
                 <w:bCs/>
-                <w:color w:val="172187"/>
-                <w:sz w:val="32"/>
-                <w:szCs w:val="32"/>
-              </w:rPr>
-              <w:t>ertificaciones</w:t>
-            </w:r>
-          </w:p>
-          <w:p>
-            <w:pPr>
-              <w:pStyle w:val="Sinespaciado"/>
-            </w:pPr>
-            <w:r>
-              <w:rPr>
-                <w:rFonts w:ascii="Gill Sans MT Bold" w:eastAsia="Gill Sans MT Bold" w:hAnsi="Gill Sans MT Bold" w:cs="Gill Sans MT Bold"/>
+                <w:szCs w:val="22"/>
+                <w:lang w:val="es-CL"/>
+              </w:rPr>
+              <w:t>CÓMPUTO Y PROGRAMACIÓN CUÁNTICA</w:t>
+            </w:r>
+          </w:p>
+          <w:p>
+            <w:pPr>
+              <w:tabs>
+                <w:tab w:val="left" w:pos="-501"/>
+              </w:tabs>
+              <w:spacing w:after="0" w:line="240" w:lineRule="auto"/>
+              <w:ind w:left="454" w:hanging="501"/>
+              <w:jc w:val="center"/>
+              <w:rPr>
+                <w:rFonts w:ascii="Times New Roman" w:eastAsia="Times New Roman" w:hAnsi="Times New Roman" w:cs="Times New Roman"/>
                 <w:b/>
                 <w:bCs/>
-                <w:noProof/>
-                <w:color w:val="172187"/>
-                <w:sz w:val="36"/>
-                <w:szCs w:val="36"/>
-              </w:rPr>
-              <mc:AlternateContent>
-                <mc:Choice Requires="wps">
-                  <w:drawing>
-                    <wp:anchor distT="0" distB="0" distL="114300" distR="114300" simplePos="0" relativeHeight="251691008" behindDoc="0" locked="0" layoutInCell="1" allowOverlap="1" wp14:anchorId="616A9929" wp14:editId="51829CA6">
-                      <wp:simplePos x="0" y="0"/>
-                      <wp:positionH relativeFrom="column">
-                        <wp:posOffset>2540</wp:posOffset>
-                      </wp:positionH>
-                      <wp:positionV relativeFrom="paragraph">
-                        <wp:posOffset>42545</wp:posOffset>
-                      </wp:positionV>
-                      <wp:extent cx="5857875" cy="38100"/>
-                      <wp:effectExtent l="19050" t="38100" r="85725" b="114300"/>
-                      <wp:wrapNone/>
-                      <wp:docPr id="1122942311" name="Conector recto 9"/>
-                      <wp:cNvGraphicFramePr/>
-                      <a:graphic xmlns:a="http://schemas.openxmlformats.org/drawingml/2006/main">
-                        <a:graphicData uri="http://schemas.microsoft.com/office/word/2010/wordprocessingShape">
-                          <wps:wsp>
-                            <wps:cNvCnPr/>
-                            <wps:spPr>
-                              <a:xfrm flipV="1">
-                                <a:off x="0" y="0"/>
-                                <a:ext cx="5857875" cy="38100"/>
-                              </a:xfrm>
-                              <a:prstGeom prst="line">
-                                <a:avLst/>
-                              </a:prstGeom>
-                              <a:effectLst>
-                                <a:outerShdw blurRad="50800" dist="38100" dir="2700000" algn="tl" rotWithShape="0">
-                                  <a:prstClr val="black">
-                                    <a:alpha val="40000"/>
-                                  </a:prstClr>
-                                </a:outerShdw>
-                              </a:effectLst>
-                            </wps:spPr>
-                            <wps:style>
-                              <a:lnRef idx="1">
-                                <a:schemeClr val="accent1"/>
-                              </a:lnRef>
-                              <a:fillRef idx="0">
-                                <a:schemeClr val="accent1"/>
-                              </a:fillRef>
-                              <a:effectRef idx="0">
-                                <a:schemeClr val="accent1"/>
-                              </a:effectRef>
-                              <a:fontRef idx="minor">
-                                <a:schemeClr val="tx1"/>
-                              </a:fontRef>
-                            </wps:style>
-                            <wps:bodyPr/>
-                          </wps:wsp>
-                        </a:graphicData>
-                      </a:graphic>
-                    </wp:anchor>
-                  </w:drawing>
-                </mc:Choice>
-                <mc:Fallback>
-                  <w:pict>
-                    <v:line w14:anchorId="79CF0DA1" id="Conector recto 9" o:spid="_x0000_s1026" style="position:absolute;flip:y;z-index:251691008;visibility:visible;mso-wrap-style:square;mso-wrap-distance-left:9pt;mso-wrap-distance-top:0;mso-wrap-distance-right:9pt;mso-wrap-distance-bottom:0;mso-position-horizontal:absolute;mso-position-horizontal-relative:text;mso-position-vertical:absolute;mso-position-vertical-relative:text" from=".2pt,3.35pt" to="461.45pt,6.35pt" o:gfxdata="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" strokecolor="#4579b8 [3044]">
-                      <v:shadow on="t" color="black" opacity="26214f" origin="-.5,-.5" offset=".74836mm,.74836mm"/>
-                    </v:line>
-                  </w:pict>
-                </mc:Fallback>
-              </mc:AlternateContent>
-            </w:r>
+                <w:sz w:val="24"/>
+                <w:szCs w:val="24"/>
+                <w:lang w:val="es-CL"/>
+              </w:rPr>
+            </w:pPr>
+            <w:r>
+              <w:rPr>
+                <w:rFonts w:ascii="Times New Roman" w:eastAsia="Times New Roman" w:hAnsi="Times New Roman" w:cs="Times New Roman"/>
+                <w:b/>
+                <w:bCs/>
+                <w:szCs w:val="22"/>
+                <w:lang w:val="es-CL"/>
+              </w:rPr>
+              <w:t>DiveinLearning</w:t>
+            </w:r>
+            <w:r>
+              <w:rPr>
+                <w:rFonts w:ascii="Times New Roman" w:eastAsia="Times New Roman" w:hAnsi="Times New Roman" w:cs="Times New Roman"/>
+                <w:b/>
+                <w:bCs/>
+                <w:szCs w:val="22"/>
+                <w:lang w:val="es-CL"/>
+              </w:rPr>
+              <w:t xml:space="preserve">, </w:t>
+            </w:r>
+            <w:r>
+              <w:rPr>
+                <w:rFonts w:ascii="Times New Roman" w:eastAsia="Times New Roman" w:hAnsi="Times New Roman" w:cs="Times New Roman"/>
+                <w:b/>
+                <w:bCs/>
+                <w:szCs w:val="22"/>
+                <w:lang w:val="es-CL"/>
+              </w:rPr>
+              <w:t>México</w:t>
+            </w:r>
+            <w:r>
+              <w:rPr>
+                <w:rFonts w:ascii="Times New Roman" w:eastAsia="Times New Roman" w:hAnsi="Times New Roman" w:cs="Times New Roman"/>
+                <w:b/>
+                <w:bCs/>
+                <w:szCs w:val="22"/>
+                <w:lang w:val="es-CL"/>
+              </w:rPr>
+              <w:t xml:space="preserve">                  </w:t>
+            </w:r>
+            <w:r>
+              <w:rPr>
+                <w:rFonts w:ascii="Times New Roman" w:eastAsia="Times New Roman" w:hAnsi="Times New Roman" w:cs="Times New Roman"/>
+                <w:b/>
+                <w:bCs/>
+                <w:szCs w:val="22"/>
+                <w:lang w:val="es-CL"/>
+              </w:rPr>
+              <w:t xml:space="preserve">                             </w:t>
+            </w:r>
+            <w:r>
+              <w:rPr>
+                <w:rFonts w:ascii="Times New Roman" w:eastAsia="Times New Roman" w:hAnsi="Times New Roman" w:cs="Times New Roman"/>
+                <w:b/>
+                <w:bCs/>
+                <w:szCs w:val="22"/>
+                <w:lang w:val="es-CL"/>
+              </w:rPr>
+              <w:t xml:space="preserve"> </w:t>
+            </w:r>
+            <w:hyperlink r:id="rId24" w:history="1">
+              <w:r>
+                <w:rPr>
+                  <w:rStyle w:val="Hipervnculo"/>
+                  <w:rFonts w:ascii="Times New Roman" w:eastAsia="Times New Roman" w:hAnsi="Times New Roman" w:cs="Times New Roman"/>
+                  <w:b/>
+                  <w:bCs/>
+                  <w:szCs w:val="22"/>
+                  <w:lang w:val="es-CL"/>
+                </w:rPr>
+                <w:t>Ver diplo</w:t>
+              </w:r>
+              <w:r>
+                <w:rPr>
+                  <w:rStyle w:val="Hipervnculo"/>
+                  <w:rFonts w:ascii="Times New Roman" w:eastAsia="Times New Roman" w:hAnsi="Times New Roman" w:cs="Times New Roman"/>
+                  <w:b/>
+                  <w:bCs/>
+                  <w:szCs w:val="22"/>
+                  <w:lang w:val="es-CL"/>
+                </w:rPr>
+                <w:t>m</w:t>
+              </w:r>
+              <w:r>
+                <w:rPr>
+                  <w:rStyle w:val="Hipervnculo"/>
+                  <w:rFonts w:ascii="Times New Roman" w:eastAsia="Times New Roman" w:hAnsi="Times New Roman" w:cs="Times New Roman"/>
+                  <w:b/>
+                  <w:bCs/>
+                  <w:szCs w:val="22"/>
+                  <w:lang w:val="es-CL"/>
+                </w:rPr>
+                <w:t>ado</w:t>
+              </w:r>
+            </w:hyperlink>
           </w:p>
         </w:tc>
         <w:tc>
           <w:tcPr>
-            <w:tcW w:w="2552" w:type="dxa"/>
-            <w:tcBorders>
-              <w:top w:val="nil"/>
-              <w:left w:val="nil"/>
-              <w:bottom w:val="nil"/>
-              <w:right w:val="nil"/>
-            </w:tcBorders>
+            <w:tcW w:w="2835" w:type="dxa"/>
           </w:tcPr>
           <w:p>
             <w:pPr>
+              <w:tabs>
+                <w:tab w:val="left" w:pos="-501"/>
+              </w:tabs>
               <w:spacing w:after="0" w:line="240" w:lineRule="auto"/>
-              <w:jc w:val="left"/>
-              <w:rPr>
-                <w:lang w:val="es-CL"/>
-              </w:rPr>
-            </w:pPr>
+              <w:ind w:left="-360" w:hanging="501"/>
+              <w:jc w:val="right"/>
+              <w:rPr>
+                <w:rFonts w:ascii="Times New Roman" w:eastAsia="Times New Roman" w:hAnsi="Times New Roman" w:cs="Times New Roman"/>
+                <w:sz w:val="24"/>
+                <w:szCs w:val="24"/>
+                <w:lang w:val="es-CL"/>
+              </w:rPr>
+            </w:pPr>
+            <w:r>
+              <w:rPr>
+                <w:rFonts w:ascii="Times New Roman" w:eastAsia="Times New Roman" w:hAnsi="Times New Roman" w:cs="Times New Roman"/>
+                <w:sz w:val="24"/>
+                <w:szCs w:val="24"/>
+                <w:lang w:val="es-CL"/>
+              </w:rPr>
+              <w:t xml:space="preserve">    </w:t>
+            </w:r>
+            <w:r>
+              <w:rPr>
+                <w:rFonts w:ascii="Times New Roman" w:eastAsia="Times New Roman" w:hAnsi="Times New Roman" w:cs="Times New Roman"/>
+                <w:sz w:val="24"/>
+                <w:szCs w:val="24"/>
+                <w:lang w:val="es-CL"/>
+              </w:rPr>
+              <w:t>diciembre de 2025</w:t>
+            </w:r>
+          </w:p>
+          <w:p>
+            <w:pPr>
+              <w:pStyle w:val="Sinespaciado"/>
+              <w:tabs>
+                <w:tab w:val="left" w:pos="-501"/>
+              </w:tabs>
+              <w:ind w:left="-360" w:hanging="501"/>
+              <w:jc w:val="right"/>
+              <w:rPr>
+                <w:lang w:val="es-CL"/>
+              </w:rPr>
+            </w:pPr>
+            <w:r>
+              <w:rPr>
+                <w:rFonts w:ascii="Times New Roman" w:eastAsia="Times New Roman" w:hAnsi="Times New Roman" w:cs="Times New Roman"/>
+                <w:i/>
+                <w:iCs/>
+                <w:noProof/>
+                <w:sz w:val="24"/>
+                <w:szCs w:val="24"/>
+                <w:lang w:val="es-CL"/>
+              </w:rPr>
+              <w:drawing>
+                <wp:anchor distT="0" distB="0" distL="114300" distR="114300" simplePos="0" relativeHeight="251699200" behindDoc="1" locked="0" layoutInCell="1" allowOverlap="1" wp14:anchorId="3745B671" wp14:editId="5C21F025">
+                  <wp:simplePos x="0" y="0"/>
+                  <wp:positionH relativeFrom="column">
+                    <wp:posOffset>648335</wp:posOffset>
+                  </wp:positionH>
+                  <wp:positionV relativeFrom="paragraph">
+                    <wp:posOffset>74295</wp:posOffset>
+                  </wp:positionV>
+                  <wp:extent cx="771525" cy="545110"/>
+                  <wp:effectExtent l="0" t="0" r="0" b="7620"/>
+                  <wp:wrapNone/>
+                  <wp:docPr id="1859789768" name="Imagen 5"/>
+                  <wp:cNvGraphicFramePr>
+                    <a:graphicFrameLocks xmlns:a="http://schemas.openxmlformats.org/drawingml/2006/main" noChangeAspect="1"/>
+                  </wp:cNvGraphicFramePr>
+                  <a:graphic xmlns:a="http://schemas.openxmlformats.org/drawingml/2006/main">
+                    <a:graphicData uri="http://schemas.openxmlformats.org/drawingml/2006/picture">
+                      <pic:pic xmlns:pic="http://schemas.openxmlformats.org/drawingml/2006/picture">
+                        <pic:nvPicPr>
+                          <pic:cNvPr id="1859789768" name="Imagen 1859789768"/>
+                          <pic:cNvPicPr/>
+                        </pic:nvPicPr>
+                        <pic:blipFill>
+                          <a:blip r:embed="rId25">
+                            <a:extLst>
+                              <a:ext uri="{28A0092B-C50C-407E-A947-70E740481C1C}">
+                                <a14:useLocalDpi xmlns:a14="http://schemas.microsoft.com/office/drawing/2010/main" val="0"/>
+                              </a:ext>
+                            </a:extLst>
+                          </a:blip>
+                          <a:stretch>
+                            <a:fillRect/>
+                          </a:stretch>
+                        </pic:blipFill>
+                        <pic:spPr>
+                          <a:xfrm>
+                            <a:off x="0" y="0"/>
+                            <a:ext cx="771525" cy="545110"/>
+                          </a:xfrm>
+                          <a:prstGeom prst="rect">
+                            <a:avLst/>
+                          </a:prstGeom>
+                        </pic:spPr>
+                      </pic:pic>
+                    </a:graphicData>
+                  </a:graphic>
+                  <wp14:sizeRelH relativeFrom="margin">
+                    <wp14:pctWidth>0</wp14:pctWidth>
+                  </wp14:sizeRelH>
+                  <wp14:sizeRelV relativeFrom="margin">
+                    <wp14:pctHeight>0</wp14:pctHeight>
+                  </wp14:sizeRelV>
+                </wp:anchor>
+              </w:drawing>
+            </w:r>
           </w:p>
         </w:tc>
       </w:tr>
       <w:tr>
-        <w:tblPrEx>
-          <w:tblBorders>
-            <w:left w:val="single" w:sz="4" w:space="0" w:color="auto"/>
-            <w:bottom w:val="single" w:sz="4" w:space="0" w:color="auto"/>
-            <w:right w:val="single" w:sz="4" w:space="0" w:color="auto"/>
-            <w:insideH w:val="single" w:sz="4" w:space="0" w:color="auto"/>
-            <w:insideV w:val="single" w:sz="4" w:space="0" w:color="auto"/>
-          </w:tblBorders>
-        </w:tblPrEx>
         <w:trPr>
-          <w:trHeight w:val="2250"/>
+          <w:trHeight w:val="98"/>
         </w:trPr>
         <w:tc>
           <w:tcPr>
             <w:tcW w:w="9570" w:type="dxa"/>
-            <w:gridSpan w:val="5"/>
-            <w:tcBorders>
-              <w:top w:val="nil"/>
-              <w:left w:val="nil"/>
-              <w:bottom w:val="nil"/>
-              <w:right w:val="nil"/>
-            </w:tcBorders>
+            <w:gridSpan w:val="3"/>
           </w:tcPr>
           <w:p>
             <w:pPr>
-              <w:numPr>
-                <w:ilvl w:val="0"/>
-                <w:numId w:val="15"/>
-              </w:numPr>
-              <w:shd w:val="clear" w:color="auto" w:fill="FFFFFF"/>
-              <w:spacing w:before="100" w:beforeAutospacing="1" w:after="100" w:afterAutospacing="1" w:line="240" w:lineRule="auto"/>
+              <w:spacing w:after="0" w:line="240" w:lineRule="auto"/>
               <w:jc w:val="left"/>
               <w:rPr>
-                <w:rFonts w:ascii="Google Sans Text" w:eastAsia="Times New Roman" w:hAnsi="Google Sans Text" w:cs="Times New Roman"/>
-                <w:color w:val="303030"/>
-                <w:sz w:val="21"/>
-                <w:szCs w:val="21"/>
-                <w:lang w:val="es-CL"/>
-              </w:rPr>
-            </w:pPr>
-            <w:r>
-              <w:rPr>
-                <w:rFonts w:ascii="Google Sans Text" w:eastAsia="Times New Roman" w:hAnsi="Google Sans Text" w:cs="Times New Roman"/>
-                <w:b/>
-                <w:bCs/>
-                <w:color w:val="303030"/>
-                <w:sz w:val="21"/>
-                <w:szCs w:val="21"/>
-                <w:lang w:val="es-CL"/>
-              </w:rPr>
-              <w:t>Data Science Math Skills</w:t>
-            </w:r>
-            <w:r>
-              <w:rPr>
-                <w:rFonts w:ascii="Google Sans Text" w:eastAsia="Times New Roman" w:hAnsi="Google Sans Text" w:cs="Times New Roman"/>
-                <w:color w:val="303030"/>
-                <w:sz w:val="21"/>
-                <w:szCs w:val="21"/>
-                <w:lang w:val="es-CL"/>
-              </w:rPr>
-              <w:t xml:space="preserve"> – Duke University (</w:t>
-            </w:r>
-            <w:r>
-              <w:rPr>
-                <w:rFonts w:ascii="Google Sans Text" w:eastAsia="Times New Roman" w:hAnsi="Google Sans Text" w:cs="Times New Roman"/>
-                <w:color w:val="303030"/>
-                <w:sz w:val="21"/>
-                <w:szCs w:val="21"/>
-                <w:lang w:val="es-CL"/>
-              </w:rPr>
-              <w:t>m</w:t>
-            </w:r>
-            <w:r>
-              <w:rPr>
-                <w:rFonts w:ascii="Google Sans Text" w:eastAsia="Times New Roman" w:hAnsi="Google Sans Text" w:cs="Times New Roman"/>
-                <w:color w:val="303030"/>
-                <w:sz w:val="21"/>
-                <w:szCs w:val="21"/>
-                <w:lang w:val="es-CL"/>
-              </w:rPr>
-              <w:t>ayo 2024)</w:t>
-            </w:r>
-          </w:p>
-          <w:p>
-            <w:pPr>
-              <w:numPr>
-                <w:ilvl w:val="0"/>
-                <w:numId w:val="15"/>
-              </w:numPr>
-              <w:shd w:val="clear" w:color="auto" w:fill="FFFFFF"/>
-              <w:spacing w:before="100" w:beforeAutospacing="1" w:after="100" w:afterAutospacing="1" w:line="240" w:lineRule="auto"/>
-              <w:jc w:val="left"/>
-              <w:rPr>
-                <w:rFonts w:ascii="Google Sans Text" w:eastAsia="Times New Roman" w:hAnsi="Google Sans Text" w:cs="Times New Roman"/>
-                <w:color w:val="303030"/>
-                <w:sz w:val="21"/>
-                <w:szCs w:val="21"/>
-                <w:lang w:val="es-CL"/>
-              </w:rPr>
-            </w:pPr>
-            <w:r>
-              <w:rPr>
-                <w:rFonts w:ascii="Google Sans Text" w:eastAsia="Times New Roman" w:hAnsi="Google Sans Text" w:cs="Times New Roman"/>
-                <w:b/>
-                <w:bCs/>
-                <w:color w:val="303030"/>
-                <w:sz w:val="21"/>
-                <w:szCs w:val="21"/>
-                <w:lang w:val="es-CL"/>
-              </w:rPr>
-              <w:t>Estadística y Probabilidad</w:t>
-            </w:r>
-            <w:r>
-              <w:rPr>
-                <w:rFonts w:ascii="Google Sans Text" w:eastAsia="Times New Roman" w:hAnsi="Google Sans Text" w:cs="Times New Roman"/>
-                <w:color w:val="303030"/>
-                <w:sz w:val="21"/>
-                <w:szCs w:val="21"/>
-                <w:lang w:val="es-CL"/>
-              </w:rPr>
-              <w:t xml:space="preserve"> – UNAM (Julio 2024)</w:t>
-            </w:r>
-          </w:p>
-          <w:p>
-            <w:pPr>
-              <w:numPr>
-                <w:ilvl w:val="0"/>
-                <w:numId w:val="15"/>
-              </w:numPr>
-              <w:shd w:val="clear" w:color="auto" w:fill="FFFFFF"/>
-              <w:spacing w:before="100" w:beforeAutospacing="1" w:after="100" w:afterAutospacing="1" w:line="240" w:lineRule="auto"/>
-              <w:jc w:val="left"/>
-              <w:rPr>
-                <w:rFonts w:ascii="Google Sans Text" w:eastAsia="Times New Roman" w:hAnsi="Google Sans Text" w:cs="Times New Roman"/>
-                <w:color w:val="303030"/>
-                <w:sz w:val="21"/>
-                <w:szCs w:val="21"/>
-                <w:lang w:val="es-CL"/>
-              </w:rPr>
-            </w:pPr>
-            <w:r>
-              <w:rPr>
-                <w:rFonts w:ascii="Google Sans Text" w:eastAsia="Times New Roman" w:hAnsi="Google Sans Text" w:cs="Times New Roman"/>
-                <w:b/>
-                <w:bCs/>
-                <w:color w:val="303030"/>
-                <w:sz w:val="21"/>
-                <w:szCs w:val="21"/>
-                <w:lang w:val="es-CL"/>
-              </w:rPr>
-              <w:t>Enseñar en la Educación Pública (80h)</w:t>
-            </w:r>
-            <w:r>
-              <w:rPr>
-                <w:rFonts w:ascii="Google Sans Text" w:eastAsia="Times New Roman" w:hAnsi="Google Sans Text" w:cs="Times New Roman"/>
-                <w:color w:val="303030"/>
-                <w:sz w:val="21"/>
-                <w:szCs w:val="21"/>
-                <w:lang w:val="es-CL"/>
-              </w:rPr>
-              <w:t xml:space="preserve"> – PUCV / CPEIP (2023)</w:t>
-            </w:r>
-          </w:p>
-          <w:p>
-            <w:pPr>
-              <w:numPr>
-                <w:ilvl w:val="0"/>
-                <w:numId w:val="15"/>
-              </w:numPr>
-              <w:shd w:val="clear" w:color="auto" w:fill="FFFFFF"/>
-              <w:spacing w:before="100" w:beforeAutospacing="1" w:after="100" w:afterAutospacing="1" w:line="240" w:lineRule="auto"/>
-              <w:jc w:val="left"/>
-              <w:rPr>
-                <w:rFonts w:ascii="Google Sans Text" w:eastAsia="Times New Roman" w:hAnsi="Google Sans Text" w:cs="Times New Roman"/>
-                <w:color w:val="303030"/>
-                <w:sz w:val="21"/>
-                <w:szCs w:val="21"/>
-                <w:lang w:val="es-CL"/>
-              </w:rPr>
-            </w:pPr>
-            <w:r>
-              <w:rPr>
-                <w:rFonts w:ascii="Google Sans Text" w:eastAsia="Times New Roman" w:hAnsi="Google Sans Text" w:cs="Times New Roman"/>
-                <w:b/>
-                <w:bCs/>
-                <w:color w:val="303030"/>
-                <w:sz w:val="21"/>
-                <w:szCs w:val="21"/>
-                <w:lang w:val="es-CL"/>
-              </w:rPr>
-              <w:t>GCP Big Data &amp; ML Fundamentals</w:t>
-            </w:r>
-            <w:r>
-              <w:rPr>
-                <w:rFonts w:ascii="Google Sans Text" w:eastAsia="Times New Roman" w:hAnsi="Google Sans Text" w:cs="Times New Roman"/>
-                <w:color w:val="303030"/>
-                <w:sz w:val="21"/>
-                <w:szCs w:val="21"/>
-                <w:lang w:val="es-CL"/>
-              </w:rPr>
-              <w:t xml:space="preserve"> – Coursera (2020)</w:t>
-            </w:r>
-            <w:r>
-              <w:rPr>
-                <w:rFonts w:ascii="Google Sans Text" w:eastAsia="Times New Roman" w:hAnsi="Google Sans Text" w:cs="Times New Roman"/>
-                <w:color w:val="303030"/>
-                <w:sz w:val="21"/>
-                <w:szCs w:val="21"/>
-                <w:lang w:val="es-CL"/>
-              </w:rPr>
-              <w:t xml:space="preserve"> </w:t>
-            </w:r>
-            <w:r>
-              <w:rPr>
-                <w:rFonts w:ascii="Google Sans Text" w:eastAsia="Times New Roman" w:hAnsi="Google Sans Text" w:cs="Times New Roman"/>
-                <w:color w:val="303030"/>
-                <w:sz w:val="21"/>
-                <w:szCs w:val="21"/>
-                <w:lang w:val="es-CL"/>
-              </w:rPr>
-              <w:t xml:space="preserve">                          </w:t>
-            </w:r>
-            <w:hyperlink r:id="rId22" w:history="1">
+                <w:rFonts w:ascii="Times New Roman" w:eastAsia="Times New Roman" w:hAnsi="Times New Roman" w:cs="Times New Roman"/>
+                <w:sz w:val="24"/>
+                <w:szCs w:val="24"/>
+                <w:lang w:val="es-CL"/>
+              </w:rPr>
+            </w:pPr>
+            <w:r>
+              <w:rPr>
+                <w:rFonts w:ascii="Times New Roman" w:eastAsia="Times New Roman" w:hAnsi="Times New Roman" w:cs="Times New Roman"/>
+                <w:i/>
+                <w:iCs/>
+                <w:sz w:val="24"/>
+                <w:szCs w:val="24"/>
+                <w:lang w:val="es-CL"/>
+              </w:rPr>
+              <w:t xml:space="preserve">  </w:t>
+            </w:r>
+            <w:r>
+              <w:rPr>
+                <w:rFonts w:ascii="Times New Roman" w:eastAsia="Times New Roman" w:hAnsi="Times New Roman" w:cs="Times New Roman"/>
+                <w:i/>
+                <w:iCs/>
+                <w:sz w:val="24"/>
+                <w:szCs w:val="24"/>
+                <w:lang w:val="es-CL"/>
+              </w:rPr>
+              <w:t>Foco académico:</w:t>
+            </w:r>
+            <w:r>
+              <w:rPr>
+                <w:rFonts w:ascii="Times New Roman" w:eastAsia="Times New Roman" w:hAnsi="Times New Roman" w:cs="Times New Roman"/>
+                <w:i/>
+                <w:iCs/>
+                <w:sz w:val="24"/>
+                <w:szCs w:val="24"/>
+                <w:lang w:val="es-CL"/>
+              </w:rPr>
+              <w:t xml:space="preserve">                                                       </w:t>
+            </w:r>
+            <w:hyperlink r:id="rId26" w:history="1">
               <w:r>
                 <w:rPr>
                   <w:rStyle w:val="Hipervnculo"/>
-                  <w:rFonts w:ascii="Google Sans Text" w:eastAsia="Times New Roman" w:hAnsi="Google Sans Text" w:cs="Times New Roman"/>
-                  <w:sz w:val="21"/>
-                  <w:szCs w:val="21"/>
+                  <w:rFonts w:ascii="Times New Roman" w:eastAsia="Times New Roman" w:hAnsi="Times New Roman" w:cs="Times New Roman"/>
+                  <w:i/>
+                  <w:iCs/>
+                  <w:sz w:val="24"/>
+                  <w:szCs w:val="24"/>
                   <w:lang w:val="es-CL"/>
                 </w:rPr>
-                <w:t>Credencial</w:t>
+                <w:t>Diploma</w:t>
               </w:r>
             </w:hyperlink>
           </w:p>
           <w:p>
             <w:pPr>
+              <w:pStyle w:val="Prrafodelista"/>
               <w:numPr>
                 <w:ilvl w:val="0"/>
-                <w:numId w:val="15"/>
+                <w:numId w:val="16"/>
               </w:numPr>
-              <w:shd w:val="clear" w:color="auto" w:fill="FFFFFF"/>
-              <w:spacing w:before="100" w:beforeAutospacing="1" w:after="100" w:afterAutospacing="1" w:line="240" w:lineRule="auto"/>
+              <w:spacing w:after="0" w:line="240" w:lineRule="auto"/>
               <w:jc w:val="left"/>
               <w:rPr>
-                <w:rFonts w:ascii="Google Sans Text" w:eastAsia="Times New Roman" w:hAnsi="Google Sans Text" w:cs="Times New Roman"/>
+                <w:rFonts w:ascii="Times New Roman" w:eastAsia="Times New Roman" w:hAnsi="Times New Roman" w:cs="Times New Roman"/>
+                <w:b/>
+                <w:bCs/>
+                <w:sz w:val="24"/>
+                <w:szCs w:val="24"/>
+                <w:lang w:val="es-CL"/>
+              </w:rPr>
+            </w:pPr>
+            <w:r>
+              <w:rPr>
+                <w:rFonts w:ascii="Google Sans Text" w:eastAsia="Times New Roman" w:hAnsi="Google Sans Text" w:cs="Times New Roman"/>
+                <w:b/>
+                <w:bCs/>
                 <w:color w:val="303030"/>
                 <w:sz w:val="21"/>
                 <w:szCs w:val="21"/>
-                <w:lang w:val="es-CL"/>
-              </w:rPr>
-            </w:pPr>
+              </w:rPr>
+              <w:t>F</w:t>
+            </w:r>
             <w:r>
               <w:rPr>
                 <w:rFonts w:ascii="Google Sans Text" w:eastAsia="Times New Roman" w:hAnsi="Google Sans Text" w:cs="Times New Roman"/>
@@ -4380,9 +4519,8 @@
                 <w:color w:val="303030"/>
                 <w:sz w:val="21"/>
                 <w:szCs w:val="21"/>
-                <w:lang w:val="es-CL"/>
-              </w:rPr>
-              <w:t>Machine Learning para Bioinformática</w:t>
+              </w:rPr>
+              <w:t>undamentos matemáticos y físicos</w:t>
             </w:r>
             <w:r>
               <w:rPr>
@@ -4390,28 +4528,81 @@
                 <w:color w:val="303030"/>
                 <w:sz w:val="21"/>
                 <w:szCs w:val="21"/>
-                <w:lang w:val="es-CL"/>
-              </w:rPr>
-              <w:t xml:space="preserve"> – Omics Lab SpA (2021)</w:t>
-            </w:r>
-          </w:p>
-          <w:p>
-            <w:pPr>
+              </w:rPr>
+              <w:t>, como el álgebra lineal y la</w:t>
+            </w:r>
+          </w:p>
+          <w:p>
+            <w:pPr>
+              <w:spacing w:after="0" w:line="240" w:lineRule="auto"/>
+              <w:ind w:left="360"/>
+              <w:jc w:val="left"/>
+              <w:rPr>
+                <w:rFonts w:ascii="Times New Roman" w:eastAsia="Times New Roman" w:hAnsi="Times New Roman" w:cs="Times New Roman"/>
+                <w:b/>
+                <w:bCs/>
+                <w:sz w:val="24"/>
+                <w:szCs w:val="24"/>
+                <w:lang w:val="es-CL"/>
+              </w:rPr>
+            </w:pPr>
+            <w:r>
+              <w:rPr>
+                <w:rFonts w:ascii="Google Sans Text" w:eastAsia="Times New Roman" w:hAnsi="Google Sans Text" w:cs="Times New Roman"/>
+                <w:color w:val="303030"/>
+                <w:sz w:val="21"/>
+                <w:szCs w:val="21"/>
+              </w:rPr>
+              <w:t xml:space="preserve"> mecánica cuántica, hasta el uso de herramientas prácticas como </w:t>
+            </w:r>
+            <w:r>
+              <w:rPr>
+                <w:rFonts w:ascii="Google Sans Text" w:eastAsia="Times New Roman" w:hAnsi="Google Sans Text" w:cs="Times New Roman"/>
+                <w:b/>
+                <w:bCs/>
+                <w:color w:val="303030"/>
+                <w:sz w:val="21"/>
+                <w:szCs w:val="21"/>
+              </w:rPr>
+              <w:t>Python y Qiskit</w:t>
+            </w:r>
+            <w:r>
+              <w:rPr>
+                <w:rFonts w:ascii="Google Sans Text" w:eastAsia="Times New Roman" w:hAnsi="Google Sans Text" w:cs="Times New Roman"/>
+                <w:color w:val="303030"/>
+                <w:sz w:val="21"/>
+                <w:szCs w:val="21"/>
+              </w:rPr>
+              <w:t xml:space="preserve">. </w:t>
+            </w:r>
+          </w:p>
+          <w:p>
+            <w:pPr>
+              <w:pStyle w:val="Prrafodelista"/>
               <w:numPr>
                 <w:ilvl w:val="0"/>
-                <w:numId w:val="15"/>
+                <w:numId w:val="16"/>
               </w:numPr>
-              <w:shd w:val="clear" w:color="auto" w:fill="FFFFFF"/>
-              <w:spacing w:before="100" w:beforeAutospacing="1" w:after="100" w:afterAutospacing="1" w:line="240" w:lineRule="auto"/>
+              <w:spacing w:after="0" w:line="240" w:lineRule="auto"/>
               <w:jc w:val="left"/>
+              <w:rPr>
+                <w:rFonts w:ascii="Times New Roman" w:eastAsia="Times New Roman" w:hAnsi="Times New Roman" w:cs="Times New Roman"/>
+                <w:b/>
+                <w:bCs/>
+                <w:sz w:val="24"/>
+                <w:szCs w:val="24"/>
+                <w:lang w:val="es-CL"/>
+              </w:rPr>
+            </w:pPr>
+            <w:r>
               <w:rPr>
                 <w:rFonts w:ascii="Google Sans Text" w:eastAsia="Times New Roman" w:hAnsi="Google Sans Text" w:cs="Times New Roman"/>
                 <w:color w:val="303030"/>
                 <w:sz w:val="21"/>
                 <w:szCs w:val="21"/>
-                <w:lang w:val="es-CL"/>
-              </w:rPr>
-            </w:pPr>
+              </w:rPr>
+              <w:t>diseño de </w:t>
+            </w:r>
             <w:r>
               <w:rPr>
                 <w:rFonts w:ascii="Google Sans Text" w:eastAsia="Times New Roman" w:hAnsi="Google Sans Text" w:cs="Times New Roman"/>
@@ -4420,9 +4611,8 @@
                 <w:color w:val="303030"/>
                 <w:sz w:val="21"/>
                 <w:szCs w:val="21"/>
-                <w:lang w:val="es-CL"/>
-              </w:rPr>
-              <w:t>Análisis Estadístico RNA-seq (R)</w:t>
+              </w:rPr>
+              <w:t>circuitos básicos</w:t>
             </w:r>
             <w:r>
               <w:rPr>
@@ -4430,39 +4620,106 @@
                 <w:color w:val="303030"/>
                 <w:sz w:val="21"/>
                 <w:szCs w:val="21"/>
-                <w:lang w:val="es-CL"/>
-              </w:rPr>
-              <w:t xml:space="preserve"> – Omics Lab SpA (2021)</w:t>
-            </w:r>
-          </w:p>
-          <w:p>
-            <w:pPr>
+              </w:rPr>
+              <w:t>, algoritmos fundamentales y metodologías</w:t>
+            </w:r>
+          </w:p>
+          <w:p>
+            <w:pPr>
+              <w:spacing w:after="0" w:line="240" w:lineRule="auto"/>
+              <w:ind w:left="360"/>
+              <w:jc w:val="left"/>
+              <w:rPr>
+                <w:rFonts w:ascii="Times New Roman" w:eastAsia="Times New Roman" w:hAnsi="Times New Roman" w:cs="Times New Roman"/>
+                <w:b/>
+                <w:bCs/>
+                <w:sz w:val="24"/>
+                <w:szCs w:val="24"/>
+                <w:lang w:val="es-CL"/>
+              </w:rPr>
+            </w:pPr>
+            <w:r>
+              <w:rPr>
+                <w:rFonts w:ascii="Google Sans Text" w:eastAsia="Times New Roman" w:hAnsi="Google Sans Text" w:cs="Times New Roman"/>
+                <w:color w:val="303030"/>
+                <w:sz w:val="21"/>
+                <w:szCs w:val="21"/>
+              </w:rPr>
+              <w:t xml:space="preserve"> avanzadas de </w:t>
+            </w:r>
+            <w:r>
+              <w:rPr>
+                <w:rFonts w:ascii="Google Sans Text" w:eastAsia="Times New Roman" w:hAnsi="Google Sans Text" w:cs="Times New Roman"/>
+                <w:b/>
+                <w:bCs/>
+                <w:color w:val="303030"/>
+                <w:sz w:val="21"/>
+                <w:szCs w:val="21"/>
+              </w:rPr>
+              <w:t>machine learning cuántico</w:t>
+            </w:r>
+            <w:r>
+              <w:rPr>
+                <w:rFonts w:ascii="Google Sans Text" w:eastAsia="Times New Roman" w:hAnsi="Google Sans Text" w:cs="Times New Roman"/>
+                <w:color w:val="303030"/>
+                <w:sz w:val="21"/>
+                <w:szCs w:val="21"/>
+              </w:rPr>
+              <w:t xml:space="preserve">. </w:t>
+            </w:r>
+          </w:p>
+          <w:p>
+            <w:pPr>
+              <w:pStyle w:val="Prrafodelista"/>
               <w:numPr>
                 <w:ilvl w:val="0"/>
-                <w:numId w:val="15"/>
+                <w:numId w:val="16"/>
               </w:numPr>
-              <w:shd w:val="clear" w:color="auto" w:fill="FFFFFF"/>
-              <w:spacing w:before="100" w:beforeAutospacing="1" w:after="100" w:afterAutospacing="1" w:line="240" w:lineRule="auto"/>
+              <w:spacing w:after="0" w:line="240" w:lineRule="auto"/>
               <w:jc w:val="left"/>
+              <w:rPr>
+                <w:rFonts w:ascii="Times New Roman" w:eastAsia="Times New Roman" w:hAnsi="Times New Roman" w:cs="Times New Roman"/>
+                <w:b/>
+                <w:bCs/>
+                <w:sz w:val="24"/>
+                <w:szCs w:val="24"/>
+                <w:lang w:val="es-CL"/>
+              </w:rPr>
+            </w:pPr>
+            <w:r>
               <w:rPr>
                 <w:rFonts w:ascii="Google Sans Text" w:eastAsia="Times New Roman" w:hAnsi="Google Sans Text" w:cs="Times New Roman"/>
                 <w:color w:val="303030"/>
                 <w:sz w:val="21"/>
                 <w:szCs w:val="21"/>
-                <w:lang w:val="es-CL"/>
-              </w:rPr>
-            </w:pPr>
-            <w:r>
-              <w:rPr>
-                <w:rFonts w:ascii="Google Sans Text" w:eastAsia="Times New Roman" w:hAnsi="Google Sans Text" w:cs="Times New Roman"/>
+              </w:rPr>
+              <w:t>implementación de soluciones innovadoras sobre </w:t>
+            </w:r>
+          </w:p>
+          <w:p>
+            <w:pPr>
+              <w:spacing w:after="0" w:line="240" w:lineRule="auto"/>
+              <w:ind w:left="360"/>
+              <w:jc w:val="left"/>
+              <w:rPr>
+                <w:rFonts w:ascii="Times New Roman" w:eastAsia="Times New Roman" w:hAnsi="Times New Roman" w:cs="Times New Roman"/>
                 <w:b/>
                 <w:bCs/>
+                <w:sz w:val="24"/>
+                <w:szCs w:val="24"/>
+                <w:lang w:val="es-CL"/>
+              </w:rPr>
+            </w:pPr>
+            <w:r>
+              <w:rPr>
+                <w:rFonts w:ascii="Google Sans Text" w:eastAsia="Times New Roman" w:hAnsi="Google Sans Text" w:cs="Times New Roman"/>
+                <w:b/>
+                <w:bCs/>
                 <w:color w:val="303030"/>
                 <w:sz w:val="21"/>
                 <w:szCs w:val="21"/>
-                <w:lang w:val="es-CL"/>
-              </w:rPr>
-              <w:t>Ciencia de Datos para Gestión Pública</w:t>
+              </w:rPr>
+              <w:t>hardware cuántico real</w:t>
             </w:r>
             <w:r>
               <w:rPr>
@@ -4470,82 +4727,8 @@
                 <w:color w:val="303030"/>
                 <w:sz w:val="21"/>
                 <w:szCs w:val="21"/>
-                <w:lang w:val="es-CL"/>
-              </w:rPr>
-              <w:t xml:space="preserve"> – UAH (2020)</w:t>
-            </w:r>
-          </w:p>
-          <w:p>
-            <w:pPr>
-              <w:numPr>
-                <w:ilvl w:val="0"/>
-                <w:numId w:val="15"/>
-              </w:numPr>
-              <w:shd w:val="clear" w:color="auto" w:fill="FFFFFF"/>
-              <w:spacing w:before="100" w:beforeAutospacing="1" w:after="100" w:afterAutospacing="1" w:line="240" w:lineRule="auto"/>
-              <w:jc w:val="left"/>
-              <w:rPr>
-                <w:rFonts w:ascii="Google Sans Text" w:eastAsia="Times New Roman" w:hAnsi="Google Sans Text" w:cs="Times New Roman"/>
-                <w:color w:val="303030"/>
-                <w:sz w:val="21"/>
-                <w:szCs w:val="21"/>
-                <w:lang w:val="es-CL"/>
-              </w:rPr>
-            </w:pPr>
-            <w:r>
-              <w:rPr>
-                <w:rFonts w:ascii="Google Sans Text" w:eastAsia="Times New Roman" w:hAnsi="Google Sans Text" w:cs="Times New Roman"/>
-                <w:b/>
-                <w:bCs/>
-                <w:color w:val="303030"/>
-                <w:sz w:val="21"/>
-                <w:szCs w:val="21"/>
-                <w:lang w:val="es-CL"/>
-              </w:rPr>
-              <w:t>Fundamentos y Disrupción Blockchain</w:t>
-            </w:r>
-            <w:r>
-              <w:rPr>
-                <w:rFonts w:ascii="Google Sans Text" w:eastAsia="Times New Roman" w:hAnsi="Google Sans Text" w:cs="Times New Roman"/>
-                <w:color w:val="303030"/>
-                <w:sz w:val="21"/>
-                <w:szCs w:val="21"/>
-                <w:lang w:val="es-CL"/>
-              </w:rPr>
-              <w:t xml:space="preserve"> – Universidad Austral / LinkedIn (2020)</w:t>
-            </w:r>
-          </w:p>
-          <w:p>
-            <w:pPr>
-              <w:numPr>
-                <w:ilvl w:val="0"/>
-                <w:numId w:val="15"/>
-              </w:numPr>
-              <w:shd w:val="clear" w:color="auto" w:fill="FFFFFF"/>
-              <w:spacing w:before="100" w:beforeAutospacing="1" w:after="100" w:afterAutospacing="1" w:line="240" w:lineRule="auto"/>
-              <w:jc w:val="left"/>
-            </w:pPr>
-            <w:r>
-              <w:rPr>
-                <w:rFonts w:ascii="Google Sans Text" w:eastAsia="Times New Roman" w:hAnsi="Google Sans Text" w:cs="Times New Roman"/>
-                <w:b/>
-                <w:bCs/>
-                <w:color w:val="303030"/>
-                <w:sz w:val="21"/>
-                <w:szCs w:val="21"/>
-                <w:lang w:val="es-CL"/>
-              </w:rPr>
-              <w:t>Ingeniero Certificado en BI (Cognos)</w:t>
-            </w:r>
-            <w:r>
-              <w:rPr>
-                <w:rFonts w:ascii="Google Sans Text" w:eastAsia="Times New Roman" w:hAnsi="Google Sans Text" w:cs="Times New Roman"/>
-                <w:color w:val="303030"/>
-                <w:sz w:val="21"/>
-                <w:szCs w:val="21"/>
-                <w:lang w:val="es-CL"/>
-              </w:rPr>
-              <w:t xml:space="preserve"> – Buenos Aires, Argentina (2001)</w:t>
+              </w:rPr>
+              <w:t> y simuladores.</w:t>
             </w:r>
           </w:p>
         </w:tc>
@@ -4557,6 +4740,922 @@
         <w:spacing w:before="100" w:beforeAutospacing="1" w:after="100" w:afterAutospacing="1" w:line="240" w:lineRule="auto"/>
         <w:jc w:val="left"/>
       </w:pPr>
+    </w:p>
+    <w:p>
+      <w:pPr>
+        <w:spacing w:after="0" w:line="240" w:lineRule="auto"/>
+        <w:jc w:val="left"/>
+        <w:rPr>
+          <w:rFonts w:ascii="Gill Sans MT Bold" w:eastAsia="Gill Sans MT Bold" w:hAnsi="Gill Sans MT Bold" w:cs="Gill Sans MT Bold"/>
+          <w:b/>
+          <w:bCs/>
+          <w:color w:val="172187"/>
+          <w:sz w:val="36"/>
+          <w:szCs w:val="36"/>
+        </w:rPr>
+      </w:pPr>
+      <w:r>
+        <w:rPr>
+          <w:rFonts w:ascii="Gill Sans MT Bold" w:eastAsia="Gill Sans MT Bold" w:hAnsi="Gill Sans MT Bold" w:cs="Gill Sans MT Bold"/>
+          <w:b/>
+          <w:bCs/>
+          <w:color w:val="172187"/>
+          <w:sz w:val="36"/>
+          <w:szCs w:val="36"/>
+        </w:rPr>
+        <w:lastRenderedPageBreak/>
+        <w:t>Certificados</w:t>
+      </w:r>
+    </w:p>
+    <w:p>
+      <w:pPr>
+        <w:spacing w:after="0" w:line="240" w:lineRule="auto"/>
+        <w:jc w:val="left"/>
+        <w:rPr>
+          <w:rFonts w:ascii="Gill Sans MT Bold" w:eastAsia="Gill Sans MT Bold" w:hAnsi="Gill Sans MT Bold" w:cs="Gill Sans MT Bold"/>
+          <w:b/>
+          <w:bCs/>
+          <w:color w:val="172187"/>
+          <w:sz w:val="36"/>
+          <w:szCs w:val="36"/>
+        </w:rPr>
+      </w:pPr>
+      <w:r>
+        <w:rPr>
+          <w:rFonts w:ascii="Gill Sans MT Bold" w:eastAsia="Gill Sans MT Bold" w:hAnsi="Gill Sans MT Bold" w:cs="Gill Sans MT Bold"/>
+          <w:b/>
+          <w:bCs/>
+          <w:noProof/>
+          <w:color w:val="172187"/>
+          <w:sz w:val="36"/>
+          <w:szCs w:val="36"/>
+        </w:rPr>
+        <mc:AlternateContent>
+          <mc:Choice Requires="wps">
+            <w:drawing>
+              <wp:anchor distT="0" distB="0" distL="114300" distR="114300" simplePos="0" relativeHeight="251701248" behindDoc="0" locked="0" layoutInCell="1" allowOverlap="1" wp14:anchorId="185F07C7" wp14:editId="10BA272D">
+                <wp:simplePos x="0" y="0"/>
+                <wp:positionH relativeFrom="column">
+                  <wp:posOffset>0</wp:posOffset>
+                </wp:positionH>
+                <wp:positionV relativeFrom="paragraph">
+                  <wp:posOffset>37465</wp:posOffset>
+                </wp:positionV>
+                <wp:extent cx="5857875" cy="38100"/>
+                <wp:effectExtent l="19050" t="38100" r="85725" b="114300"/>
+                <wp:wrapNone/>
+                <wp:docPr id="972305201" name="Conector recto 9"/>
+                <wp:cNvGraphicFramePr/>
+                <a:graphic xmlns:a="http://schemas.openxmlformats.org/drawingml/2006/main">
+                  <a:graphicData uri="http://schemas.microsoft.com/office/word/2010/wordprocessingShape">
+                    <wps:wsp>
+                      <wps:cNvCnPr/>
+                      <wps:spPr>
+                        <a:xfrm flipV="1">
+                          <a:off x="0" y="0"/>
+                          <a:ext cx="5857875" cy="38100"/>
+                        </a:xfrm>
+                        <a:prstGeom prst="line">
+                          <a:avLst/>
+                        </a:prstGeom>
+                        <a:effectLst>
+                          <a:outerShdw blurRad="50800" dist="38100" dir="2700000" algn="tl" rotWithShape="0">
+                            <a:prstClr val="black">
+                              <a:alpha val="40000"/>
+                            </a:prstClr>
+                          </a:outerShdw>
+                        </a:effectLst>
+                      </wps:spPr>
+                      <wps:style>
+                        <a:lnRef idx="1">
+                          <a:schemeClr val="accent1"/>
+                        </a:lnRef>
+                        <a:fillRef idx="0">
+                          <a:schemeClr val="accent1"/>
+                        </a:fillRef>
+                        <a:effectRef idx="0">
+                          <a:schemeClr val="accent1"/>
+                        </a:effectRef>
+                        <a:fontRef idx="minor">
+                          <a:schemeClr val="tx1"/>
+                        </a:fontRef>
+                      </wps:style>
+                      <wps:bodyPr/>
+                    </wps:wsp>
+                  </a:graphicData>
+                </a:graphic>
+              </wp:anchor>
+            </w:drawing>
+          </mc:Choice>
+          <mc:Fallback>
+            <w:pict>
+              <v:line w14:anchorId="6E999B5F" id="Conector recto 9" o:spid="_x0000_s1026" style="position:absolute;flip:y;z-index:251701248;visibility:visible;mso-wrap-style:square;mso-wrap-distance-left:9pt;mso-wrap-distance-top:0;mso-wrap-distance-right:9pt;mso-wrap-distance-bottom:0;mso-position-horizontal:absolute;mso-position-horizontal-relative:text;mso-position-vertical:absolute;mso-position-vertical-relative:text" from="0,2.95pt" to="461.25pt,5.95pt" o:gfxdata="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" strokecolor="#4579b8 [3044]">
+                <v:shadow on="t" color="black" opacity="26214f" origin="-.5,-.5" offset=".74836mm,.74836mm"/>
+              </v:line>
+            </w:pict>
+          </mc:Fallback>
+        </mc:AlternateContent>
+      </w:r>
+    </w:p>
+    <w:p>
+      <w:pPr>
+        <w:numPr>
+          <w:ilvl w:val="0"/>
+          <w:numId w:val="15"/>
+        </w:numPr>
+        <w:shd w:val="clear" w:color="auto" w:fill="FFFFFF"/>
+        <w:spacing w:before="100" w:beforeAutospacing="1" w:after="100" w:afterAutospacing="1" w:line="240" w:lineRule="auto"/>
+        <w:jc w:val="left"/>
+        <w:rPr>
+          <w:rFonts w:ascii="Google Sans Text" w:eastAsia="Times New Roman" w:hAnsi="Google Sans Text" w:cs="Times New Roman"/>
+          <w:color w:val="303030"/>
+          <w:sz w:val="21"/>
+          <w:szCs w:val="21"/>
+          <w:lang w:val="es-CL"/>
+        </w:rPr>
+      </w:pPr>
+      <w:r>
+        <w:rPr>
+          <w:rFonts w:ascii="Google Sans Text" w:eastAsia="Times New Roman" w:hAnsi="Google Sans Text" w:cs="Times New Roman"/>
+          <w:b/>
+          <w:bCs/>
+          <w:color w:val="303030"/>
+          <w:sz w:val="21"/>
+          <w:szCs w:val="21"/>
+          <w:lang w:val="es-CL"/>
+        </w:rPr>
+        <w:t>I</w:t>
+      </w:r>
+      <w:r>
+        <w:rPr>
+          <w:rFonts w:ascii="Google Sans Text" w:eastAsia="Times New Roman" w:hAnsi="Google Sans Text" w:cs="Times New Roman"/>
+          <w:b/>
+          <w:bCs/>
+          <w:color w:val="303030"/>
+          <w:sz w:val="21"/>
+          <w:szCs w:val="21"/>
+          <w:lang w:val="es-CL"/>
+        </w:rPr>
+        <w:t>nternational</w:t>
+      </w:r>
+      <w:r>
+        <w:rPr>
+          <w:rFonts w:ascii="Google Sans Text" w:eastAsia="Times New Roman" w:hAnsi="Google Sans Text" w:cs="Times New Roman"/>
+          <w:b/>
+          <w:bCs/>
+          <w:color w:val="303030"/>
+          <w:sz w:val="21"/>
+          <w:szCs w:val="21"/>
+          <w:lang w:val="es-CL"/>
+        </w:rPr>
+        <w:t xml:space="preserve"> S</w:t>
+      </w:r>
+      <w:r>
+        <w:rPr>
+          <w:rFonts w:ascii="Google Sans Text" w:eastAsia="Times New Roman" w:hAnsi="Google Sans Text" w:cs="Times New Roman"/>
+          <w:b/>
+          <w:bCs/>
+          <w:color w:val="303030"/>
+          <w:sz w:val="21"/>
+          <w:szCs w:val="21"/>
+          <w:lang w:val="es-CL"/>
+        </w:rPr>
+        <w:t>pecia</w:t>
+      </w:r>
+      <w:r>
+        <w:rPr>
+          <w:rFonts w:ascii="Google Sans Text" w:eastAsia="Times New Roman" w:hAnsi="Google Sans Text" w:cs="Times New Roman"/>
+          <w:b/>
+          <w:bCs/>
+          <w:color w:val="303030"/>
+          <w:sz w:val="21"/>
+          <w:szCs w:val="21"/>
+          <w:lang w:val="es-CL"/>
+        </w:rPr>
+        <w:t>l</w:t>
+      </w:r>
+      <w:r>
+        <w:rPr>
+          <w:rFonts w:ascii="Google Sans Text" w:eastAsia="Times New Roman" w:hAnsi="Google Sans Text" w:cs="Times New Roman"/>
+          <w:b/>
+          <w:bCs/>
+          <w:color w:val="303030"/>
+          <w:sz w:val="21"/>
+          <w:szCs w:val="21"/>
+          <w:lang w:val="es-CL"/>
+        </w:rPr>
+        <w:t>izati</w:t>
+      </w:r>
+      <w:r>
+        <w:rPr>
+          <w:rFonts w:ascii="Google Sans Text" w:eastAsia="Times New Roman" w:hAnsi="Google Sans Text" w:cs="Times New Roman"/>
+          <w:b/>
+          <w:bCs/>
+          <w:color w:val="303030"/>
+          <w:sz w:val="21"/>
+          <w:szCs w:val="21"/>
+          <w:lang w:val="es-CL"/>
+        </w:rPr>
+        <w:t>o</w:t>
+      </w:r>
+      <w:r>
+        <w:rPr>
+          <w:rFonts w:ascii="Google Sans Text" w:eastAsia="Times New Roman" w:hAnsi="Google Sans Text" w:cs="Times New Roman"/>
+          <w:b/>
+          <w:bCs/>
+          <w:color w:val="303030"/>
+          <w:sz w:val="21"/>
+          <w:szCs w:val="21"/>
+          <w:lang w:val="es-CL"/>
+        </w:rPr>
+        <w:t>n in Math and Statistics f</w:t>
+      </w:r>
+      <w:r>
+        <w:rPr>
+          <w:rFonts w:ascii="Google Sans Text" w:eastAsia="Times New Roman" w:hAnsi="Google Sans Text" w:cs="Times New Roman"/>
+          <w:b/>
+          <w:bCs/>
+          <w:color w:val="303030"/>
+          <w:sz w:val="21"/>
+          <w:szCs w:val="21"/>
+          <w:lang w:val="es-CL"/>
+        </w:rPr>
+        <w:t>or</w:t>
+      </w:r>
+      <w:r>
+        <w:rPr>
+          <w:rFonts w:ascii="Google Sans Text" w:eastAsia="Times New Roman" w:hAnsi="Google Sans Text" w:cs="Times New Roman"/>
+          <w:b/>
+          <w:bCs/>
+          <w:color w:val="303030"/>
+          <w:sz w:val="21"/>
+          <w:szCs w:val="21"/>
+          <w:lang w:val="es-CL"/>
+        </w:rPr>
+        <w:t xml:space="preserve"> Data Science</w:t>
+      </w:r>
+      <w:r>
+        <w:rPr>
+          <w:rFonts w:ascii="Google Sans Text" w:eastAsia="Times New Roman" w:hAnsi="Google Sans Text" w:cs="Times New Roman"/>
+          <w:b/>
+          <w:bCs/>
+          <w:color w:val="303030"/>
+          <w:sz w:val="21"/>
+          <w:szCs w:val="21"/>
+          <w:lang w:val="es-CL"/>
+        </w:rPr>
+        <w:t xml:space="preserve"> -</w:t>
+      </w:r>
+      <w:r>
+        <w:rPr>
+          <w:rFonts w:ascii="Google Sans Text" w:eastAsia="Times New Roman" w:hAnsi="Google Sans Text" w:cs="Times New Roman"/>
+          <w:b/>
+          <w:bCs/>
+          <w:color w:val="303030"/>
+          <w:sz w:val="21"/>
+          <w:szCs w:val="21"/>
+          <w:lang w:val="es-CL"/>
+        </w:rPr>
+        <w:t xml:space="preserve"> </w:t>
+      </w:r>
+      <w:r>
+        <w:rPr>
+          <w:rFonts w:ascii="Google Sans Text" w:eastAsia="Times New Roman" w:hAnsi="Google Sans Text" w:cs="Times New Roman"/>
+          <w:color w:val="303030"/>
+          <w:sz w:val="21"/>
+          <w:szCs w:val="21"/>
+          <w:lang w:val="es-CL"/>
+        </w:rPr>
+        <w:t xml:space="preserve">Florida </w:t>
+      </w:r>
+      <w:r>
+        <w:rPr>
+          <w:rFonts w:ascii="Google Sans Text" w:eastAsia="Times New Roman" w:hAnsi="Google Sans Text" w:cs="Times New Roman"/>
+          <w:color w:val="303030"/>
+          <w:sz w:val="21"/>
+          <w:szCs w:val="21"/>
+          <w:lang w:val="es-CL"/>
+        </w:rPr>
+        <w:t xml:space="preserve">Global </w:t>
+      </w:r>
+      <w:r>
+        <w:rPr>
+          <w:rFonts w:ascii="Google Sans Text" w:eastAsia="Times New Roman" w:hAnsi="Google Sans Text" w:cs="Times New Roman"/>
+          <w:color w:val="303030"/>
+          <w:sz w:val="21"/>
+          <w:szCs w:val="21"/>
+          <w:lang w:val="es-CL"/>
+        </w:rPr>
+        <w:t xml:space="preserve">University, USA, </w:t>
+      </w:r>
+      <w:r>
+        <w:rPr>
+          <w:rFonts w:ascii="Google Sans Text" w:eastAsia="Times New Roman" w:hAnsi="Google Sans Text" w:cs="Times New Roman"/>
+          <w:color w:val="303030"/>
+          <w:sz w:val="21"/>
+          <w:szCs w:val="21"/>
+          <w:lang w:val="es-CL"/>
+        </w:rPr>
+        <w:t xml:space="preserve">(julio 2025)     </w:t>
+      </w:r>
+      <w:r>
+        <w:rPr>
+          <w:rFonts w:ascii="Google Sans Text" w:eastAsia="Times New Roman" w:hAnsi="Google Sans Text" w:cs="Times New Roman"/>
+          <w:color w:val="303030"/>
+          <w:sz w:val="21"/>
+          <w:szCs w:val="21"/>
+          <w:lang w:val="es-CL"/>
+        </w:rPr>
+        <w:t xml:space="preserve">  </w:t>
+      </w:r>
+      <w:hyperlink r:id="rId27" w:history="1">
+        <w:r>
+          <w:rPr>
+            <w:rStyle w:val="Hipervnculo"/>
+            <w:rFonts w:ascii="Google Sans Text" w:eastAsia="Times New Roman" w:hAnsi="Google Sans Text" w:cs="Times New Roman"/>
+            <w:sz w:val="21"/>
+            <w:szCs w:val="21"/>
+            <w:lang w:val="es-CL"/>
+          </w:rPr>
+          <w:t>Certif_UGFlorida</w:t>
+        </w:r>
+      </w:hyperlink>
+    </w:p>
+    <w:p>
+      <w:pPr>
+        <w:numPr>
+          <w:ilvl w:val="0"/>
+          <w:numId w:val="15"/>
+        </w:numPr>
+        <w:shd w:val="clear" w:color="auto" w:fill="FFFFFF"/>
+        <w:spacing w:before="100" w:beforeAutospacing="1" w:after="100" w:afterAutospacing="1" w:line="240" w:lineRule="auto"/>
+        <w:jc w:val="left"/>
+        <w:rPr>
+          <w:rFonts w:ascii="Google Sans Text" w:eastAsia="Times New Roman" w:hAnsi="Google Sans Text" w:cs="Times New Roman"/>
+          <w:color w:val="303030"/>
+          <w:sz w:val="21"/>
+          <w:szCs w:val="21"/>
+          <w:lang w:val="es-CL"/>
+        </w:rPr>
+      </w:pPr>
+      <w:r>
+        <w:rPr>
+          <w:rFonts w:ascii="Google Sans Text" w:eastAsia="Times New Roman" w:hAnsi="Google Sans Text" w:cs="Times New Roman"/>
+          <w:b/>
+          <w:bCs/>
+          <w:color w:val="303030"/>
+          <w:sz w:val="21"/>
+          <w:szCs w:val="21"/>
+          <w:lang w:val="es-CL"/>
+        </w:rPr>
+        <w:t>Estadística y Probabilidad</w:t>
+      </w:r>
+      <w:r>
+        <w:rPr>
+          <w:rFonts w:ascii="Google Sans Text" w:eastAsia="Times New Roman" w:hAnsi="Google Sans Text" w:cs="Times New Roman"/>
+          <w:color w:val="303030"/>
+          <w:sz w:val="21"/>
+          <w:szCs w:val="21"/>
+          <w:lang w:val="es-CL"/>
+        </w:rPr>
+        <w:t xml:space="preserve"> – UNAM (Julio 2024)</w:t>
+      </w:r>
+    </w:p>
+    <w:p>
+      <w:pPr>
+        <w:numPr>
+          <w:ilvl w:val="0"/>
+          <w:numId w:val="15"/>
+        </w:numPr>
+        <w:shd w:val="clear" w:color="auto" w:fill="FFFFFF"/>
+        <w:spacing w:before="100" w:beforeAutospacing="1" w:after="100" w:afterAutospacing="1" w:line="240" w:lineRule="auto"/>
+        <w:jc w:val="left"/>
+        <w:rPr>
+          <w:rFonts w:ascii="Google Sans Text" w:eastAsia="Times New Roman" w:hAnsi="Google Sans Text" w:cs="Times New Roman"/>
+          <w:color w:val="303030"/>
+          <w:sz w:val="21"/>
+          <w:szCs w:val="21"/>
+          <w:lang w:val="es-CL"/>
+        </w:rPr>
+      </w:pPr>
+      <w:r>
+        <w:rPr>
+          <w:rFonts w:ascii="Google Sans Text" w:eastAsia="Times New Roman" w:hAnsi="Google Sans Text" w:cs="Times New Roman"/>
+          <w:b/>
+          <w:bCs/>
+          <w:color w:val="303030"/>
+          <w:sz w:val="21"/>
+          <w:szCs w:val="21"/>
+          <w:lang w:val="es-CL"/>
+        </w:rPr>
+        <w:t>Data Science Math Skills</w:t>
+      </w:r>
+      <w:r>
+        <w:rPr>
+          <w:rFonts w:ascii="Google Sans Text" w:eastAsia="Times New Roman" w:hAnsi="Google Sans Text" w:cs="Times New Roman"/>
+          <w:color w:val="303030"/>
+          <w:sz w:val="21"/>
+          <w:szCs w:val="21"/>
+          <w:lang w:val="es-CL"/>
+        </w:rPr>
+        <w:t xml:space="preserve"> – Duke University (</w:t>
+      </w:r>
+      <w:r>
+        <w:rPr>
+          <w:rFonts w:ascii="Google Sans Text" w:eastAsia="Times New Roman" w:hAnsi="Google Sans Text" w:cs="Times New Roman"/>
+          <w:color w:val="303030"/>
+          <w:sz w:val="21"/>
+          <w:szCs w:val="21"/>
+          <w:lang w:val="es-CL"/>
+        </w:rPr>
+        <w:t>m</w:t>
+      </w:r>
+      <w:r>
+        <w:rPr>
+          <w:rFonts w:ascii="Google Sans Text" w:eastAsia="Times New Roman" w:hAnsi="Google Sans Text" w:cs="Times New Roman"/>
+          <w:color w:val="303030"/>
+          <w:sz w:val="21"/>
+          <w:szCs w:val="21"/>
+          <w:lang w:val="es-CL"/>
+        </w:rPr>
+        <w:t>ayo 2024)</w:t>
+      </w:r>
+    </w:p>
+    <w:p>
+      <w:pPr>
+        <w:numPr>
+          <w:ilvl w:val="0"/>
+          <w:numId w:val="15"/>
+        </w:numPr>
+        <w:shd w:val="clear" w:color="auto" w:fill="FFFFFF"/>
+        <w:spacing w:before="100" w:beforeAutospacing="1" w:after="100" w:afterAutospacing="1" w:line="240" w:lineRule="auto"/>
+        <w:jc w:val="left"/>
+        <w:rPr>
+          <w:rFonts w:ascii="Google Sans Text" w:eastAsia="Times New Roman" w:hAnsi="Google Sans Text" w:cs="Times New Roman"/>
+          <w:color w:val="303030"/>
+          <w:sz w:val="21"/>
+          <w:szCs w:val="21"/>
+          <w:lang w:val="es-CL"/>
+        </w:rPr>
+      </w:pPr>
+      <w:r>
+        <w:rPr>
+          <w:rFonts w:ascii="Google Sans Text" w:eastAsia="Times New Roman" w:hAnsi="Google Sans Text" w:cs="Times New Roman"/>
+          <w:b/>
+          <w:bCs/>
+          <w:color w:val="303030"/>
+          <w:sz w:val="21"/>
+          <w:szCs w:val="21"/>
+          <w:lang w:val="es-CL"/>
+        </w:rPr>
+        <w:t>Enseñar en la Educación Pública (80h)</w:t>
+      </w:r>
+      <w:r>
+        <w:rPr>
+          <w:rFonts w:ascii="Google Sans Text" w:eastAsia="Times New Roman" w:hAnsi="Google Sans Text" w:cs="Times New Roman"/>
+          <w:color w:val="303030"/>
+          <w:sz w:val="21"/>
+          <w:szCs w:val="21"/>
+          <w:lang w:val="es-CL"/>
+        </w:rPr>
+        <w:t xml:space="preserve"> – PUCV / CPEIP (2023)</w:t>
+      </w:r>
+      <w:r>
+        <w:rPr>
+          <w:rFonts w:ascii="Google Sans Text" w:eastAsia="Times New Roman" w:hAnsi="Google Sans Text" w:cs="Times New Roman"/>
+          <w:color w:val="303030"/>
+          <w:sz w:val="21"/>
+          <w:szCs w:val="21"/>
+          <w:lang w:val="es-CL"/>
+        </w:rPr>
+        <w:t xml:space="preserve">  </w:t>
+      </w:r>
+      <w:hyperlink r:id="rId28" w:history="1">
+        <w:r>
+          <w:rPr>
+            <w:rStyle w:val="Hipervnculo"/>
+            <w:rFonts w:ascii="Google Sans Text" w:eastAsia="Times New Roman" w:hAnsi="Google Sans Text" w:cs="Times New Roman"/>
+            <w:sz w:val="21"/>
+            <w:szCs w:val="21"/>
+            <w:lang w:val="es-CL"/>
+          </w:rPr>
+          <w:t>Certif_PUCV</w:t>
+        </w:r>
+      </w:hyperlink>
+    </w:p>
+    <w:p>
+      <w:pPr>
+        <w:numPr>
+          <w:ilvl w:val="0"/>
+          <w:numId w:val="15"/>
+        </w:numPr>
+        <w:shd w:val="clear" w:color="auto" w:fill="FFFFFF"/>
+        <w:spacing w:before="100" w:beforeAutospacing="1" w:after="100" w:afterAutospacing="1" w:line="240" w:lineRule="auto"/>
+        <w:jc w:val="left"/>
+        <w:rPr>
+          <w:rFonts w:ascii="Google Sans Text" w:eastAsia="Times New Roman" w:hAnsi="Google Sans Text" w:cs="Times New Roman"/>
+          <w:color w:val="303030"/>
+          <w:sz w:val="21"/>
+          <w:szCs w:val="21"/>
+          <w:lang w:val="es-CL"/>
+        </w:rPr>
+      </w:pPr>
+      <w:r>
+        <w:rPr>
+          <w:rFonts w:ascii="Google Sans Text" w:eastAsia="Times New Roman" w:hAnsi="Google Sans Text" w:cs="Times New Roman"/>
+          <w:b/>
+          <w:bCs/>
+          <w:color w:val="303030"/>
+          <w:sz w:val="21"/>
+          <w:szCs w:val="21"/>
+          <w:lang w:val="es-CL"/>
+        </w:rPr>
+        <w:t xml:space="preserve">Formación para Docentes del Siglo XXI, </w:t>
+      </w:r>
+      <w:r>
+        <w:rPr>
+          <w:rFonts w:ascii="Google Sans Text" w:eastAsia="Times New Roman" w:hAnsi="Google Sans Text" w:cs="Times New Roman"/>
+          <w:color w:val="303030"/>
+          <w:sz w:val="21"/>
+          <w:szCs w:val="21"/>
+          <w:lang w:val="es-CL"/>
+        </w:rPr>
+        <w:t>IdeoDigital (noviembre 2022)</w:t>
+      </w:r>
+      <w:r>
+        <w:rPr>
+          <w:rFonts w:ascii="Google Sans Text" w:eastAsia="Times New Roman" w:hAnsi="Google Sans Text" w:cs="Times New Roman"/>
+          <w:color w:val="303030"/>
+          <w:sz w:val="21"/>
+          <w:szCs w:val="21"/>
+          <w:lang w:val="es-CL"/>
+        </w:rPr>
+        <w:t xml:space="preserve">  </w:t>
+      </w:r>
+      <w:hyperlink r:id="rId29" w:history="1">
+        <w:r>
+          <w:rPr>
+            <w:rStyle w:val="Hipervnculo"/>
+            <w:rFonts w:ascii="Google Sans Text" w:eastAsia="Times New Roman" w:hAnsi="Google Sans Text" w:cs="Times New Roman"/>
+            <w:sz w:val="21"/>
+            <w:szCs w:val="21"/>
+            <w:lang w:val="es-CL"/>
+          </w:rPr>
+          <w:t>Cert_IdeoDigital</w:t>
+        </w:r>
+      </w:hyperlink>
+    </w:p>
+    <w:p>
+      <w:pPr>
+        <w:numPr>
+          <w:ilvl w:val="0"/>
+          <w:numId w:val="15"/>
+        </w:numPr>
+        <w:shd w:val="clear" w:color="auto" w:fill="FFFFFF"/>
+        <w:spacing w:before="100" w:beforeAutospacing="1" w:after="100" w:afterAutospacing="1" w:line="240" w:lineRule="auto"/>
+        <w:jc w:val="left"/>
+        <w:rPr>
+          <w:rFonts w:ascii="Google Sans Text" w:eastAsia="Times New Roman" w:hAnsi="Google Sans Text" w:cs="Times New Roman"/>
+          <w:color w:val="303030"/>
+          <w:sz w:val="21"/>
+          <w:szCs w:val="21"/>
+          <w:lang w:val="es-CL"/>
+        </w:rPr>
+      </w:pPr>
+      <w:r>
+        <w:rPr>
+          <w:rFonts w:ascii="Google Sans Text" w:eastAsia="Times New Roman" w:hAnsi="Google Sans Text" w:cs="Times New Roman"/>
+          <w:b/>
+          <w:bCs/>
+          <w:color w:val="303030"/>
+          <w:sz w:val="21"/>
+          <w:szCs w:val="21"/>
+          <w:lang w:val="es-CL"/>
+        </w:rPr>
+        <w:t>Machine Learning para Bioinformática</w:t>
+      </w:r>
+      <w:r>
+        <w:rPr>
+          <w:rFonts w:ascii="Google Sans Text" w:eastAsia="Times New Roman" w:hAnsi="Google Sans Text" w:cs="Times New Roman"/>
+          <w:color w:val="303030"/>
+          <w:sz w:val="21"/>
+          <w:szCs w:val="21"/>
+          <w:lang w:val="es-CL"/>
+        </w:rPr>
+        <w:t xml:space="preserve"> – Omics Lab SpA (2021)</w:t>
+      </w:r>
+    </w:p>
+    <w:p>
+      <w:pPr>
+        <w:numPr>
+          <w:ilvl w:val="0"/>
+          <w:numId w:val="15"/>
+        </w:numPr>
+        <w:shd w:val="clear" w:color="auto" w:fill="FFFFFF"/>
+        <w:spacing w:before="100" w:beforeAutospacing="1" w:after="100" w:afterAutospacing="1" w:line="240" w:lineRule="auto"/>
+        <w:jc w:val="left"/>
+        <w:rPr>
+          <w:rFonts w:ascii="Google Sans Text" w:eastAsia="Times New Roman" w:hAnsi="Google Sans Text" w:cs="Times New Roman"/>
+          <w:color w:val="303030"/>
+          <w:sz w:val="21"/>
+          <w:szCs w:val="21"/>
+          <w:lang w:val="es-CL"/>
+        </w:rPr>
+      </w:pPr>
+      <w:r>
+        <w:rPr>
+          <w:rFonts w:ascii="Google Sans Text" w:eastAsia="Times New Roman" w:hAnsi="Google Sans Text" w:cs="Times New Roman"/>
+          <w:b/>
+          <w:bCs/>
+          <w:color w:val="303030"/>
+          <w:sz w:val="21"/>
+          <w:szCs w:val="21"/>
+          <w:lang w:val="es-CL"/>
+        </w:rPr>
+        <w:t>Análisis Estadístico RNA-seq (R)</w:t>
+      </w:r>
+      <w:r>
+        <w:rPr>
+          <w:rFonts w:ascii="Google Sans Text" w:eastAsia="Times New Roman" w:hAnsi="Google Sans Text" w:cs="Times New Roman"/>
+          <w:color w:val="303030"/>
+          <w:sz w:val="21"/>
+          <w:szCs w:val="21"/>
+          <w:lang w:val="es-CL"/>
+        </w:rPr>
+        <w:t xml:space="preserve"> – Omics Lab SpA (2021)</w:t>
+      </w:r>
+    </w:p>
+    <w:p>
+      <w:pPr>
+        <w:numPr>
+          <w:ilvl w:val="0"/>
+          <w:numId w:val="15"/>
+        </w:numPr>
+        <w:shd w:val="clear" w:color="auto" w:fill="FFFFFF"/>
+        <w:spacing w:before="100" w:beforeAutospacing="1" w:after="100" w:afterAutospacing="1" w:line="240" w:lineRule="auto"/>
+        <w:jc w:val="left"/>
+        <w:rPr>
+          <w:rFonts w:ascii="Google Sans Text" w:eastAsia="Times New Roman" w:hAnsi="Google Sans Text" w:cs="Times New Roman"/>
+          <w:color w:val="303030"/>
+          <w:sz w:val="21"/>
+          <w:szCs w:val="21"/>
+          <w:lang w:val="es-CL"/>
+        </w:rPr>
+      </w:pPr>
+      <w:r>
+        <w:rPr>
+          <w:rFonts w:ascii="Google Sans Text" w:eastAsia="Times New Roman" w:hAnsi="Google Sans Text" w:cs="Times New Roman"/>
+          <w:b/>
+          <w:bCs/>
+          <w:color w:val="303030"/>
+          <w:sz w:val="21"/>
+          <w:szCs w:val="21"/>
+          <w:lang w:val="es-CL"/>
+        </w:rPr>
+        <w:t>Ciencia de Datos para Gestión Pública</w:t>
+      </w:r>
+      <w:r>
+        <w:rPr>
+          <w:rFonts w:ascii="Google Sans Text" w:eastAsia="Times New Roman" w:hAnsi="Google Sans Text" w:cs="Times New Roman"/>
+          <w:color w:val="303030"/>
+          <w:sz w:val="21"/>
+          <w:szCs w:val="21"/>
+          <w:lang w:val="es-CL"/>
+        </w:rPr>
+        <w:t xml:space="preserve"> – UAH (2020)</w:t>
+      </w:r>
+      <w:r>
+        <w:rPr>
+          <w:rFonts w:ascii="Google Sans Text" w:eastAsia="Times New Roman" w:hAnsi="Google Sans Text" w:cs="Times New Roman"/>
+          <w:color w:val="303030"/>
+          <w:sz w:val="21"/>
+          <w:szCs w:val="21"/>
+          <w:lang w:val="es-CL"/>
+        </w:rPr>
+        <w:t xml:space="preserve">                          </w:t>
+      </w:r>
+      <w:hyperlink r:id="rId30" w:history="1">
+        <w:r>
+          <w:rPr>
+            <w:rStyle w:val="Hipervnculo"/>
+            <w:rFonts w:ascii="Google Sans Text" w:eastAsia="Times New Roman" w:hAnsi="Google Sans Text" w:cs="Times New Roman"/>
+            <w:sz w:val="21"/>
+            <w:szCs w:val="21"/>
+            <w:lang w:val="es-CL"/>
+          </w:rPr>
+          <w:t>Cert GestionPublica</w:t>
+        </w:r>
+      </w:hyperlink>
+    </w:p>
+    <w:p>
+      <w:pPr>
+        <w:numPr>
+          <w:ilvl w:val="0"/>
+          <w:numId w:val="15"/>
+        </w:numPr>
+        <w:shd w:val="clear" w:color="auto" w:fill="FFFFFF"/>
+        <w:spacing w:before="100" w:beforeAutospacing="1" w:after="100" w:afterAutospacing="1" w:line="240" w:lineRule="auto"/>
+        <w:jc w:val="left"/>
+      </w:pPr>
+      <w:r>
+        <w:rPr>
+          <w:rFonts w:ascii="Google Sans Text" w:eastAsia="Times New Roman" w:hAnsi="Google Sans Text" w:cs="Times New Roman"/>
+          <w:b/>
+          <w:bCs/>
+          <w:color w:val="303030"/>
+          <w:sz w:val="21"/>
+          <w:szCs w:val="21"/>
+          <w:lang w:val="es-CL"/>
+        </w:rPr>
+        <w:t>Fundamentos y Disrupción Blockchain</w:t>
+      </w:r>
+      <w:r>
+        <w:rPr>
+          <w:rFonts w:ascii="Google Sans Text" w:eastAsia="Times New Roman" w:hAnsi="Google Sans Text" w:cs="Times New Roman"/>
+          <w:color w:val="303030"/>
+          <w:sz w:val="21"/>
+          <w:szCs w:val="21"/>
+          <w:lang w:val="es-CL"/>
+        </w:rPr>
+        <w:t xml:space="preserve"> – Universidad Austral</w:t>
+      </w:r>
+      <w:r>
+        <w:rPr>
+          <w:rFonts w:ascii="Google Sans Text" w:eastAsia="Times New Roman" w:hAnsi="Google Sans Text" w:cs="Times New Roman"/>
+          <w:color w:val="303030"/>
+          <w:sz w:val="21"/>
+          <w:szCs w:val="21"/>
+          <w:lang w:val="es-CL"/>
+        </w:rPr>
+        <w:t xml:space="preserve"> Bs. Aires</w:t>
+      </w:r>
+      <w:r>
+        <w:rPr>
+          <w:rFonts w:ascii="Google Sans Text" w:eastAsia="Times New Roman" w:hAnsi="Google Sans Text" w:cs="Times New Roman"/>
+          <w:color w:val="303030"/>
+          <w:sz w:val="21"/>
+          <w:szCs w:val="21"/>
+          <w:lang w:val="es-CL"/>
+        </w:rPr>
+        <w:t xml:space="preserve"> / LinkedIn (2020)</w:t>
+      </w:r>
+    </w:p>
+    <w:p>
+      <w:pPr>
+        <w:numPr>
+          <w:ilvl w:val="0"/>
+          <w:numId w:val="15"/>
+        </w:numPr>
+        <w:shd w:val="clear" w:color="auto" w:fill="FFFFFF"/>
+        <w:spacing w:before="100" w:beforeAutospacing="1" w:after="100" w:afterAutospacing="1" w:line="240" w:lineRule="auto"/>
+        <w:jc w:val="left"/>
+        <w:rPr>
+          <w:rFonts w:ascii="Google Sans Text" w:eastAsia="Times New Roman" w:hAnsi="Google Sans Text" w:cs="Times New Roman"/>
+          <w:color w:val="303030"/>
+          <w:sz w:val="21"/>
+          <w:szCs w:val="21"/>
+          <w:lang w:val="es-CL"/>
+        </w:rPr>
+      </w:pPr>
+      <w:r>
+        <w:rPr>
+          <w:rFonts w:ascii="Google Sans Text" w:eastAsia="Times New Roman" w:hAnsi="Google Sans Text" w:cs="Times New Roman"/>
+          <w:b/>
+          <w:bCs/>
+          <w:color w:val="303030"/>
+          <w:sz w:val="21"/>
+          <w:szCs w:val="21"/>
+          <w:lang w:val="es-CL"/>
+        </w:rPr>
+        <w:t>GCP Big Data &amp; ML Fundamentals</w:t>
+      </w:r>
+      <w:r>
+        <w:rPr>
+          <w:rFonts w:ascii="Google Sans Text" w:eastAsia="Times New Roman" w:hAnsi="Google Sans Text" w:cs="Times New Roman"/>
+          <w:color w:val="303030"/>
+          <w:sz w:val="21"/>
+          <w:szCs w:val="21"/>
+          <w:lang w:val="es-CL"/>
+        </w:rPr>
+        <w:t xml:space="preserve"> – Coursera (2020)</w:t>
+      </w:r>
+      <w:r>
+        <w:rPr>
+          <w:rFonts w:ascii="Google Sans Text" w:eastAsia="Times New Roman" w:hAnsi="Google Sans Text" w:cs="Times New Roman"/>
+          <w:color w:val="303030"/>
+          <w:sz w:val="21"/>
+          <w:szCs w:val="21"/>
+          <w:lang w:val="es-CL"/>
+        </w:rPr>
+        <w:t xml:space="preserve">                           </w:t>
+      </w:r>
+      <w:hyperlink r:id="rId31" w:history="1">
+        <w:r>
+          <w:rPr>
+            <w:rStyle w:val="Hipervnculo"/>
+            <w:rFonts w:ascii="Google Sans Text" w:eastAsia="Times New Roman" w:hAnsi="Google Sans Text" w:cs="Times New Roman"/>
+            <w:sz w:val="21"/>
+            <w:szCs w:val="21"/>
+            <w:lang w:val="es-CL"/>
+          </w:rPr>
+          <w:t>Credencial</w:t>
+        </w:r>
+      </w:hyperlink>
+    </w:p>
+    <w:p>
+      <w:pPr>
+        <w:numPr>
+          <w:ilvl w:val="0"/>
+          <w:numId w:val="15"/>
+        </w:numPr>
+        <w:shd w:val="clear" w:color="auto" w:fill="FFFFFF"/>
+        <w:spacing w:before="100" w:beforeAutospacing="1" w:after="100" w:afterAutospacing="1" w:line="240" w:lineRule="auto"/>
+        <w:jc w:val="left"/>
+        <w:rPr>
+          <w:rFonts w:ascii="Google Sans Text" w:eastAsia="Times New Roman" w:hAnsi="Google Sans Text" w:cs="Times New Roman"/>
+          <w:color w:val="303030"/>
+          <w:sz w:val="21"/>
+          <w:szCs w:val="21"/>
+          <w:lang w:val="es-CL"/>
+        </w:rPr>
+      </w:pPr>
+      <w:r>
+        <w:rPr>
+          <w:rFonts w:ascii="Google Sans Text" w:eastAsia="Times New Roman" w:hAnsi="Google Sans Text" w:cs="Times New Roman"/>
+          <w:b/>
+          <w:bCs/>
+          <w:color w:val="303030"/>
+          <w:sz w:val="21"/>
+          <w:szCs w:val="21"/>
+          <w:lang w:val="es-CL"/>
+        </w:rPr>
+        <w:t xml:space="preserve">Pensamiento Estratégico - </w:t>
+      </w:r>
+      <w:r>
+        <w:rPr>
+          <w:rFonts w:ascii="Google Sans Text" w:eastAsia="Times New Roman" w:hAnsi="Google Sans Text" w:cs="Times New Roman"/>
+          <w:color w:val="303030"/>
+          <w:sz w:val="21"/>
+          <w:szCs w:val="21"/>
+          <w:lang w:val="es-CL"/>
+        </w:rPr>
+        <w:t>Linkedin (julio 2019</w:t>
+      </w:r>
+      <w:r>
+        <w:rPr>
+          <w:rFonts w:ascii="Google Sans Text" w:eastAsia="Times New Roman" w:hAnsi="Google Sans Text" w:cs="Times New Roman"/>
+          <w:color w:val="303030"/>
+          <w:sz w:val="21"/>
+          <w:szCs w:val="21"/>
+          <w:lang w:val="es-CL"/>
+        </w:rPr>
+        <w:t xml:space="preserve">)       </w:t>
+      </w:r>
+      <w:hyperlink r:id="rId32" w:history="1">
+        <w:r>
+          <w:rPr>
+            <w:rStyle w:val="Hipervnculo"/>
+            <w:rFonts w:ascii="Google Sans Text" w:eastAsia="Times New Roman" w:hAnsi="Google Sans Text" w:cs="Times New Roman"/>
+            <w:sz w:val="21"/>
+            <w:szCs w:val="21"/>
+            <w:lang w:val="es-CL"/>
+          </w:rPr>
+          <w:t>Credencial</w:t>
+        </w:r>
+      </w:hyperlink>
+    </w:p>
+    <w:p>
+      <w:pPr>
+        <w:numPr>
+          <w:ilvl w:val="0"/>
+          <w:numId w:val="15"/>
+        </w:numPr>
+        <w:shd w:val="clear" w:color="auto" w:fill="FFFFFF"/>
+        <w:spacing w:before="100" w:beforeAutospacing="1" w:after="100" w:afterAutospacing="1" w:line="240" w:lineRule="auto"/>
+        <w:jc w:val="left"/>
+      </w:pPr>
+      <w:r>
+        <w:rPr>
+          <w:rFonts w:ascii="Google Sans Text" w:eastAsia="Times New Roman" w:hAnsi="Google Sans Text" w:cs="Times New Roman"/>
+          <w:b/>
+          <w:bCs/>
+          <w:color w:val="303030"/>
+          <w:sz w:val="21"/>
+          <w:szCs w:val="21"/>
+          <w:lang w:val="es-CL"/>
+        </w:rPr>
+        <w:t>Ingeniero Certificado en BI (Cognos)</w:t>
+      </w:r>
+      <w:r>
+        <w:rPr>
+          <w:rFonts w:ascii="Google Sans Text" w:eastAsia="Times New Roman" w:hAnsi="Google Sans Text" w:cs="Times New Roman"/>
+          <w:color w:val="303030"/>
+          <w:sz w:val="21"/>
+          <w:szCs w:val="21"/>
+          <w:lang w:val="es-CL"/>
+        </w:rPr>
+        <w:t xml:space="preserve"> – Buenos Aires, Argentina (2001)</w:t>
+      </w:r>
     </w:p>
     <w:sectPr>
       <w:pgSz w:w="12240" w:h="15840"/>
@@ -7288,7 +8387,7 @@
   <w:style w:type="paragraph" w:default="1" w:styleId="Normal">
     <w:name w:val="Normal"/>
     <w:qFormat/>
-    <w:rsid w:val="004A738E"/>
+    <w:rsid w:val="002F1EC8"/>
     <w:pPr>
       <w:jc w:val="both"/>
     </w:pPr>
@@ -7354,7 +8453,6 @@
   <w:style w:type="character" w:default="1" w:styleId="Fuentedeprrafopredeter">
     <w:name w:val="Default Paragraph Font"/>
     <w:uiPriority w:val="1"/>
-    <w:semiHidden/>
     <w:unhideWhenUsed/>
   </w:style>
   <w:style w:type="table" w:default="1" w:styleId="Tablanormal">

--- a/images/Certificados/CV_GarcyValenzuelaP_2026-04.docx
+++ b/images/Certificados/CV_GarcyValenzuelaP_2026-04.docx
@@ -628,7 +628,17 @@
                 <w:szCs w:val="24"/>
                 <w:lang w:val="es-CL"/>
               </w:rPr>
-              <w:t xml:space="preserve">+20 años liderando proyectos de datos, inteligencia de negocios y analítica avanzada, </w:t>
+              <w:t xml:space="preserve">Líder de </w:t>
+            </w:r>
+            <w:r>
+              <w:rPr>
+                <w:rFonts w:ascii="Times New Roman" w:eastAsia="Times New Roman" w:hAnsi="Times New Roman" w:cs="Times New Roman"/>
+                <w:color w:val="auto"/>
+                <w:sz w:val="24"/>
+                <w:szCs w:val="24"/>
+                <w:lang w:val="es-CL"/>
+              </w:rPr>
+              <w:t xml:space="preserve">proyectos de datos, inteligencia de negocios y analítica avanzada, </w:t>
             </w:r>
             <w:r>
               <w:rPr>
@@ -813,7 +823,7 @@
         </w:trPr>
         <w:tc>
           <w:tcPr>
-            <w:tcW w:w="1119" w:type="dxa"/>
+            <w:tcW w:w="1120" w:type="dxa"/>
           </w:tcPr>
           <w:p>
             <w:pPr>
@@ -831,7 +841,7 @@
         </w:tc>
         <w:tc>
           <w:tcPr>
-            <w:tcW w:w="6448" w:type="dxa"/>
+            <w:tcW w:w="6447" w:type="dxa"/>
           </w:tcPr>
           <w:p>
             <w:pPr>
@@ -1188,7 +1198,7 @@
         </w:trPr>
         <w:tc>
           <w:tcPr>
-            <w:tcW w:w="1119" w:type="dxa"/>
+            <w:tcW w:w="1120" w:type="dxa"/>
             <w:tcBorders>
               <w:top w:val="nil"/>
               <w:left w:val="nil"/>
@@ -1213,7 +1223,7 @@
         </w:tc>
         <w:tc>
           <w:tcPr>
-            <w:tcW w:w="6448" w:type="dxa"/>
+            <w:tcW w:w="6447" w:type="dxa"/>
             <w:tcBorders>
               <w:top w:val="nil"/>
               <w:left w:val="nil"/>
@@ -1663,7 +1673,7 @@
         </w:trPr>
         <w:tc>
           <w:tcPr>
-            <w:tcW w:w="1119" w:type="dxa"/>
+            <w:tcW w:w="1120" w:type="dxa"/>
             <w:tcBorders>
               <w:top w:val="nil"/>
               <w:left w:val="nil"/>
@@ -1687,7 +1697,7 @@
         </w:tc>
         <w:tc>
           <w:tcPr>
-            <w:tcW w:w="6448" w:type="dxa"/>
+            <w:tcW w:w="6447" w:type="dxa"/>
             <w:tcBorders>
               <w:top w:val="nil"/>
               <w:left w:val="nil"/>
@@ -1928,7 +1938,7 @@
         </w:trPr>
         <w:tc>
           <w:tcPr>
-            <w:tcW w:w="1119" w:type="dxa"/>
+            <w:tcW w:w="1120" w:type="dxa"/>
             <w:tcBorders>
               <w:top w:val="nil"/>
               <w:left w:val="nil"/>
@@ -1952,7 +1962,7 @@
         </w:tc>
         <w:tc>
           <w:tcPr>
-            <w:tcW w:w="6448" w:type="dxa"/>
+            <w:tcW w:w="6447" w:type="dxa"/>
             <w:tcBorders>
               <w:top w:val="nil"/>
               <w:left w:val="nil"/>
@@ -2214,297 +2224,6 @@
           </w:p>
         </w:tc>
       </w:tr>
-      <w:tr>
-        <w:trPr>
-          <w:trHeight w:val="100"/>
-        </w:trPr>
-        <w:tc>
-          <w:tcPr>
-            <w:tcW w:w="1121" w:type="dxa"/>
-          </w:tcPr>
-          <w:p>
-            <w:pPr>
-              <w:spacing w:after="0" w:line="240" w:lineRule="auto"/>
-              <w:jc w:val="left"/>
-              <w:rPr>
-                <w:rFonts w:ascii="Times New Roman" w:eastAsia="Times New Roman" w:hAnsi="Times New Roman" w:cs="Times New Roman"/>
-                <w:b/>
-                <w:bCs/>
-                <w:sz w:val="24"/>
-                <w:szCs w:val="24"/>
-                <w:lang w:val="es-CL"/>
-              </w:rPr>
-            </w:pPr>
-          </w:p>
-        </w:tc>
-        <w:tc>
-          <w:tcPr>
-            <w:tcW w:w="6449" w:type="dxa"/>
-          </w:tcPr>
-          <w:p>
-            <w:pPr>
-              <w:spacing w:after="0" w:line="240" w:lineRule="auto"/>
-              <w:jc w:val="left"/>
-              <w:rPr>
-                <w:rFonts w:ascii="Times New Roman" w:eastAsia="Times New Roman" w:hAnsi="Times New Roman" w:cs="Times New Roman"/>
-                <w:b/>
-                <w:bCs/>
-                <w:szCs w:val="22"/>
-                <w:lang w:val="es-CL"/>
-              </w:rPr>
-            </w:pPr>
-            <w:r>
-              <w:rPr>
-                <w:rFonts w:ascii="Times New Roman" w:eastAsia="Times New Roman" w:hAnsi="Times New Roman" w:cs="Times New Roman"/>
-                <w:b/>
-                <w:bCs/>
-                <w:szCs w:val="22"/>
-                <w:lang w:val="es-CL"/>
-              </w:rPr>
-              <w:t>GERENTE - SOCIO PROPIETARIO</w:t>
-            </w:r>
-            <w:r>
-              <w:rPr>
-                <w:rFonts w:ascii="Times New Roman" w:eastAsia="Times New Roman" w:hAnsi="Times New Roman" w:cs="Times New Roman"/>
-                <w:szCs w:val="22"/>
-                <w:lang w:val="es-CL"/>
-              </w:rPr>
-              <w:t xml:space="preserve"> </w:t>
-            </w:r>
-            <w:r>
-              <w:rPr>
-                <w:rFonts w:ascii="Times New Roman" w:eastAsia="Times New Roman" w:hAnsi="Times New Roman" w:cs="Times New Roman"/>
-                <w:szCs w:val="22"/>
-                <w:lang w:val="es-CL"/>
-              </w:rPr>
-              <w:t xml:space="preserve">                                                                       </w:t>
-            </w:r>
-          </w:p>
-          <w:p>
-            <w:pPr>
-              <w:spacing w:after="0" w:line="240" w:lineRule="auto"/>
-              <w:jc w:val="left"/>
-              <w:rPr>
-                <w:rFonts w:ascii="Times New Roman" w:eastAsia="Times New Roman" w:hAnsi="Times New Roman" w:cs="Times New Roman"/>
-                <w:sz w:val="24"/>
-                <w:szCs w:val="24"/>
-                <w:lang w:val="es-CL"/>
-              </w:rPr>
-            </w:pPr>
-            <w:r>
-              <w:rPr>
-                <w:rFonts w:ascii="Times New Roman" w:eastAsia="Times New Roman" w:hAnsi="Times New Roman" w:cs="Times New Roman"/>
-                <w:szCs w:val="22"/>
-                <w:lang w:val="es-CL"/>
-              </w:rPr>
-              <w:t xml:space="preserve"> </w:t>
-            </w:r>
-            <w:r>
-              <w:rPr>
-                <w:rFonts w:ascii="Times New Roman" w:eastAsia="Times New Roman" w:hAnsi="Times New Roman" w:cs="Times New Roman"/>
-                <w:b/>
-                <w:bCs/>
-                <w:szCs w:val="22"/>
-                <w:lang w:val="es-CL"/>
-              </w:rPr>
-              <w:t>Informática e Ingeniería Ltda</w:t>
-            </w:r>
-            <w:r>
-              <w:rPr>
-                <w:rFonts w:ascii="Times New Roman" w:eastAsia="Times New Roman" w:hAnsi="Times New Roman" w:cs="Times New Roman"/>
-                <w:b/>
-                <w:bCs/>
-                <w:sz w:val="24"/>
-                <w:szCs w:val="24"/>
-                <w:lang w:val="es-CL"/>
-              </w:rPr>
-              <w:t>.</w:t>
-            </w:r>
-          </w:p>
-          <w:p>
-            <w:pPr>
-              <w:pStyle w:val="Sinespaciado"/>
-              <w:rPr>
-                <w:lang w:val="es-CL"/>
-              </w:rPr>
-            </w:pPr>
-          </w:p>
-        </w:tc>
-        <w:tc>
-          <w:tcPr>
-            <w:tcW w:w="2051" w:type="dxa"/>
-          </w:tcPr>
-          <w:p>
-            <w:pPr>
-              <w:spacing w:after="0" w:line="240" w:lineRule="auto"/>
-              <w:jc w:val="center"/>
-              <w:rPr>
-                <w:rFonts w:ascii="Times New Roman" w:eastAsia="Times New Roman" w:hAnsi="Times New Roman" w:cs="Times New Roman"/>
-                <w:sz w:val="24"/>
-                <w:szCs w:val="24"/>
-                <w:lang w:val="es-CL"/>
-              </w:rPr>
-            </w:pPr>
-            <w:r>
-              <w:rPr>
-                <w:rFonts w:ascii="Times New Roman" w:eastAsia="Times New Roman" w:hAnsi="Times New Roman" w:cs="Times New Roman"/>
-                <w:sz w:val="24"/>
-                <w:szCs w:val="24"/>
-                <w:lang w:val="es-CL"/>
-              </w:rPr>
-              <w:t xml:space="preserve">         </w:t>
-            </w:r>
-            <w:r>
-              <w:rPr>
-                <w:rFonts w:ascii="Times New Roman" w:eastAsia="Times New Roman" w:hAnsi="Times New Roman" w:cs="Times New Roman"/>
-                <w:sz w:val="24"/>
-                <w:szCs w:val="24"/>
-                <w:lang w:val="es-CL"/>
-              </w:rPr>
-              <w:t>1990-1999</w:t>
-            </w:r>
-          </w:p>
-          <w:p>
-            <w:pPr>
-              <w:pStyle w:val="Sinespaciado"/>
-              <w:rPr>
-                <w:lang w:val="es-CL"/>
-              </w:rPr>
-            </w:pPr>
-          </w:p>
-        </w:tc>
-      </w:tr>
-      <w:tr>
-        <w:trPr>
-          <w:trHeight w:val="100"/>
-        </w:trPr>
-        <w:tc>
-          <w:tcPr>
-            <w:tcW w:w="9621" w:type="dxa"/>
-            <w:gridSpan w:val="3"/>
-          </w:tcPr>
-          <w:p>
-            <w:pPr>
-              <w:numPr>
-                <w:ilvl w:val="0"/>
-                <w:numId w:val="11"/>
-              </w:numPr>
-              <w:shd w:val="clear" w:color="auto" w:fill="FFFFFF"/>
-              <w:spacing w:before="100" w:beforeAutospacing="1" w:after="100" w:afterAutospacing="1" w:line="240" w:lineRule="auto"/>
-              <w:jc w:val="left"/>
-              <w:rPr>
-                <w:rFonts w:ascii="Google Sans Text" w:eastAsia="Times New Roman" w:hAnsi="Google Sans Text" w:cs="Times New Roman"/>
-                <w:color w:val="303030"/>
-                <w:sz w:val="21"/>
-                <w:szCs w:val="21"/>
-                <w:lang w:val="es-CL"/>
-              </w:rPr>
-            </w:pPr>
-            <w:r>
-              <w:rPr>
-                <w:rFonts w:ascii="Google Sans Text" w:eastAsia="Times New Roman" w:hAnsi="Google Sans Text" w:cs="Times New Roman"/>
-                <w:b/>
-                <w:bCs/>
-                <w:color w:val="303030"/>
-                <w:sz w:val="21"/>
-                <w:szCs w:val="21"/>
-                <w:lang w:val="es-CL"/>
-              </w:rPr>
-              <w:t>Emprendimiento:</w:t>
-            </w:r>
-            <w:r>
-              <w:rPr>
-                <w:rFonts w:ascii="Google Sans Text" w:eastAsia="Times New Roman" w:hAnsi="Google Sans Text" w:cs="Times New Roman"/>
-                <w:color w:val="303030"/>
-                <w:sz w:val="21"/>
-                <w:szCs w:val="21"/>
-                <w:lang w:val="es-CL"/>
-              </w:rPr>
-              <w:t xml:space="preserve"> Fundador y gerente de consultoría TI, liderando el desarrollo de soluciones y la gestión de rentabilidad del negocio.</w:t>
-            </w:r>
-          </w:p>
-          <w:p>
-            <w:pPr>
-              <w:numPr>
-                <w:ilvl w:val="0"/>
-                <w:numId w:val="11"/>
-              </w:numPr>
-              <w:shd w:val="clear" w:color="auto" w:fill="FFFFFF"/>
-              <w:spacing w:before="100" w:beforeAutospacing="1" w:after="100" w:afterAutospacing="1" w:line="240" w:lineRule="auto"/>
-              <w:jc w:val="left"/>
-              <w:rPr>
-                <w:rFonts w:ascii="Google Sans Text" w:eastAsia="Times New Roman" w:hAnsi="Google Sans Text" w:cs="Times New Roman"/>
-                <w:color w:val="303030"/>
-                <w:sz w:val="21"/>
-                <w:szCs w:val="21"/>
-                <w:lang w:val="es-CL"/>
-              </w:rPr>
-            </w:pPr>
-            <w:r>
-              <w:rPr>
-                <w:rFonts w:ascii="Google Sans Text" w:eastAsia="Times New Roman" w:hAnsi="Google Sans Text" w:cs="Times New Roman"/>
-                <w:b/>
-                <w:bCs/>
-                <w:color w:val="303030"/>
-                <w:sz w:val="21"/>
-                <w:szCs w:val="21"/>
-                <w:lang w:val="es-CL"/>
-              </w:rPr>
-              <w:t>Desarrollo:</w:t>
-            </w:r>
-            <w:r>
-              <w:rPr>
-                <w:rFonts w:ascii="Google Sans Text" w:eastAsia="Times New Roman" w:hAnsi="Google Sans Text" w:cs="Times New Roman"/>
-                <w:color w:val="303030"/>
-                <w:sz w:val="21"/>
-                <w:szCs w:val="21"/>
-                <w:lang w:val="es-CL"/>
-              </w:rPr>
-              <w:t xml:space="preserve"> Diseño de sistemas de gestión (ventas, reservas, gastos) para los sectores educativo, industrial y hotelero.</w:t>
-            </w:r>
-          </w:p>
-          <w:p>
-            <w:pPr>
-              <w:numPr>
-                <w:ilvl w:val="0"/>
-                <w:numId w:val="11"/>
-              </w:numPr>
-              <w:shd w:val="clear" w:color="auto" w:fill="FFFFFF"/>
-              <w:spacing w:before="100" w:beforeAutospacing="1" w:after="100" w:afterAutospacing="1" w:line="240" w:lineRule="auto"/>
-              <w:jc w:val="left"/>
-              <w:rPr>
-                <w:rFonts w:ascii="Google Sans Text" w:eastAsia="Times New Roman" w:hAnsi="Google Sans Text" w:cs="Times New Roman"/>
-                <w:color w:val="303030"/>
-                <w:sz w:val="21"/>
-                <w:szCs w:val="21"/>
-                <w:lang w:val="es-CL"/>
-              </w:rPr>
-            </w:pPr>
-            <w:r>
-              <w:rPr>
-                <w:rFonts w:ascii="Google Sans Text" w:eastAsia="Times New Roman" w:hAnsi="Google Sans Text" w:cs="Times New Roman"/>
-                <w:b/>
-                <w:bCs/>
-                <w:color w:val="303030"/>
-                <w:sz w:val="21"/>
-                <w:szCs w:val="21"/>
-                <w:lang w:val="es-CL"/>
-              </w:rPr>
-              <w:t>Proyectos:</w:t>
-            </w:r>
-            <w:r>
-              <w:rPr>
-                <w:rFonts w:ascii="Google Sans Text" w:eastAsia="Times New Roman" w:hAnsi="Google Sans Text" w:cs="Times New Roman"/>
-                <w:color w:val="303030"/>
-                <w:sz w:val="21"/>
-                <w:szCs w:val="21"/>
-                <w:lang w:val="es-CL"/>
-              </w:rPr>
-              <w:t xml:space="preserve"> Ejecución de soluciones para la Universidad Austral de Chile y empresas privadas, mejorando la eficiencia operativa.</w:t>
-            </w:r>
-          </w:p>
-        </w:tc>
-      </w:tr>
     </w:tbl>
     <w:p>
       <w:pPr>
@@ -2529,6 +2248,7 @@
           <w:sz w:val="36"/>
           <w:szCs w:val="36"/>
         </w:rPr>
+        <w:lastRenderedPageBreak/>
         <mc:AlternateContent>
           <mc:Choice Requires="wps">
             <w:drawing>
@@ -2767,47 +2487,18 @@
               <w:spacing w:after="0" w:line="240" w:lineRule="auto"/>
               <w:jc w:val="center"/>
               <w:rPr>
+                <w:lang w:val="es-CL"/>
+              </w:rPr>
+            </w:pPr>
+            <w:r>
+              <w:rPr>
                 <w:rFonts w:ascii="Times New Roman" w:eastAsia="Times New Roman" w:hAnsi="Times New Roman" w:cs="Times New Roman"/>
                 <w:sz w:val="24"/>
                 <w:szCs w:val="24"/>
                 <w:lang w:val="es-CL"/>
               </w:rPr>
-            </w:pPr>
-            <w:r>
-              <w:rPr>
-                <w:rFonts w:ascii="Times New Roman" w:eastAsia="Times New Roman" w:hAnsi="Times New Roman" w:cs="Times New Roman"/>
-                <w:sz w:val="24"/>
-                <w:szCs w:val="24"/>
-                <w:lang w:val="es-CL"/>
-              </w:rPr>
-              <w:t xml:space="preserve">      diciembre de</w:t>
-            </w:r>
-            <w:r>
-              <w:rPr>
-                <w:rFonts w:ascii="Times New Roman" w:eastAsia="Times New Roman" w:hAnsi="Times New Roman" w:cs="Times New Roman"/>
-                <w:sz w:val="24"/>
-                <w:szCs w:val="24"/>
-                <w:lang w:val="es-CL"/>
-              </w:rPr>
-              <w:t xml:space="preserve"> 199</w:t>
-            </w:r>
-            <w:r>
-              <w:rPr>
-                <w:rFonts w:ascii="Times New Roman" w:eastAsia="Times New Roman" w:hAnsi="Times New Roman" w:cs="Times New Roman"/>
-                <w:sz w:val="24"/>
-                <w:szCs w:val="24"/>
-                <w:lang w:val="es-CL"/>
-              </w:rPr>
-              <w:t>0</w:t>
-            </w:r>
-          </w:p>
-          <w:p>
-            <w:pPr>
-              <w:pStyle w:val="Sinespaciado"/>
-              <w:rPr>
-                <w:lang w:val="es-CL"/>
-              </w:rPr>
-            </w:pPr>
+              <w:t xml:space="preserve">      </w:t>
+            </w:r>
           </w:p>
         </w:tc>
       </w:tr>
@@ -2925,61 +2616,6 @@
               </w:rPr>
               <w:t xml:space="preserve">              </w:t>
             </w:r>
-            <w:hyperlink r:id="rId18" w:history="1">
-              <w:r>
-                <w:rPr>
-                  <w:rStyle w:val="Hipervnculo"/>
-                  <w:rFonts w:ascii="Times New Roman" w:eastAsia="Times New Roman" w:hAnsi="Times New Roman" w:cs="Times New Roman"/>
-                  <w:sz w:val="24"/>
-                  <w:szCs w:val="24"/>
-                  <w:lang w:val="es-CL"/>
-                </w:rPr>
-                <w:t>Certific</w:t>
-              </w:r>
-              <w:r>
-                <w:rPr>
-                  <w:rStyle w:val="Hipervnculo"/>
-                  <w:rFonts w:ascii="Times New Roman" w:eastAsia="Times New Roman" w:hAnsi="Times New Roman" w:cs="Times New Roman"/>
-                  <w:sz w:val="24"/>
-                  <w:szCs w:val="24"/>
-                  <w:lang w:val="es-CL"/>
-                </w:rPr>
-                <w:t>a</w:t>
-              </w:r>
-              <w:r>
-                <w:rPr>
-                  <w:rStyle w:val="Hipervnculo"/>
-                  <w:rFonts w:ascii="Times New Roman" w:eastAsia="Times New Roman" w:hAnsi="Times New Roman" w:cs="Times New Roman"/>
-                  <w:sz w:val="24"/>
-                  <w:szCs w:val="24"/>
-                  <w:lang w:val="es-CL"/>
-                </w:rPr>
-                <w:t>do de Titulo</w:t>
-              </w:r>
-            </w:hyperlink>
-          </w:p>
-          <w:p>
-            <w:pPr>
-              <w:spacing w:after="0" w:line="240" w:lineRule="auto"/>
-              <w:jc w:val="left"/>
-              <w:rPr>
-                <w:rFonts w:ascii="Times New Roman" w:eastAsia="Times New Roman" w:hAnsi="Times New Roman" w:cs="Times New Roman"/>
-                <w:sz w:val="24"/>
-                <w:szCs w:val="24"/>
-                <w:lang w:val="es-CL"/>
-              </w:rPr>
-            </w:pPr>
-            <w:r>
-              <w:rPr>
-                <w:rFonts w:ascii="Times New Roman" w:eastAsia="Times New Roman" w:hAnsi="Times New Roman" w:cs="Times New Roman"/>
-                <w:i/>
-                <w:iCs/>
-                <w:sz w:val="24"/>
-                <w:szCs w:val="24"/>
-                <w:lang w:val="es-CL"/>
-              </w:rPr>
-              <w:t>Foco académico:</w:t>
-            </w:r>
           </w:p>
           <w:p>
             <w:pPr>
@@ -3249,7 +2885,7 @@
               </w:rPr>
               <w:t xml:space="preserve">     </w:t>
             </w:r>
-            <w:hyperlink r:id="rId19" w:history="1">
+            <w:hyperlink r:id="rId18" w:history="1">
               <w:r>
                 <w:rPr>
                   <w:rStyle w:val="Hipervnculo"/>
@@ -3294,24 +2930,6 @@
                 <w:lang w:val="es-CL"/>
               </w:rPr>
               <w:t xml:space="preserve">    </w:t>
-            </w:r>
-            <w:r>
-              <w:rPr>
-                <w:rFonts w:ascii="Times New Roman" w:eastAsia="Times New Roman" w:hAnsi="Times New Roman" w:cs="Times New Roman"/>
-                <w:sz w:val="24"/>
-                <w:szCs w:val="24"/>
-                <w:lang w:val="es-CL"/>
-              </w:rPr>
-              <w:t xml:space="preserve">diciembre de </w:t>
-            </w:r>
-            <w:r>
-              <w:rPr>
-                <w:rFonts w:ascii="Times New Roman" w:eastAsia="Times New Roman" w:hAnsi="Times New Roman" w:cs="Times New Roman"/>
-                <w:sz w:val="24"/>
-                <w:szCs w:val="24"/>
-                <w:lang w:val="es-CL"/>
-              </w:rPr>
-              <w:t xml:space="preserve"> 2014</w:t>
             </w:r>
           </w:p>
           <w:p>
@@ -3339,63 +2957,6 @@
               <w:right w:val="nil"/>
             </w:tcBorders>
           </w:tcPr>
-          <w:p>
-            <w:pPr>
-              <w:spacing w:after="0" w:line="240" w:lineRule="auto"/>
-              <w:jc w:val="left"/>
-              <w:rPr>
-                <w:rFonts w:ascii="Times New Roman" w:eastAsia="Times New Roman" w:hAnsi="Times New Roman" w:cs="Times New Roman"/>
-                <w:i/>
-                <w:iCs/>
-                <w:sz w:val="24"/>
-                <w:szCs w:val="24"/>
-                <w:lang w:val="es-CL"/>
-              </w:rPr>
-            </w:pPr>
-            <w:r>
-              <w:rPr>
-                <w:rFonts w:ascii="Times New Roman" w:eastAsia="Times New Roman" w:hAnsi="Times New Roman" w:cs="Times New Roman"/>
-                <w:i/>
-                <w:iCs/>
-                <w:sz w:val="24"/>
-                <w:szCs w:val="24"/>
-                <w:lang w:val="es-CL"/>
-              </w:rPr>
-              <w:t>Foco académico:</w:t>
-            </w:r>
-            <w:r>
-              <w:rPr>
-                <w:rFonts w:ascii="Google Sans Text" w:eastAsia="Times New Roman" w:hAnsi="Google Sans Text" w:cs="Times New Roman"/>
-                <w:color w:val="303030"/>
-                <w:sz w:val="21"/>
-                <w:szCs w:val="21"/>
-                <w:lang w:val="es-CL"/>
-              </w:rPr>
-              <w:t xml:space="preserve"> .</w:t>
-            </w:r>
-            <w:r>
-              <w:rPr>
-                <w:rFonts w:ascii="Google Sans Text" w:eastAsia="Times New Roman" w:hAnsi="Google Sans Text" w:cs="Times New Roman"/>
-                <w:color w:val="303030"/>
-                <w:sz w:val="21"/>
-                <w:szCs w:val="21"/>
-                <w:lang w:val="es-CL"/>
-              </w:rPr>
-              <w:t xml:space="preserve">                                                                              </w:t>
-            </w:r>
-            <w:hyperlink r:id="rId20" w:history="1">
-              <w:r>
-                <w:rPr>
-                  <w:rStyle w:val="Hipervnculo"/>
-                  <w:rFonts w:ascii="Google Sans Text" w:eastAsia="Times New Roman" w:hAnsi="Google Sans Text" w:cs="Times New Roman"/>
-                  <w:sz w:val="21"/>
-                  <w:szCs w:val="21"/>
-                  <w:lang w:val="es-CL"/>
-                </w:rPr>
-                <w:t>Grado Magister</w:t>
-              </w:r>
-            </w:hyperlink>
-          </w:p>
           <w:p>
             <w:pPr>
               <w:pStyle w:val="Prrafodelista"/>
@@ -3441,7 +3002,7 @@
                           <pic:cNvPicPr/>
                         </pic:nvPicPr>
                         <pic:blipFill>
-                          <a:blip r:embed="rId21" cstate="print">
+                          <a:blip r:embed="rId19" cstate="print">
                             <a:extLst>
                               <a:ext uri="{28A0092B-C50C-407E-A947-70E740481C1C}">
                                 <a14:useLocalDpi xmlns:a14="http://schemas.microsoft.com/office/drawing/2010/main" val="0"/>
@@ -3698,7 +3259,7 @@
               </w:rPr>
               <w:t xml:space="preserve">                       </w:t>
             </w:r>
-            <w:hyperlink r:id="rId22" w:history="1">
+            <w:hyperlink r:id="rId20" w:history="1">
               <w:r>
                 <w:rPr>
                   <w:rStyle w:val="Hipervnculo"/>
@@ -3844,7 +3405,7 @@
                           <pic:cNvPicPr/>
                         </pic:nvPicPr>
                         <pic:blipFill>
-                          <a:blip r:embed="rId23">
+                          <a:blip r:embed="rId21">
                             <a:extLst>
                               <a:ext uri="{28A0092B-C50C-407E-A947-70E740481C1C}">
                                 <a14:useLocalDpi xmlns:a14="http://schemas.microsoft.com/office/drawing/2010/main" val="0"/>
@@ -3910,40 +3471,6 @@
           </w:p>
           <w:p>
             <w:pPr>
-              <w:spacing w:after="0" w:line="240" w:lineRule="auto"/>
-              <w:jc w:val="left"/>
-              <w:rPr>
-                <w:rFonts w:ascii="Times New Roman" w:eastAsia="Times New Roman" w:hAnsi="Times New Roman" w:cs="Times New Roman"/>
-                <w:sz w:val="24"/>
-                <w:szCs w:val="24"/>
-                <w:lang w:val="es-CL"/>
-              </w:rPr>
-            </w:pPr>
-            <w:r>
-              <w:rPr>
-                <w:rFonts w:ascii="Times New Roman" w:eastAsia="Times New Roman" w:hAnsi="Times New Roman" w:cs="Times New Roman"/>
-                <w:i/>
-                <w:iCs/>
-                <w:sz w:val="24"/>
-                <w:szCs w:val="24"/>
-                <w:lang w:val="es-CL"/>
-              </w:rPr>
-              <w:t xml:space="preserve">  </w:t>
-            </w:r>
-            <w:r>
-              <w:rPr>
-                <w:rFonts w:ascii="Times New Roman" w:eastAsia="Times New Roman" w:hAnsi="Times New Roman" w:cs="Times New Roman"/>
-                <w:i/>
-                <w:iCs/>
-                <w:sz w:val="24"/>
-                <w:szCs w:val="24"/>
-                <w:lang w:val="es-CL"/>
-              </w:rPr>
-              <w:t>Foco académico:</w:t>
-            </w:r>
-          </w:p>
-          <w:p>
-            <w:pPr>
               <w:pStyle w:val="Prrafodelista"/>
               <w:numPr>
                 <w:ilvl w:val="0"/>
@@ -4228,7 +3755,7 @@
               </w:rPr>
               <w:t xml:space="preserve"> </w:t>
             </w:r>
-            <w:hyperlink r:id="rId24" w:history="1">
+            <w:hyperlink r:id="rId22" w:history="1">
               <w:r>
                 <w:rPr>
                   <w:rStyle w:val="Hipervnculo"/>
@@ -4318,7 +3845,7 @@
                           <pic:cNvPicPr/>
                         </pic:nvPicPr>
                         <pic:blipFill>
-                          <a:blip r:embed="rId25">
+                          <a:blip r:embed="rId23">
                             <a:extLst>
                               <a:ext uri="{28A0092B-C50C-407E-A947-70E740481C1C}">
                                 <a14:useLocalDpi xmlns:a14="http://schemas.microsoft.com/office/drawing/2010/main" val="0"/>
@@ -4374,39 +3901,9 @@
               </w:rPr>
             </w:pPr>
             <w:r>
-              <w:rPr>
-                <w:rFonts w:ascii="Times New Roman" w:eastAsia="Times New Roman" w:hAnsi="Times New Roman" w:cs="Times New Roman"/>
-                <w:i/>
-                <w:iCs/>
-                <w:sz w:val="24"/>
-                <w:szCs w:val="24"/>
-                <w:lang w:val="es-CL"/>
-              </w:rPr>
-              <w:t xml:space="preserve">  </w:t>
-            </w:r>
-            <w:r>
-              <w:rPr>
-                <w:rFonts w:ascii="Times New Roman" w:eastAsia="Times New Roman" w:hAnsi="Times New Roman" w:cs="Times New Roman"/>
-                <w:i/>
-                <w:iCs/>
-                <w:sz w:val="24"/>
-                <w:szCs w:val="24"/>
-                <w:lang w:val="es-CL"/>
-              </w:rPr>
-              <w:t>Foco académico:</w:t>
-            </w:r>
-            <w:r>
-              <w:rPr>
-                <w:rFonts w:ascii="Times New Roman" w:eastAsia="Times New Roman" w:hAnsi="Times New Roman" w:cs="Times New Roman"/>
-                <w:i/>
-                <w:iCs/>
-                <w:sz w:val="24"/>
-                <w:szCs w:val="24"/>
-                <w:lang w:val="es-CL"/>
-              </w:rPr>
-              <w:t xml:space="preserve">                                                       </w:t>
-            </w:r>
-            <w:hyperlink r:id="rId26" w:history="1">
+              <w:t xml:space="preserve">                                                                                    </w:t>
+            </w:r>
+            <w:hyperlink r:id="rId24" w:history="1">
               <w:r>
                 <w:rPr>
                   <w:rStyle w:val="Hipervnculo"/>
@@ -4634,6 +4131,26 @@
               </w:rPr>
               <w:t>implementación de soluciones innovadoras sobre </w:t>
             </w:r>
+            <w:r>
+              <w:rPr>
+                <w:rFonts w:ascii="Google Sans Text" w:eastAsia="Times New Roman" w:hAnsi="Google Sans Text" w:cs="Times New Roman"/>
+                <w:b/>
+                <w:bCs/>
+                <w:color w:val="303030"/>
+                <w:sz w:val="21"/>
+                <w:szCs w:val="21"/>
+              </w:rPr>
+              <w:t>hardware cuántico real</w:t>
+            </w:r>
+            <w:r>
+              <w:rPr>
+                <w:rFonts w:ascii="Google Sans Text" w:eastAsia="Times New Roman" w:hAnsi="Google Sans Text" w:cs="Times New Roman"/>
+                <w:color w:val="303030"/>
+                <w:sz w:val="21"/>
+                <w:szCs w:val="21"/>
+              </w:rPr>
+              <w:t> y simuladores.</w:t>
+            </w:r>
           </w:p>
           <w:p>
             <w:pPr>
@@ -4649,37 +4166,10 @@
                 <w:lang w:val="es-CL"/>
               </w:rPr>
             </w:pPr>
-            <w:r>
-              <w:rPr>
-                <w:rFonts w:ascii="Google Sans Text" w:eastAsia="Times New Roman" w:hAnsi="Google Sans Text" w:cs="Times New Roman"/>
-                <w:b/>
-                <w:bCs/>
-                <w:color w:val="303030"/>
-                <w:sz w:val="21"/>
-                <w:szCs w:val="21"/>
-              </w:rPr>
-              <w:t>hardware cuántico real</w:t>
-            </w:r>
-            <w:r>
-              <w:rPr>
-                <w:rFonts w:ascii="Google Sans Text" w:eastAsia="Times New Roman" w:hAnsi="Google Sans Text" w:cs="Times New Roman"/>
-                <w:color w:val="303030"/>
-                <w:sz w:val="21"/>
-                <w:szCs w:val="21"/>
-              </w:rPr>
-              <w:t> y simuladores.</w:t>
-            </w:r>
           </w:p>
         </w:tc>
       </w:tr>
     </w:tbl>
-    <w:p>
-      <w:pPr>
-        <w:shd w:val="clear" w:color="auto" w:fill="FFFFFF"/>
-        <w:spacing w:before="100" w:beforeAutospacing="1" w:after="100" w:afterAutospacing="1" w:line="240" w:lineRule="auto"/>
-        <w:jc w:val="left"/>
-      </w:pPr>
-    </w:p>
     <w:p>
       <w:pPr>
         <w:spacing w:after="0" w:line="240" w:lineRule="auto"/>
@@ -4702,7 +4192,6 @@
           <w:sz w:val="36"/>
           <w:szCs w:val="36"/>
         </w:rPr>
-        <w:lastRenderedPageBreak/>
         <w:t>Certificados</w:t>
       </w:r>
     </w:p>
@@ -4971,7 +4460,7 @@
         </w:rPr>
         <w:t xml:space="preserve">  </w:t>
       </w:r>
-      <w:hyperlink r:id="rId27" w:history="1">
+      <w:hyperlink r:id="rId25" w:history="1">
         <w:r>
           <w:rPr>
             <w:rStyle w:val="Hipervnculo"/>
@@ -5133,7 +4622,7 @@
         </w:rPr>
         <w:t xml:space="preserve">  </w:t>
       </w:r>
-      <w:hyperlink r:id="rId28" w:history="1">
+      <w:hyperlink r:id="rId26" w:history="1">
         <w:r>
           <w:rPr>
             <w:rStyle w:val="Hipervnculo"/>
@@ -5195,7 +4684,7 @@
         </w:rPr>
         <w:t xml:space="preserve">  </w:t>
       </w:r>
-      <w:hyperlink r:id="rId29" w:history="1">
+      <w:hyperlink r:id="rId27" w:history="1">
         <w:r>
           <w:rPr>
             <w:rStyle w:val="Hipervnculo"/>
@@ -5337,7 +4826,7 @@
         </w:rPr>
         <w:t xml:space="preserve">                          </w:t>
       </w:r>
-      <w:hyperlink r:id="rId30" w:history="1">
+      <w:hyperlink r:id="rId28" w:history="1">
         <w:r>
           <w:rPr>
             <w:rStyle w:val="Hipervnculo"/>
@@ -5452,7 +4941,7 @@
         </w:rPr>
         <w:t xml:space="preserve">                           </w:t>
       </w:r>
-      <w:hyperlink r:id="rId31" w:history="1">
+      <w:hyperlink r:id="rId29" w:history="1">
         <w:r>
           <w:rPr>
             <w:rStyle w:val="Hipervnculo"/>
@@ -5514,7 +5003,7 @@
         </w:rPr>
         <w:t xml:space="preserve">)       </w:t>
       </w:r>
-      <w:hyperlink r:id="rId32" w:history="1">
+      <w:hyperlink r:id="rId30" w:history="1">
         <w:r>
           <w:rPr>
             <w:rStyle w:val="Hipervnculo"/>
@@ -5526,39 +5015,6 @@
           <w:t>Credencial</w:t>
         </w:r>
       </w:hyperlink>
-    </w:p>
-    <w:p>
-      <w:pPr>
-        <w:numPr>
-          <w:ilvl w:val="0"/>
-          <w:numId w:val="15"/>
-        </w:numPr>
-        <w:shd w:val="clear" w:color="auto" w:fill="FFFFFF"/>
-        <w:spacing w:before="100" w:beforeAutospacing="1" w:after="100" w:afterAutospacing="1" w:line="240" w:lineRule="auto"/>
-        <w:jc w:val="left"/>
-      </w:pPr>
-      <w:r>
-        <w:rPr>
-          <w:rFonts w:ascii="Google Sans Text" w:eastAsia="Times New Roman" w:hAnsi="Google Sans Text" w:cs="Times New Roman"/>
-          <w:b/>
-          <w:bCs/>
-          <w:color w:val="303030"/>
-          <w:sz w:val="21"/>
-          <w:szCs w:val="21"/>
-          <w:lang w:val="es-CL"/>
-        </w:rPr>
-        <w:t>Ingeniero Certificado en BI (Cognos)</w:t>
-      </w:r>
-      <w:r>
-        <w:rPr>
-          <w:rFonts w:ascii="Google Sans Text" w:eastAsia="Times New Roman" w:hAnsi="Google Sans Text" w:cs="Times New Roman"/>
-          <w:color w:val="303030"/>
-          <w:sz w:val="21"/>
-          <w:szCs w:val="21"/>
-          <w:lang w:val="es-CL"/>
-        </w:rPr>
-        <w:t xml:space="preserve"> – Buenos Aires, Argentina (2001)</w:t>
-      </w:r>
     </w:p>
     <w:sectPr>
       <w:pgSz w:w="12240" w:h="15840"/>

--- a/images/Certificados/CV_GarcyValenzuelaP_2026-04.docx
+++ b/images/Certificados/CV_GarcyValenzuelaP_2026-04.docx
@@ -9,9 +9,9 @@
         <w:tblLook w:val="04A0" w:firstRow="1" w:lastRow="0" w:firstColumn="1" w:lastColumn="0" w:noHBand="0" w:noVBand="1"/>
       </w:tblPr>
       <w:tblGrid>
-        <w:gridCol w:w="1607"/>
-        <w:gridCol w:w="3712"/>
-        <w:gridCol w:w="4230"/>
+        <w:gridCol w:w="1523"/>
+        <w:gridCol w:w="3751"/>
+        <w:gridCol w:w="4275"/>
       </w:tblGrid>
       <w:tr>
         <w:trPr>
@@ -26,6 +26,7 @@
           <w:p>
             <w:pPr>
               <w:pStyle w:val="Sinespaciado"/>
+              <w:ind w:left="-105"/>
               <w:jc w:val="center"/>
               <w:rPr>
                 <w:rFonts w:ascii="Britannic Bold" w:hAnsi="Britannic Bold"/>
@@ -152,13 +153,11 @@
             <w:pPr>
               <w:pStyle w:val="Sinespaciado"/>
               <w:cnfStyle w:val="100000000000" w:firstRow="1" w:lastRow="0" w:firstColumn="0" w:lastColumn="0" w:oddVBand="0" w:evenVBand="0" w:oddHBand="0" w:evenHBand="0" w:firstRowFirstColumn="0" w:firstRowLastColumn="0" w:lastRowFirstColumn="0" w:lastRowLastColumn="0"/>
-              <w:rPr>
-                <w:color w:val="auto"/>
-              </w:rPr>
             </w:pPr>
             <w:r>
               <w:rPr>
                 <w:noProof/>
+                <w:color w:val="C0504D" w:themeColor="accent2"/>
               </w:rPr>
               <w:drawing>
                 <wp:anchor distT="0" distB="0" distL="114300" distR="114300" simplePos="0" relativeHeight="251685888" behindDoc="1" locked="0" layoutInCell="1" allowOverlap="1" wp14:anchorId="026EE74A" wp14:editId="28945A51">
@@ -218,26 +217,17 @@
             </w:r>
             <w:r>
               <w:rPr>
-                <w:color w:val="auto"/>
+                <w:color w:val="C0504D" w:themeColor="accent2"/>
               </w:rPr>
               <w:t xml:space="preserve">         </w:t>
             </w:r>
             <w:r>
-              <w:rPr>
-                <w:color w:val="auto"/>
-              </w:rPr>
               <w:t>Nacionalidad:</w:t>
             </w:r>
             <w:r>
-              <w:rPr>
-                <w:color w:val="auto"/>
-              </w:rPr>
               <w:t xml:space="preserve"> </w:t>
             </w:r>
             <w:r>
-              <w:rPr>
-                <w:color w:val="auto"/>
-              </w:rPr>
               <w:t xml:space="preserve">  </w:t>
             </w:r>
           </w:p>
@@ -245,56 +235,36 @@
             <w:pPr>
               <w:pStyle w:val="Sinespaciado"/>
               <w:cnfStyle w:val="100000000000" w:firstRow="1" w:lastRow="0" w:firstColumn="0" w:lastColumn="0" w:oddVBand="0" w:evenVBand="0" w:oddHBand="0" w:evenHBand="0" w:firstRowFirstColumn="0" w:firstRowLastColumn="0" w:lastRowFirstColumn="0" w:lastRowLastColumn="0"/>
+            </w:pPr>
+            <w:r>
+              <w:t xml:space="preserve">         </w:t>
+            </w:r>
+            <w:r>
+              <w:t>Santiago de Chile</w:t>
+            </w:r>
+            <w:r>
+              <w:rPr>
+                <w:color w:val="C0504D" w:themeColor="accent2"/>
+              </w:rPr>
+              <w:t xml:space="preserve"> </w:t>
+            </w:r>
+            <w:r>
+              <w:t xml:space="preserve">, </w:t>
+            </w:r>
+            <w:r>
+              <w:t xml:space="preserve"> </w:t>
+            </w:r>
+            <w:r>
+              <w:t>Chile</w:t>
+            </w:r>
+          </w:p>
+          <w:p>
+            <w:pPr>
+              <w:pStyle w:val="Sinespaciado"/>
+              <w:cnfStyle w:val="100000000000" w:firstRow="1" w:lastRow="0" w:firstColumn="0" w:lastColumn="0" w:oddVBand="0" w:evenVBand="0" w:oddHBand="0" w:evenHBand="0" w:firstRowFirstColumn="0" w:firstRowLastColumn="0" w:lastRowFirstColumn="0" w:lastRowLastColumn="0"/>
               <w:rPr>
                 <w:b w:val="0"/>
                 <w:bCs w:val="0"/>
-                <w:color w:val="auto"/>
-              </w:rPr>
-            </w:pPr>
-            <w:r>
-              <w:rPr>
-                <w:color w:val="auto"/>
-              </w:rPr>
-              <w:t xml:space="preserve">         </w:t>
-            </w:r>
-            <w:r>
-              <w:rPr>
-                <w:color w:val="auto"/>
-              </w:rPr>
-              <w:t>Santiago de Chile</w:t>
-            </w:r>
-            <w:r>
-              <w:rPr>
-                <w:color w:val="auto"/>
-              </w:rPr>
-              <w:t xml:space="preserve"> </w:t>
-            </w:r>
-            <w:r>
-              <w:rPr>
-                <w:color w:val="auto"/>
-              </w:rPr>
-              <w:t xml:space="preserve">, </w:t>
-            </w:r>
-            <w:r>
-              <w:rPr>
-                <w:color w:val="auto"/>
-              </w:rPr>
-              <w:t xml:space="preserve"> </w:t>
-            </w:r>
-            <w:r>
-              <w:rPr>
-                <w:color w:val="auto"/>
-              </w:rPr>
-              <w:t>Chile</w:t>
-            </w:r>
-          </w:p>
-          <w:p>
-            <w:pPr>
-              <w:pStyle w:val="Sinespaciado"/>
-              <w:cnfStyle w:val="100000000000" w:firstRow="1" w:lastRow="0" w:firstColumn="0" w:lastColumn="0" w:oddVBand="0" w:evenVBand="0" w:oddHBand="0" w:evenHBand="0" w:firstRowFirstColumn="0" w:firstRowLastColumn="0" w:lastRowFirstColumn="0" w:lastRowLastColumn="0"/>
-              <w:rPr>
-                <w:b w:val="0"/>
-                <w:bCs w:val="0"/>
               </w:rPr>
             </w:pPr>
             <w:r>
@@ -302,20 +272,18 @@
                 <w:noProof/>
               </w:rPr>
               <w:drawing>
-                <wp:anchor distT="0" distB="0" distL="114300" distR="114300" simplePos="0" relativeHeight="251681792" behindDoc="0" locked="0" layoutInCell="1" allowOverlap="1" wp14:anchorId="0CF5782E" wp14:editId="489D3648">
+                <wp:anchor distT="0" distB="0" distL="114300" distR="114300" simplePos="0" relativeHeight="251684864" behindDoc="1" locked="0" layoutInCell="1" allowOverlap="1" wp14:anchorId="5F854264" wp14:editId="5A62C579">
                   <wp:simplePos x="0" y="0"/>
                   <wp:positionH relativeFrom="column">
-                    <wp:posOffset>340360</wp:posOffset>
+                    <wp:posOffset>1410970</wp:posOffset>
                   </wp:positionH>
                   <wp:positionV relativeFrom="paragraph">
-                    <wp:posOffset>140335</wp:posOffset>
+                    <wp:posOffset>104140</wp:posOffset>
                   </wp:positionV>
-                  <wp:extent cx="533400" cy="152400"/>
+                  <wp:extent cx="215900" cy="209550"/>
                   <wp:effectExtent l="0" t="0" r="0" b="0"/>
                   <wp:wrapNone/>
-                  <wp:docPr id="1503279208" name="Gráfico 7">
-                    <a:hlinkClick xmlns:a="http://schemas.openxmlformats.org/drawingml/2006/main" r:id="rId7"/>
-                  </wp:docPr>
+                  <wp:docPr id="52624895" name="Imagen 7"/>
                   <wp:cNvGraphicFramePr>
                     <a:graphicFrameLocks xmlns:a="http://schemas.openxmlformats.org/drawingml/2006/main" noChangeAspect="1"/>
                   </wp:cNvGraphicFramePr>
@@ -323,19 +291,14 @@
                     <a:graphicData uri="http://schemas.openxmlformats.org/drawingml/2006/picture">
                       <pic:pic xmlns:pic="http://schemas.openxmlformats.org/drawingml/2006/picture">
                         <pic:nvPicPr>
-                          <pic:cNvPr id="1503279208" name="Gráfico 7">
-                            <a:hlinkClick r:id="rId7"/>
-                          </pic:cNvPr>
+                          <pic:cNvPr id="52624895" name="Imagen 52624895"/>
                           <pic:cNvPicPr/>
                         </pic:nvPicPr>
                         <pic:blipFill>
-                          <a:blip r:embed="rId8" cstate="print">
+                          <a:blip r:embed="rId7" cstate="print">
                             <a:extLst>
                               <a:ext uri="{28A0092B-C50C-407E-A947-70E740481C1C}">
                                 <a14:useLocalDpi xmlns:a14="http://schemas.microsoft.com/office/drawing/2010/main" val="0"/>
-                              </a:ext>
-                              <a:ext uri="{96DAC541-7B7A-43D3-8B79-37D633B846F1}">
-                                <asvg:svgBlip xmlns:asvg="http://schemas.microsoft.com/office/drawing/2016/SVG/main" r:embed="rId9"/>
                               </a:ext>
                             </a:extLst>
                           </a:blip>
@@ -346,7 +309,7 @@
                         <pic:spPr>
                           <a:xfrm>
                             <a:off x="0" y="0"/>
-                            <a:ext cx="533400" cy="152400"/>
+                            <a:ext cx="215900" cy="209550"/>
                           </a:xfrm>
                           <a:prstGeom prst="rect">
                             <a:avLst/>
@@ -355,6 +318,9 @@
                       </pic:pic>
                     </a:graphicData>
                   </a:graphic>
+                  <wp14:sizeRelH relativeFrom="margin">
+                    <wp14:pctWidth>0</wp14:pctWidth>
+                  </wp14:sizeRelH>
                   <wp14:sizeRelV relativeFrom="margin">
                     <wp14:pctHeight>0</wp14:pctHeight>
                   </wp14:sizeRelV>
@@ -366,10 +332,74 @@
                 <w:noProof/>
               </w:rPr>
               <w:drawing>
-                <wp:anchor distT="0" distB="0" distL="114300" distR="114300" simplePos="0" relativeHeight="251682816" behindDoc="0" locked="0" layoutInCell="1" allowOverlap="1" wp14:anchorId="04333853" wp14:editId="17DCE923">
+                <wp:anchor distT="0" distB="0" distL="114300" distR="114300" simplePos="0" relativeHeight="251683840" behindDoc="1" locked="0" layoutInCell="1" allowOverlap="1" wp14:anchorId="268C54AA" wp14:editId="4B7BE649">
+                  <wp:simplePos x="0" y="0"/>
+                  <wp:positionH relativeFrom="margin">
+                    <wp:posOffset>1153795</wp:posOffset>
+                  </wp:positionH>
+                  <wp:positionV relativeFrom="paragraph">
+                    <wp:posOffset>123190</wp:posOffset>
+                  </wp:positionV>
+                  <wp:extent cx="172720" cy="172720"/>
+                  <wp:effectExtent l="0" t="0" r="0" b="0"/>
+                  <wp:wrapNone/>
+                  <wp:docPr id="1909849726" name="Imagen 5">
+                    <a:hlinkClick xmlns:a="http://schemas.openxmlformats.org/drawingml/2006/main" r:id="rId8"/>
+                  </wp:docPr>
+                  <wp:cNvGraphicFramePr>
+                    <a:graphicFrameLocks xmlns:a="http://schemas.openxmlformats.org/drawingml/2006/main" noChangeAspect="1"/>
+                  </wp:cNvGraphicFramePr>
+                  <a:graphic xmlns:a="http://schemas.openxmlformats.org/drawingml/2006/main">
+                    <a:graphicData uri="http://schemas.openxmlformats.org/drawingml/2006/picture">
+                      <pic:pic xmlns:pic="http://schemas.openxmlformats.org/drawingml/2006/picture">
+                        <pic:nvPicPr>
+                          <pic:cNvPr id="1909849726" name="Imagen 5">
+                            <a:hlinkClick r:id="rId8"/>
+                          </pic:cNvPr>
+                          <pic:cNvPicPr/>
+                        </pic:nvPicPr>
+                        <pic:blipFill>
+                          <a:blip r:embed="rId9" cstate="print">
+                            <a:extLst>
+                              <a:ext uri="{28A0092B-C50C-407E-A947-70E740481C1C}">
+                                <a14:useLocalDpi xmlns:a14="http://schemas.microsoft.com/office/drawing/2010/main" val="0"/>
+                              </a:ext>
+                            </a:extLst>
+                          </a:blip>
+                          <a:stretch>
+                            <a:fillRect/>
+                          </a:stretch>
+                        </pic:blipFill>
+                        <pic:spPr>
+                          <a:xfrm>
+                            <a:off x="0" y="0"/>
+                            <a:ext cx="172720" cy="172720"/>
+                          </a:xfrm>
+                          <a:prstGeom prst="rect">
+                            <a:avLst/>
+                          </a:prstGeom>
+                        </pic:spPr>
+                      </pic:pic>
+                    </a:graphicData>
+                  </a:graphic>
+                  <wp14:sizeRelH relativeFrom="margin">
+                    <wp14:pctWidth>0</wp14:pctWidth>
+                  </wp14:sizeRelH>
+                  <wp14:sizeRelV relativeFrom="margin">
+                    <wp14:pctHeight>0</wp14:pctHeight>
+                  </wp14:sizeRelV>
+                </wp:anchor>
+              </w:drawing>
+            </w:r>
+            <w:r>
+              <w:rPr>
+                <w:noProof/>
+              </w:rPr>
+              <w:drawing>
+                <wp:anchor distT="0" distB="0" distL="114300" distR="114300" simplePos="0" relativeHeight="251682816" behindDoc="0" locked="0" layoutInCell="1" allowOverlap="1" wp14:anchorId="04333853" wp14:editId="6C80861A">
                   <wp:simplePos x="0" y="0"/>
                   <wp:positionH relativeFrom="column">
-                    <wp:posOffset>958850</wp:posOffset>
+                    <wp:posOffset>835025</wp:posOffset>
                   </wp:positionH>
                   <wp:positionV relativeFrom="paragraph">
                     <wp:posOffset>111760</wp:posOffset>
@@ -430,18 +460,18 @@
                 <w:noProof/>
               </w:rPr>
               <w:drawing>
-                <wp:anchor distT="0" distB="0" distL="114300" distR="114300" simplePos="0" relativeHeight="251683840" behindDoc="1" locked="0" layoutInCell="1" allowOverlap="1" wp14:anchorId="268C54AA" wp14:editId="2C92B250">
+                <wp:anchor distT="0" distB="0" distL="114300" distR="114300" simplePos="0" relativeHeight="251681792" behindDoc="0" locked="0" layoutInCell="1" allowOverlap="1" wp14:anchorId="0CF5782E" wp14:editId="79A79204">
                   <wp:simplePos x="0" y="0"/>
-                  <wp:positionH relativeFrom="margin">
-                    <wp:posOffset>1277620</wp:posOffset>
+                  <wp:positionH relativeFrom="column">
+                    <wp:posOffset>235585</wp:posOffset>
                   </wp:positionH>
                   <wp:positionV relativeFrom="paragraph">
-                    <wp:posOffset>123190</wp:posOffset>
+                    <wp:posOffset>140335</wp:posOffset>
                   </wp:positionV>
-                  <wp:extent cx="172720" cy="172720"/>
+                  <wp:extent cx="533400" cy="152400"/>
                   <wp:effectExtent l="0" t="0" r="0" b="0"/>
                   <wp:wrapNone/>
-                  <wp:docPr id="1909849726" name="Imagen 5">
+                  <wp:docPr id="1503279208" name="Gráfico 7">
                     <a:hlinkClick xmlns:a="http://schemas.openxmlformats.org/drawingml/2006/main" r:id="rId12"/>
                   </wp:docPr>
                   <wp:cNvGraphicFramePr>
@@ -451,7 +481,7 @@
                     <a:graphicData uri="http://schemas.openxmlformats.org/drawingml/2006/picture">
                       <pic:pic xmlns:pic="http://schemas.openxmlformats.org/drawingml/2006/picture">
                         <pic:nvPicPr>
-                          <pic:cNvPr id="1909849726" name="Imagen 5">
+                          <pic:cNvPr id="1503279208" name="Gráfico 7">
                             <a:hlinkClick r:id="rId12"/>
                           </pic:cNvPr>
                           <pic:cNvPicPr/>
@@ -462,65 +492,8 @@
                               <a:ext uri="{28A0092B-C50C-407E-A947-70E740481C1C}">
                                 <a14:useLocalDpi xmlns:a14="http://schemas.microsoft.com/office/drawing/2010/main" val="0"/>
                               </a:ext>
-                            </a:extLst>
-                          </a:blip>
-                          <a:stretch>
-                            <a:fillRect/>
-                          </a:stretch>
-                        </pic:blipFill>
-                        <pic:spPr>
-                          <a:xfrm>
-                            <a:off x="0" y="0"/>
-                            <a:ext cx="172720" cy="172720"/>
-                          </a:xfrm>
-                          <a:prstGeom prst="rect">
-                            <a:avLst/>
-                          </a:prstGeom>
-                        </pic:spPr>
-                      </pic:pic>
-                    </a:graphicData>
-                  </a:graphic>
-                  <wp14:sizeRelH relativeFrom="margin">
-                    <wp14:pctWidth>0</wp14:pctWidth>
-                  </wp14:sizeRelH>
-                  <wp14:sizeRelV relativeFrom="margin">
-                    <wp14:pctHeight>0</wp14:pctHeight>
-                  </wp14:sizeRelV>
-                </wp:anchor>
-              </w:drawing>
-            </w:r>
-            <w:r>
-              <w:rPr>
-                <w:noProof/>
-              </w:rPr>
-              <w:drawing>
-                <wp:anchor distT="0" distB="0" distL="114300" distR="114300" simplePos="0" relativeHeight="251684864" behindDoc="1" locked="0" layoutInCell="1" allowOverlap="1" wp14:anchorId="5F854264" wp14:editId="78E6DDDF">
-                  <wp:simplePos x="0" y="0"/>
-                  <wp:positionH relativeFrom="column">
-                    <wp:posOffset>1582420</wp:posOffset>
-                  </wp:positionH>
-                  <wp:positionV relativeFrom="paragraph">
-                    <wp:posOffset>104140</wp:posOffset>
-                  </wp:positionV>
-                  <wp:extent cx="215900" cy="209550"/>
-                  <wp:effectExtent l="0" t="0" r="0" b="0"/>
-                  <wp:wrapNone/>
-                  <wp:docPr id="52624895" name="Imagen 7"/>
-                  <wp:cNvGraphicFramePr>
-                    <a:graphicFrameLocks xmlns:a="http://schemas.openxmlformats.org/drawingml/2006/main" noChangeAspect="1"/>
-                  </wp:cNvGraphicFramePr>
-                  <a:graphic xmlns:a="http://schemas.openxmlformats.org/drawingml/2006/main">
-                    <a:graphicData uri="http://schemas.openxmlformats.org/drawingml/2006/picture">
-                      <pic:pic xmlns:pic="http://schemas.openxmlformats.org/drawingml/2006/picture">
-                        <pic:nvPicPr>
-                          <pic:cNvPr id="52624895" name="Imagen 52624895"/>
-                          <pic:cNvPicPr/>
-                        </pic:nvPicPr>
-                        <pic:blipFill>
-                          <a:blip r:embed="rId14" cstate="print">
-                            <a:extLst>
-                              <a:ext uri="{28A0092B-C50C-407E-A947-70E740481C1C}">
-                                <a14:useLocalDpi xmlns:a14="http://schemas.microsoft.com/office/drawing/2010/main" val="0"/>
+                              <a:ext uri="{96DAC541-7B7A-43D3-8B79-37D633B846F1}">
+                                <asvg:svgBlip xmlns:asvg="http://schemas.microsoft.com/office/drawing/2016/SVG/main" r:embed="rId14"/>
                               </a:ext>
                             </a:extLst>
                           </a:blip>
@@ -531,7 +504,7 @@
                         <pic:spPr>
                           <a:xfrm>
                             <a:off x="0" y="0"/>
-                            <a:ext cx="215900" cy="209550"/>
+                            <a:ext cx="533400" cy="152400"/>
                           </a:xfrm>
                           <a:prstGeom prst="rect">
                             <a:avLst/>
@@ -540,9 +513,6 @@
                       </pic:pic>
                     </a:graphicData>
                   </a:graphic>
-                  <wp14:sizeRelH relativeFrom="margin">
-                    <wp14:pctWidth>0</wp14:pctWidth>
-                  </wp14:sizeRelH>
                   <wp14:sizeRelV relativeFrom="margin">
                     <wp14:pctHeight>0</wp14:pctHeight>
                   </wp14:sizeRelV>
@@ -568,18 +538,18 @@
               <w:cnfStyle w:val="100000000000" w:firstRow="1" w:lastRow="0" w:firstColumn="0" w:lastColumn="0" w:oddVBand="0" w:evenVBand="0" w:oddHBand="0" w:evenHBand="0" w:firstRowFirstColumn="0" w:firstRowLastColumn="0" w:lastRowFirstColumn="0" w:lastRowLastColumn="0"/>
             </w:pPr>
             <w:r>
-              <w:t xml:space="preserve">                                                   </w:t>
-            </w:r>
-            <w:r>
-              <w:rPr>
-                <w:color w:val="auto"/>
-              </w:rPr>
-              <w:t>569 821050</w:t>
-            </w:r>
-            <w:r>
-              <w:rPr>
-                <w:color w:val="auto"/>
-              </w:rPr>
+              <w:t xml:space="preserve">                                               </w:t>
+            </w:r>
+            <w:r>
+              <w:t>569</w:t>
+            </w:r>
+            <w:r>
+              <w:t xml:space="preserve"> 782</w:t>
+            </w:r>
+            <w:r>
+              <w:t>1050</w:t>
+            </w:r>
+            <w:r>
               <w:t>4</w:t>
             </w:r>
           </w:p>
@@ -970,6 +940,7 @@
           <w:p>
             <w:pPr>
               <w:spacing w:after="0" w:line="240" w:lineRule="auto"/>
+              <w:ind w:left="426" w:firstLine="283"/>
               <w:rPr>
                 <w:rFonts w:ascii="Times New Roman" w:eastAsia="Times New Roman" w:hAnsi="Times New Roman" w:cs="Times New Roman"/>
                 <w:sz w:val="24"/>
@@ -994,7 +965,12 @@
                 <w:numId w:val="7"/>
               </w:numPr>
               <w:shd w:val="clear" w:color="auto" w:fill="FFFFFF"/>
+              <w:tabs>
+                <w:tab w:val="clear" w:pos="720"/>
+                <w:tab w:val="num" w:pos="851"/>
+              </w:tabs>
               <w:spacing w:before="100" w:beforeAutospacing="1" w:after="100" w:afterAutospacing="1" w:line="240" w:lineRule="auto"/>
+              <w:ind w:hanging="294"/>
               <w:rPr>
                 <w:rFonts w:ascii="Google Sans Text" w:eastAsia="Times New Roman" w:hAnsi="Google Sans Text" w:cs="Times New Roman"/>
                 <w:color w:val="303030"/>
@@ -1048,7 +1024,12 @@
                 <w:numId w:val="7"/>
               </w:numPr>
               <w:shd w:val="clear" w:color="auto" w:fill="FFFFFF"/>
+              <w:tabs>
+                <w:tab w:val="clear" w:pos="720"/>
+                <w:tab w:val="num" w:pos="851"/>
+              </w:tabs>
               <w:spacing w:before="100" w:beforeAutospacing="1" w:after="100" w:afterAutospacing="1" w:line="240" w:lineRule="auto"/>
+              <w:ind w:hanging="294"/>
               <w:rPr>
                 <w:rFonts w:ascii="Google Sans Text" w:eastAsia="Times New Roman" w:hAnsi="Google Sans Text" w:cs="Times New Roman"/>
                 <w:color w:val="303030"/>
@@ -1074,7 +1055,27 @@
                 <w:szCs w:val="22"/>
                 <w:lang w:val="es-CL"/>
               </w:rPr>
-              <w:t xml:space="preserve"> Implementa modelo DEA para la evaluación de eficiencia en municipios.</w:t>
+              <w:t xml:space="preserve"> Implementa modelo para </w:t>
+            </w:r>
+            <w:r>
+              <w:rPr>
+                <w:rFonts w:ascii="Google Sans Text" w:eastAsia="Times New Roman" w:hAnsi="Google Sans Text" w:cs="Times New Roman"/>
+                <w:b/>
+                <w:bCs/>
+                <w:color w:val="303030"/>
+                <w:szCs w:val="22"/>
+                <w:lang w:val="es-CL"/>
+              </w:rPr>
+              <w:t>la evaluación de eficiencia en municipios</w:t>
+            </w:r>
+            <w:r>
+              <w:rPr>
+                <w:rFonts w:ascii="Google Sans Text" w:eastAsia="Times New Roman" w:hAnsi="Google Sans Text" w:cs="Times New Roman"/>
+                <w:color w:val="303030"/>
+                <w:szCs w:val="22"/>
+                <w:lang w:val="es-CL"/>
+              </w:rPr>
+              <w:t>.</w:t>
             </w:r>
           </w:p>
           <w:p>
@@ -1084,7 +1085,12 @@
                 <w:numId w:val="7"/>
               </w:numPr>
               <w:shd w:val="clear" w:color="auto" w:fill="FFFFFF"/>
+              <w:tabs>
+                <w:tab w:val="clear" w:pos="720"/>
+                <w:tab w:val="num" w:pos="851"/>
+              </w:tabs>
               <w:spacing w:before="100" w:beforeAutospacing="1" w:after="100" w:afterAutospacing="1" w:line="240" w:lineRule="auto"/>
+              <w:ind w:hanging="294"/>
               <w:rPr>
                 <w:rFonts w:ascii="Google Sans Text" w:eastAsia="Times New Roman" w:hAnsi="Google Sans Text" w:cs="Times New Roman"/>
                 <w:color w:val="303030"/>
@@ -1138,7 +1144,12 @@
                 <w:numId w:val="7"/>
               </w:numPr>
               <w:shd w:val="clear" w:color="auto" w:fill="FFFFFF"/>
+              <w:tabs>
+                <w:tab w:val="clear" w:pos="720"/>
+                <w:tab w:val="num" w:pos="851"/>
+              </w:tabs>
               <w:spacing w:before="100" w:beforeAutospacing="1" w:after="100" w:afterAutospacing="1" w:line="240" w:lineRule="auto"/>
+              <w:ind w:hanging="294"/>
               <w:rPr>
                 <w:rFonts w:ascii="Google Sans Text" w:eastAsia="Times New Roman" w:hAnsi="Google Sans Text" w:cs="Times New Roman"/>
                 <w:color w:val="303030"/>
@@ -1373,6 +1384,7 @@
           <w:p>
             <w:pPr>
               <w:spacing w:after="0" w:line="240" w:lineRule="auto"/>
+              <w:ind w:left="426"/>
               <w:jc w:val="left"/>
               <w:rPr>
                 <w:rFonts w:ascii="Times New Roman" w:eastAsia="Times New Roman" w:hAnsi="Times New Roman" w:cs="Times New Roman"/>
@@ -1562,12 +1574,23 @@
                 <w:szCs w:val="22"/>
                 <w:lang w:val="es-CL"/>
               </w:rPr>
-              <w:t xml:space="preserve"> Diseño de dashboards en Power BI</w:t>
-            </w:r>
-            <w:r>
-              <w:rPr>
-                <w:rFonts w:ascii="Google Sans Text" w:eastAsia="Times New Roman" w:hAnsi="Google Sans Text" w:cs="Times New Roman"/>
-                <w:color w:val="303030"/>
+              <w:t xml:space="preserve"> Diseño de dashboards </w:t>
+            </w:r>
+            <w:r>
+              <w:rPr>
+                <w:rFonts w:ascii="Google Sans Text" w:eastAsia="Times New Roman" w:hAnsi="Google Sans Text" w:cs="Times New Roman"/>
+                <w:b/>
+                <w:bCs/>
+                <w:color w:val="C0504D" w:themeColor="accent2"/>
+                <w:szCs w:val="22"/>
+                <w:lang w:val="es-CL"/>
+              </w:rPr>
+              <w:t>en Power BI</w:t>
+            </w:r>
+            <w:r>
+              <w:rPr>
+                <w:rFonts w:ascii="Google Sans Text" w:eastAsia="Times New Roman" w:hAnsi="Google Sans Text" w:cs="Times New Roman"/>
+                <w:color w:val="C0504D" w:themeColor="accent2"/>
                 <w:szCs w:val="22"/>
                 <w:lang w:val="es-CL"/>
               </w:rPr>
@@ -1576,11 +1599,20 @@
             <w:r>
               <w:rPr>
                 <w:rFonts w:ascii="Google Sans Text" w:eastAsia="Times New Roman" w:hAnsi="Google Sans Text" w:cs="Times New Roman"/>
-                <w:color w:val="303030"/>
-                <w:szCs w:val="22"/>
-                <w:lang w:val="es-CL"/>
-              </w:rPr>
-              <w:t xml:space="preserve"> (On-premise y Cloud) para el monitoreo de proyectos de inversión y gestión de proveedores.</w:t>
+                <w:color w:val="C0504D" w:themeColor="accent2"/>
+                <w:szCs w:val="22"/>
+                <w:lang w:val="es-CL"/>
+              </w:rPr>
+              <w:t xml:space="preserve"> </w:t>
+            </w:r>
+            <w:r>
+              <w:rPr>
+                <w:rFonts w:ascii="Google Sans Text" w:eastAsia="Times New Roman" w:hAnsi="Google Sans Text" w:cs="Times New Roman"/>
+                <w:color w:val="303030"/>
+                <w:szCs w:val="22"/>
+                <w:lang w:val="es-CL"/>
+              </w:rPr>
+              <w:t>(On-premise y Cloud) para el monitoreo de proyectos de inversión y gestión de proveedores.</w:t>
             </w:r>
           </w:p>
           <w:p>
@@ -1831,6 +1863,7 @@
           <w:p>
             <w:pPr>
               <w:spacing w:after="0" w:line="240" w:lineRule="auto"/>
+              <w:ind w:left="426"/>
               <w:jc w:val="left"/>
               <w:rPr>
                 <w:rFonts w:ascii="Times New Roman" w:eastAsia="Times New Roman" w:hAnsi="Times New Roman" w:cs="Times New Roman"/>
@@ -2719,6 +2752,9 @@
                 <w:ilvl w:val="0"/>
                 <w:numId w:val="16"/>
               </w:numPr>
+              <w:tabs>
+                <w:tab w:val="left" w:pos="5625"/>
+              </w:tabs>
               <w:spacing w:after="0" w:line="240" w:lineRule="auto"/>
               <w:jc w:val="left"/>
               <w:rPr>
@@ -2756,36 +2792,12 @@
           </w:p>
         </w:tc>
       </w:tr>
-    </w:tbl>
-    <w:p>
-      <w:pPr>
-        <w:pStyle w:val="Sinespaciado"/>
-        <w:rPr>
-          <w:lang w:val="es-CL"/>
-        </w:rPr>
-      </w:pPr>
-    </w:p>
-    <w:tbl>
-      <w:tblPr>
-        <w:tblW w:w="0" w:type="auto"/>
-        <w:tblInd w:w="-72" w:type="dxa"/>
-        <w:tblBorders>
-          <w:top w:val="single" w:sz="4" w:space="0" w:color="auto"/>
-        </w:tblBorders>
-        <w:tblCellMar>
-          <w:left w:w="70" w:type="dxa"/>
-          <w:right w:w="70" w:type="dxa"/>
-        </w:tblCellMar>
-        <w:tblLook w:val="0000" w:firstRow="0" w:lastRow="0" w:firstColumn="0" w:lastColumn="0" w:noHBand="0" w:noVBand="0"/>
-      </w:tblPr>
-      <w:tblGrid>
-        <w:gridCol w:w="156"/>
-        <w:gridCol w:w="107"/>
-        <w:gridCol w:w="6472"/>
-        <w:gridCol w:w="283"/>
-        <w:gridCol w:w="2552"/>
-      </w:tblGrid>
       <w:tr>
+        <w:tblPrEx>
+          <w:tblBorders>
+            <w:top w:val="single" w:sz="4" w:space="0" w:color="auto"/>
+          </w:tblBorders>
+        </w:tblPrEx>
         <w:trPr>
           <w:trHeight w:val="98"/>
         </w:trPr>
@@ -2817,7 +2829,6 @@
         <w:tc>
           <w:tcPr>
             <w:tcW w:w="6862" w:type="dxa"/>
-            <w:gridSpan w:val="3"/>
             <w:tcBorders>
               <w:top w:val="nil"/>
               <w:left w:val="nil"/>
@@ -2943,13 +2954,18 @@
         </w:tc>
       </w:tr>
       <w:tr>
+        <w:tblPrEx>
+          <w:tblBorders>
+            <w:top w:val="single" w:sz="4" w:space="0" w:color="auto"/>
+          </w:tblBorders>
+        </w:tblPrEx>
         <w:trPr>
           <w:trHeight w:val="98"/>
         </w:trPr>
         <w:tc>
           <w:tcPr>
             <w:tcW w:w="9570" w:type="dxa"/>
-            <w:gridSpan w:val="5"/>
+            <w:gridSpan w:val="3"/>
             <w:tcBorders>
               <w:top w:val="nil"/>
               <w:left w:val="nil"/>
@@ -3158,19 +3174,34 @@
           </w:p>
         </w:tc>
       </w:tr>
+    </w:tbl>
+    <w:p>
+      <w:pPr>
+        <w:pStyle w:val="Sinespaciado"/>
+      </w:pPr>
+    </w:p>
+    <w:tbl>
+      <w:tblPr>
+        <w:tblW w:w="0" w:type="auto"/>
+        <w:tblInd w:w="-72" w:type="dxa"/>
+        <w:tblCellMar>
+          <w:left w:w="70" w:type="dxa"/>
+          <w:right w:w="70" w:type="dxa"/>
+        </w:tblCellMar>
+        <w:tblLook w:val="0000" w:firstRow="0" w:lastRow="0" w:firstColumn="0" w:lastColumn="0" w:noHBand="0" w:noVBand="0"/>
+      </w:tblPr>
+      <w:tblGrid>
+        <w:gridCol w:w="263"/>
+        <w:gridCol w:w="6472"/>
+        <w:gridCol w:w="2835"/>
+      </w:tblGrid>
       <w:tr>
-        <w:tblPrEx>
-          <w:tblBorders>
-            <w:top w:val="none" w:sz="0" w:space="0" w:color="auto"/>
-          </w:tblBorders>
-        </w:tblPrEx>
         <w:trPr>
           <w:trHeight w:val="98"/>
         </w:trPr>
         <w:tc>
           <w:tcPr>
             <w:tcW w:w="263" w:type="dxa"/>
-            <w:gridSpan w:val="2"/>
           </w:tcPr>
           <w:p>
             <w:pPr>
@@ -3219,7 +3250,17 @@
                 <w:szCs w:val="22"/>
                 <w:lang w:val="es-CL"/>
               </w:rPr>
-              <w:t>DIPLOMADO EN METODOLOGÍAS ACTIVAS CON IA Y HABILIDADES DIGITALES</w:t>
+              <w:t xml:space="preserve">DIPLOMADO EN </w:t>
+            </w:r>
+            <w:r>
+              <w:rPr>
+                <w:rFonts w:ascii="Times New Roman" w:eastAsia="Times New Roman" w:hAnsi="Times New Roman" w:cs="Times New Roman"/>
+                <w:b/>
+                <w:bCs/>
+                <w:szCs w:val="22"/>
+                <w:lang w:val="es-CL"/>
+              </w:rPr>
+              <w:t>CÓMPUTO Y PROGRAMACIÓN CUÁNTICA</w:t>
             </w:r>
           </w:p>
           <w:p>
@@ -3247,7 +3288,7 @@
                 <w:szCs w:val="22"/>
                 <w:lang w:val="es-CL"/>
               </w:rPr>
-              <w:t>Universidad Católica de Temuco, Chile</w:t>
+              <w:t>DiveinLearning</w:t>
             </w:r>
             <w:r>
               <w:rPr>
@@ -3257,7 +3298,47 @@
                 <w:szCs w:val="22"/>
                 <w:lang w:val="es-CL"/>
               </w:rPr>
-              <w:t xml:space="preserve">                       </w:t>
+              <w:t xml:space="preserve">, </w:t>
+            </w:r>
+            <w:r>
+              <w:rPr>
+                <w:rFonts w:ascii="Times New Roman" w:eastAsia="Times New Roman" w:hAnsi="Times New Roman" w:cs="Times New Roman"/>
+                <w:b/>
+                <w:bCs/>
+                <w:szCs w:val="22"/>
+                <w:lang w:val="es-CL"/>
+              </w:rPr>
+              <w:t>México</w:t>
+            </w:r>
+            <w:r>
+              <w:rPr>
+                <w:rFonts w:ascii="Times New Roman" w:eastAsia="Times New Roman" w:hAnsi="Times New Roman" w:cs="Times New Roman"/>
+                <w:b/>
+                <w:bCs/>
+                <w:szCs w:val="22"/>
+                <w:lang w:val="es-CL"/>
+              </w:rPr>
+              <w:t xml:space="preserve">                  </w:t>
+            </w:r>
+            <w:r>
+              <w:rPr>
+                <w:rFonts w:ascii="Times New Roman" w:eastAsia="Times New Roman" w:hAnsi="Times New Roman" w:cs="Times New Roman"/>
+                <w:b/>
+                <w:bCs/>
+                <w:szCs w:val="22"/>
+                <w:lang w:val="es-CL"/>
+              </w:rPr>
+              <w:t xml:space="preserve">                             </w:t>
+            </w:r>
+            <w:r>
+              <w:rPr>
+                <w:rFonts w:ascii="Times New Roman" w:eastAsia="Times New Roman" w:hAnsi="Times New Roman" w:cs="Times New Roman"/>
+                <w:b/>
+                <w:bCs/>
+                <w:szCs w:val="22"/>
+                <w:lang w:val="es-CL"/>
+              </w:rPr>
+              <w:t xml:space="preserve"> </w:t>
             </w:r>
             <w:hyperlink r:id="rId20" w:history="1">
               <w:r>
@@ -3277,7 +3358,6 @@
         <w:tc>
           <w:tcPr>
             <w:tcW w:w="2835" w:type="dxa"/>
-            <w:gridSpan w:val="2"/>
           </w:tcPr>
           <w:p>
             <w:pPr>
@@ -3301,34 +3381,7 @@
                 <w:szCs w:val="24"/>
                 <w:lang w:val="es-CL"/>
               </w:rPr>
-              <w:t xml:space="preserve">    s</w:t>
-            </w:r>
-            <w:r>
-              <w:rPr>
-                <w:rFonts w:ascii="Times New Roman" w:eastAsia="Times New Roman" w:hAnsi="Times New Roman" w:cs="Times New Roman"/>
-                <w:sz w:val="24"/>
-                <w:szCs w:val="24"/>
-                <w:lang w:val="es-CL"/>
-              </w:rPr>
-              <w:t>eptiembre de</w:t>
-            </w:r>
-            <w:r>
-              <w:rPr>
-                <w:rFonts w:ascii="Times New Roman" w:eastAsia="Times New Roman" w:hAnsi="Times New Roman" w:cs="Times New Roman"/>
-                <w:sz w:val="24"/>
-                <w:szCs w:val="24"/>
-                <w:lang w:val="es-CL"/>
-              </w:rPr>
-              <w:t xml:space="preserve"> 2</w:t>
-            </w:r>
-            <w:r>
-              <w:rPr>
-                <w:rFonts w:ascii="Times New Roman" w:eastAsia="Times New Roman" w:hAnsi="Times New Roman" w:cs="Times New Roman"/>
-                <w:sz w:val="24"/>
-                <w:szCs w:val="24"/>
-                <w:lang w:val="es-CL"/>
-              </w:rPr>
-              <w:t>023</w:t>
+              <w:t xml:space="preserve">    diciembre de 2025</w:t>
             </w:r>
           </w:p>
           <w:p>
@@ -3343,22 +3396,571 @@
                 <w:lang w:val="es-CL"/>
               </w:rPr>
             </w:pPr>
+            <w:r>
+              <w:rPr>
+                <w:rFonts w:ascii="Times New Roman" w:eastAsia="Times New Roman" w:hAnsi="Times New Roman" w:cs="Times New Roman"/>
+                <w:i/>
+                <w:iCs/>
+                <w:noProof/>
+                <w:sz w:val="24"/>
+                <w:szCs w:val="24"/>
+                <w:lang w:val="es-CL"/>
+              </w:rPr>
+              <w:drawing>
+                <wp:anchor distT="0" distB="0" distL="114300" distR="114300" simplePos="0" relativeHeight="251699200" behindDoc="1" locked="0" layoutInCell="1" allowOverlap="1" wp14:anchorId="3745B671" wp14:editId="5C21F025">
+                  <wp:simplePos x="0" y="0"/>
+                  <wp:positionH relativeFrom="column">
+                    <wp:posOffset>648335</wp:posOffset>
+                  </wp:positionH>
+                  <wp:positionV relativeFrom="paragraph">
+                    <wp:posOffset>74295</wp:posOffset>
+                  </wp:positionV>
+                  <wp:extent cx="771525" cy="545110"/>
+                  <wp:effectExtent l="0" t="0" r="0" b="7620"/>
+                  <wp:wrapNone/>
+                  <wp:docPr id="1859789768" name="Imagen 5"/>
+                  <wp:cNvGraphicFramePr>
+                    <a:graphicFrameLocks xmlns:a="http://schemas.openxmlformats.org/drawingml/2006/main" noChangeAspect="1"/>
+                  </wp:cNvGraphicFramePr>
+                  <a:graphic xmlns:a="http://schemas.openxmlformats.org/drawingml/2006/main">
+                    <a:graphicData uri="http://schemas.openxmlformats.org/drawingml/2006/picture">
+                      <pic:pic xmlns:pic="http://schemas.openxmlformats.org/drawingml/2006/picture">
+                        <pic:nvPicPr>
+                          <pic:cNvPr id="1859789768" name="Imagen 1859789768"/>
+                          <pic:cNvPicPr/>
+                        </pic:nvPicPr>
+                        <pic:blipFill>
+                          <a:blip r:embed="rId21">
+                            <a:extLst>
+                              <a:ext uri="{28A0092B-C50C-407E-A947-70E740481C1C}">
+                                <a14:useLocalDpi xmlns:a14="http://schemas.microsoft.com/office/drawing/2010/main" val="0"/>
+                              </a:ext>
+                            </a:extLst>
+                          </a:blip>
+                          <a:stretch>
+                            <a:fillRect/>
+                          </a:stretch>
+                        </pic:blipFill>
+                        <pic:spPr>
+                          <a:xfrm>
+                            <a:off x="0" y="0"/>
+                            <a:ext cx="771525" cy="545110"/>
+                          </a:xfrm>
+                          <a:prstGeom prst="rect">
+                            <a:avLst/>
+                          </a:prstGeom>
+                        </pic:spPr>
+                      </pic:pic>
+                    </a:graphicData>
+                  </a:graphic>
+                  <wp14:sizeRelH relativeFrom="margin">
+                    <wp14:pctWidth>0</wp14:pctWidth>
+                  </wp14:sizeRelH>
+                  <wp14:sizeRelV relativeFrom="margin">
+                    <wp14:pctHeight>0</wp14:pctHeight>
+                  </wp14:sizeRelV>
+                </wp:anchor>
+              </w:drawing>
+            </w:r>
           </w:p>
         </w:tc>
       </w:tr>
       <w:tr>
-        <w:tblPrEx>
-          <w:tblBorders>
-            <w:top w:val="none" w:sz="0" w:space="0" w:color="auto"/>
-          </w:tblBorders>
-        </w:tblPrEx>
         <w:trPr>
           <w:trHeight w:val="98"/>
         </w:trPr>
         <w:tc>
           <w:tcPr>
             <w:tcW w:w="9570" w:type="dxa"/>
-            <w:gridSpan w:val="5"/>
+            <w:gridSpan w:val="3"/>
+          </w:tcPr>
+          <w:p>
+            <w:pPr>
+              <w:spacing w:after="0" w:line="240" w:lineRule="auto"/>
+              <w:jc w:val="left"/>
+              <w:rPr>
+                <w:rFonts w:ascii="Times New Roman" w:eastAsia="Times New Roman" w:hAnsi="Times New Roman" w:cs="Times New Roman"/>
+                <w:sz w:val="24"/>
+                <w:szCs w:val="24"/>
+                <w:lang w:val="es-CL"/>
+              </w:rPr>
+            </w:pPr>
+            <w:r>
+              <w:t xml:space="preserve">                                                                                    </w:t>
+            </w:r>
+            <w:hyperlink r:id="rId22" w:history="1">
+              <w:r>
+                <w:rPr>
+                  <w:rStyle w:val="Hipervnculo"/>
+                  <w:rFonts w:ascii="Times New Roman" w:eastAsia="Times New Roman" w:hAnsi="Times New Roman" w:cs="Times New Roman"/>
+                  <w:i/>
+                  <w:iCs/>
+                  <w:sz w:val="24"/>
+                  <w:szCs w:val="24"/>
+                  <w:lang w:val="es-CL"/>
+                </w:rPr>
+                <w:t>Diploma</w:t>
+              </w:r>
+            </w:hyperlink>
+          </w:p>
+          <w:p>
+            <w:pPr>
+              <w:pStyle w:val="Prrafodelista"/>
+              <w:numPr>
+                <w:ilvl w:val="0"/>
+                <w:numId w:val="16"/>
+              </w:numPr>
+              <w:spacing w:after="0" w:line="240" w:lineRule="auto"/>
+              <w:jc w:val="left"/>
+              <w:rPr>
+                <w:rFonts w:ascii="Times New Roman" w:eastAsia="Times New Roman" w:hAnsi="Times New Roman" w:cs="Times New Roman"/>
+                <w:b/>
+                <w:bCs/>
+                <w:sz w:val="24"/>
+                <w:szCs w:val="24"/>
+                <w:lang w:val="es-CL"/>
+              </w:rPr>
+            </w:pPr>
+            <w:r>
+              <w:rPr>
+                <w:rFonts w:ascii="Google Sans Text" w:eastAsia="Times New Roman" w:hAnsi="Google Sans Text" w:cs="Times New Roman"/>
+                <w:b/>
+                <w:bCs/>
+                <w:color w:val="303030"/>
+                <w:sz w:val="21"/>
+                <w:szCs w:val="21"/>
+              </w:rPr>
+              <w:t>F</w:t>
+            </w:r>
+            <w:r>
+              <w:rPr>
+                <w:rFonts w:ascii="Google Sans Text" w:eastAsia="Times New Roman" w:hAnsi="Google Sans Text" w:cs="Times New Roman"/>
+                <w:b/>
+                <w:bCs/>
+                <w:color w:val="303030"/>
+                <w:sz w:val="21"/>
+                <w:szCs w:val="21"/>
+              </w:rPr>
+              <w:t>undamentos matemáticos y físicos</w:t>
+            </w:r>
+            <w:r>
+              <w:rPr>
+                <w:rFonts w:ascii="Google Sans Text" w:eastAsia="Times New Roman" w:hAnsi="Google Sans Text" w:cs="Times New Roman"/>
+                <w:color w:val="303030"/>
+                <w:sz w:val="21"/>
+                <w:szCs w:val="21"/>
+              </w:rPr>
+              <w:t>, como el álgebra lineal y la</w:t>
+            </w:r>
+          </w:p>
+          <w:p>
+            <w:pPr>
+              <w:spacing w:after="0" w:line="240" w:lineRule="auto"/>
+              <w:ind w:left="360"/>
+              <w:jc w:val="left"/>
+              <w:rPr>
+                <w:rFonts w:ascii="Times New Roman" w:eastAsia="Times New Roman" w:hAnsi="Times New Roman" w:cs="Times New Roman"/>
+                <w:b/>
+                <w:bCs/>
+                <w:sz w:val="24"/>
+                <w:szCs w:val="24"/>
+                <w:lang w:val="es-CL"/>
+              </w:rPr>
+            </w:pPr>
+            <w:r>
+              <w:rPr>
+                <w:rFonts w:ascii="Google Sans Text" w:eastAsia="Times New Roman" w:hAnsi="Google Sans Text" w:cs="Times New Roman"/>
+                <w:color w:val="303030"/>
+                <w:sz w:val="21"/>
+                <w:szCs w:val="21"/>
+              </w:rPr>
+              <w:t xml:space="preserve"> mecánica cuántica, hasta el uso de herramientas prácticas como </w:t>
+            </w:r>
+            <w:r>
+              <w:rPr>
+                <w:rFonts w:ascii="Google Sans Text" w:eastAsia="Times New Roman" w:hAnsi="Google Sans Text" w:cs="Times New Roman"/>
+                <w:b/>
+                <w:bCs/>
+                <w:color w:val="303030"/>
+                <w:sz w:val="21"/>
+                <w:szCs w:val="21"/>
+              </w:rPr>
+              <w:t>Python y Qiskit</w:t>
+            </w:r>
+            <w:r>
+              <w:rPr>
+                <w:rFonts w:ascii="Google Sans Text" w:eastAsia="Times New Roman" w:hAnsi="Google Sans Text" w:cs="Times New Roman"/>
+                <w:color w:val="303030"/>
+                <w:sz w:val="21"/>
+                <w:szCs w:val="21"/>
+              </w:rPr>
+              <w:t xml:space="preserve">. </w:t>
+            </w:r>
+          </w:p>
+          <w:p>
+            <w:pPr>
+              <w:pStyle w:val="Prrafodelista"/>
+              <w:numPr>
+                <w:ilvl w:val="0"/>
+                <w:numId w:val="16"/>
+              </w:numPr>
+              <w:spacing w:after="0" w:line="240" w:lineRule="auto"/>
+              <w:jc w:val="left"/>
+              <w:rPr>
+                <w:rFonts w:ascii="Times New Roman" w:eastAsia="Times New Roman" w:hAnsi="Times New Roman" w:cs="Times New Roman"/>
+                <w:b/>
+                <w:bCs/>
+                <w:sz w:val="24"/>
+                <w:szCs w:val="24"/>
+                <w:lang w:val="es-CL"/>
+              </w:rPr>
+            </w:pPr>
+            <w:r>
+              <w:rPr>
+                <w:rFonts w:ascii="Google Sans Text" w:eastAsia="Times New Roman" w:hAnsi="Google Sans Text" w:cs="Times New Roman"/>
+                <w:color w:val="303030"/>
+                <w:sz w:val="21"/>
+                <w:szCs w:val="21"/>
+              </w:rPr>
+              <w:t>D</w:t>
+            </w:r>
+            <w:r>
+              <w:rPr>
+                <w:rFonts w:ascii="Google Sans Text" w:eastAsia="Times New Roman" w:hAnsi="Google Sans Text" w:cs="Times New Roman"/>
+                <w:color w:val="303030"/>
+                <w:sz w:val="21"/>
+                <w:szCs w:val="21"/>
+              </w:rPr>
+              <w:t>iseño de </w:t>
+            </w:r>
+            <w:r>
+              <w:rPr>
+                <w:rFonts w:ascii="Google Sans Text" w:eastAsia="Times New Roman" w:hAnsi="Google Sans Text" w:cs="Times New Roman"/>
+                <w:b/>
+                <w:bCs/>
+                <w:color w:val="303030"/>
+                <w:sz w:val="21"/>
+                <w:szCs w:val="21"/>
+              </w:rPr>
+              <w:t>circuitos básicos</w:t>
+            </w:r>
+            <w:r>
+              <w:rPr>
+                <w:rFonts w:ascii="Google Sans Text" w:eastAsia="Times New Roman" w:hAnsi="Google Sans Text" w:cs="Times New Roman"/>
+                <w:color w:val="303030"/>
+                <w:sz w:val="21"/>
+                <w:szCs w:val="21"/>
+              </w:rPr>
+              <w:t>, algoritmos fundamentales y metodologías</w:t>
+            </w:r>
+          </w:p>
+          <w:p>
+            <w:pPr>
+              <w:spacing w:after="0" w:line="240" w:lineRule="auto"/>
+              <w:ind w:left="360"/>
+              <w:jc w:val="left"/>
+              <w:rPr>
+                <w:rFonts w:ascii="Times New Roman" w:eastAsia="Times New Roman" w:hAnsi="Times New Roman" w:cs="Times New Roman"/>
+                <w:b/>
+                <w:bCs/>
+                <w:sz w:val="24"/>
+                <w:szCs w:val="24"/>
+                <w:lang w:val="es-CL"/>
+              </w:rPr>
+            </w:pPr>
+            <w:r>
+              <w:rPr>
+                <w:rFonts w:ascii="Google Sans Text" w:eastAsia="Times New Roman" w:hAnsi="Google Sans Text" w:cs="Times New Roman"/>
+                <w:color w:val="303030"/>
+                <w:sz w:val="21"/>
+                <w:szCs w:val="21"/>
+              </w:rPr>
+              <w:t xml:space="preserve"> avanzadas de </w:t>
+            </w:r>
+            <w:r>
+              <w:rPr>
+                <w:rFonts w:ascii="Google Sans Text" w:eastAsia="Times New Roman" w:hAnsi="Google Sans Text" w:cs="Times New Roman"/>
+                <w:b/>
+                <w:bCs/>
+                <w:color w:val="303030"/>
+                <w:sz w:val="21"/>
+                <w:szCs w:val="21"/>
+              </w:rPr>
+              <w:t>machine learning cuántico</w:t>
+            </w:r>
+            <w:r>
+              <w:rPr>
+                <w:rFonts w:ascii="Google Sans Text" w:eastAsia="Times New Roman" w:hAnsi="Google Sans Text" w:cs="Times New Roman"/>
+                <w:color w:val="303030"/>
+                <w:sz w:val="21"/>
+                <w:szCs w:val="21"/>
+              </w:rPr>
+              <w:t xml:space="preserve">. </w:t>
+            </w:r>
+          </w:p>
+          <w:p>
+            <w:pPr>
+              <w:pStyle w:val="Prrafodelista"/>
+              <w:numPr>
+                <w:ilvl w:val="0"/>
+                <w:numId w:val="16"/>
+              </w:numPr>
+              <w:spacing w:after="0" w:line="240" w:lineRule="auto"/>
+              <w:jc w:val="left"/>
+              <w:rPr>
+                <w:rFonts w:ascii="Times New Roman" w:eastAsia="Times New Roman" w:hAnsi="Times New Roman" w:cs="Times New Roman"/>
+                <w:b/>
+                <w:bCs/>
+                <w:sz w:val="24"/>
+                <w:szCs w:val="24"/>
+                <w:lang w:val="es-CL"/>
+              </w:rPr>
+            </w:pPr>
+            <w:r>
+              <w:rPr>
+                <w:rFonts w:ascii="Google Sans Text" w:eastAsia="Times New Roman" w:hAnsi="Google Sans Text" w:cs="Times New Roman"/>
+                <w:color w:val="303030"/>
+                <w:sz w:val="21"/>
+                <w:szCs w:val="21"/>
+              </w:rPr>
+              <w:t>I</w:t>
+            </w:r>
+            <w:r>
+              <w:rPr>
+                <w:rFonts w:ascii="Google Sans Text" w:eastAsia="Times New Roman" w:hAnsi="Google Sans Text" w:cs="Times New Roman"/>
+                <w:color w:val="303030"/>
+                <w:sz w:val="21"/>
+                <w:szCs w:val="21"/>
+              </w:rPr>
+              <w:t>mplementación de soluciones  sobre </w:t>
+            </w:r>
+            <w:r>
+              <w:rPr>
+                <w:rFonts w:ascii="Google Sans Text" w:eastAsia="Times New Roman" w:hAnsi="Google Sans Text" w:cs="Times New Roman"/>
+                <w:b/>
+                <w:bCs/>
+                <w:color w:val="303030"/>
+                <w:sz w:val="21"/>
+                <w:szCs w:val="21"/>
+              </w:rPr>
+              <w:t>hardware cuántico real</w:t>
+            </w:r>
+            <w:r>
+              <w:rPr>
+                <w:rFonts w:ascii="Google Sans Text" w:eastAsia="Times New Roman" w:hAnsi="Google Sans Text" w:cs="Times New Roman"/>
+                <w:color w:val="303030"/>
+                <w:sz w:val="21"/>
+                <w:szCs w:val="21"/>
+              </w:rPr>
+              <w:t> y simuladores.</w:t>
+            </w:r>
+          </w:p>
+          <w:p>
+            <w:pPr>
+              <w:spacing w:after="0" w:line="240" w:lineRule="auto"/>
+              <w:ind w:left="360"/>
+              <w:jc w:val="left"/>
+              <w:rPr>
+                <w:rFonts w:ascii="Times New Roman" w:eastAsia="Times New Roman" w:hAnsi="Times New Roman" w:cs="Times New Roman"/>
+                <w:b/>
+                <w:bCs/>
+                <w:sz w:val="24"/>
+                <w:szCs w:val="24"/>
+                <w:lang w:val="es-CL"/>
+              </w:rPr>
+            </w:pPr>
+          </w:p>
+        </w:tc>
+      </w:tr>
+      <w:tr>
+        <w:trPr>
+          <w:trHeight w:val="98"/>
+        </w:trPr>
+        <w:tc>
+          <w:tcPr>
+            <w:tcW w:w="263" w:type="dxa"/>
+          </w:tcPr>
+          <w:p>
+            <w:pPr>
+              <w:tabs>
+                <w:tab w:val="left" w:pos="-501"/>
+              </w:tabs>
+              <w:spacing w:after="0" w:line="240" w:lineRule="auto"/>
+              <w:ind w:left="-360" w:hanging="501"/>
+              <w:jc w:val="center"/>
+              <w:rPr>
+                <w:rFonts w:ascii="Times New Roman" w:eastAsia="Times New Roman" w:hAnsi="Times New Roman" w:cs="Times New Roman"/>
+                <w:b/>
+                <w:bCs/>
+                <w:sz w:val="24"/>
+                <w:szCs w:val="24"/>
+                <w:lang w:val="es-CL"/>
+              </w:rPr>
+            </w:pPr>
+          </w:p>
+        </w:tc>
+        <w:tc>
+          <w:tcPr>
+            <w:tcW w:w="6472" w:type="dxa"/>
+          </w:tcPr>
+          <w:p>
+            <w:pPr>
+              <w:tabs>
+                <w:tab w:val="left" w:pos="-501"/>
+              </w:tabs>
+              <w:spacing w:after="0" w:line="240" w:lineRule="auto"/>
+              <w:ind w:left="454" w:hanging="501"/>
+              <w:jc w:val="center"/>
+              <w:rPr>
+                <w:rFonts w:ascii="Times New Roman" w:eastAsia="Times New Roman" w:hAnsi="Times New Roman" w:cs="Times New Roman"/>
+                <w:b/>
+                <w:bCs/>
+                <w:szCs w:val="22"/>
+                <w:lang w:val="es-CL"/>
+              </w:rPr>
+            </w:pPr>
+            <w:r>
+              <w:rPr>
+                <w:rFonts w:ascii="Times New Roman" w:eastAsia="Times New Roman" w:hAnsi="Times New Roman" w:cs="Times New Roman"/>
+                <w:b/>
+                <w:bCs/>
+                <w:szCs w:val="22"/>
+                <w:lang w:val="es-CL"/>
+              </w:rPr>
+              <w:t xml:space="preserve">DIPLOMADO EN METODOLOGÍAS ACTIVAS CON IA </w:t>
+            </w:r>
+          </w:p>
+          <w:p>
+            <w:pPr>
+              <w:tabs>
+                <w:tab w:val="left" w:pos="-501"/>
+              </w:tabs>
+              <w:spacing w:after="0" w:line="240" w:lineRule="auto"/>
+              <w:ind w:left="454" w:hanging="501"/>
+              <w:jc w:val="center"/>
+              <w:rPr>
+                <w:rFonts w:ascii="Times New Roman" w:eastAsia="Times New Roman" w:hAnsi="Times New Roman" w:cs="Times New Roman"/>
+                <w:b/>
+                <w:bCs/>
+                <w:szCs w:val="22"/>
+                <w:lang w:val="es-CL"/>
+              </w:rPr>
+            </w:pPr>
+            <w:r>
+              <w:rPr>
+                <w:rFonts w:ascii="Times New Roman" w:eastAsia="Times New Roman" w:hAnsi="Times New Roman" w:cs="Times New Roman"/>
+                <w:b/>
+                <w:bCs/>
+                <w:szCs w:val="22"/>
+                <w:lang w:val="es-CL"/>
+              </w:rPr>
+              <w:t>Y HABILIDADES DIGITALES</w:t>
+            </w:r>
+          </w:p>
+          <w:p>
+            <w:pPr>
+              <w:tabs>
+                <w:tab w:val="left" w:pos="-501"/>
+              </w:tabs>
+              <w:spacing w:after="0" w:line="240" w:lineRule="auto"/>
+              <w:ind w:left="454" w:hanging="501"/>
+              <w:jc w:val="center"/>
+              <w:rPr>
+                <w:rFonts w:ascii="Times New Roman" w:eastAsia="Times New Roman" w:hAnsi="Times New Roman" w:cs="Times New Roman"/>
+                <w:b/>
+                <w:bCs/>
+                <w:sz w:val="24"/>
+                <w:szCs w:val="24"/>
+                <w:lang w:val="es-CL"/>
+              </w:rPr>
+            </w:pPr>
+            <w:r>
+              <w:rPr>
+                <w:rFonts w:ascii="Times New Roman" w:eastAsia="Times New Roman" w:hAnsi="Times New Roman" w:cs="Times New Roman"/>
+                <w:b/>
+                <w:bCs/>
+                <w:szCs w:val="22"/>
+                <w:lang w:val="es-CL"/>
+              </w:rPr>
+              <w:t>Universidad Católica de Temuco, Chile</w:t>
+            </w:r>
+            <w:r>
+              <w:rPr>
+                <w:rFonts w:ascii="Times New Roman" w:eastAsia="Times New Roman" w:hAnsi="Times New Roman" w:cs="Times New Roman"/>
+                <w:b/>
+                <w:bCs/>
+                <w:szCs w:val="22"/>
+                <w:lang w:val="es-CL"/>
+              </w:rPr>
+              <w:t xml:space="preserve">                       </w:t>
+            </w:r>
+            <w:hyperlink r:id="rId23" w:history="1">
+              <w:r>
+                <w:rPr>
+                  <w:rStyle w:val="Hipervnculo"/>
+                  <w:rFonts w:ascii="Times New Roman" w:eastAsia="Times New Roman" w:hAnsi="Times New Roman" w:cs="Times New Roman"/>
+                  <w:b/>
+                  <w:bCs/>
+                  <w:szCs w:val="22"/>
+                  <w:lang w:val="es-CL"/>
+                </w:rPr>
+                <w:t>Ver diplomado</w:t>
+              </w:r>
+            </w:hyperlink>
+          </w:p>
+        </w:tc>
+        <w:tc>
+          <w:tcPr>
+            <w:tcW w:w="2835" w:type="dxa"/>
+          </w:tcPr>
+          <w:p>
+            <w:pPr>
+              <w:tabs>
+                <w:tab w:val="left" w:pos="-501"/>
+              </w:tabs>
+              <w:spacing w:after="0" w:line="240" w:lineRule="auto"/>
+              <w:ind w:left="-360" w:hanging="501"/>
+              <w:jc w:val="right"/>
+              <w:rPr>
+                <w:rFonts w:ascii="Times New Roman" w:eastAsia="Times New Roman" w:hAnsi="Times New Roman" w:cs="Times New Roman"/>
+                <w:sz w:val="24"/>
+                <w:szCs w:val="24"/>
+                <w:lang w:val="es-CL"/>
+              </w:rPr>
+            </w:pPr>
+            <w:r>
+              <w:rPr>
+                <w:rFonts w:ascii="Times New Roman" w:eastAsia="Times New Roman" w:hAnsi="Times New Roman" w:cs="Times New Roman"/>
+                <w:sz w:val="24"/>
+                <w:szCs w:val="24"/>
+                <w:lang w:val="es-CL"/>
+              </w:rPr>
+              <w:t xml:space="preserve">    septiembre de 2023</w:t>
+            </w:r>
+          </w:p>
+          <w:p>
+            <w:pPr>
+              <w:pStyle w:val="Sinespaciado"/>
+              <w:tabs>
+                <w:tab w:val="left" w:pos="-501"/>
+              </w:tabs>
+              <w:ind w:left="-360" w:hanging="501"/>
+              <w:jc w:val="right"/>
+              <w:rPr>
+                <w:lang w:val="es-CL"/>
+              </w:rPr>
+            </w:pPr>
+          </w:p>
+        </w:tc>
+      </w:tr>
+      <w:tr>
+        <w:trPr>
+          <w:trHeight w:val="98"/>
+        </w:trPr>
+        <w:tc>
+          <w:tcPr>
+            <w:tcW w:w="9570" w:type="dxa"/>
+            <w:gridSpan w:val="3"/>
           </w:tcPr>
           <w:p>
             <w:pPr>
@@ -3382,7 +3984,7 @@
                 <w:lang w:val="es-CL"/>
               </w:rPr>
               <w:drawing>
-                <wp:anchor distT="0" distB="0" distL="114300" distR="114300" simplePos="0" relativeHeight="251695104" behindDoc="0" locked="0" layoutInCell="1" allowOverlap="1" wp14:anchorId="67039EE9" wp14:editId="7747602B">
+                <wp:anchor distT="0" distB="0" distL="114300" distR="114300" simplePos="0" relativeHeight="251703296" behindDoc="0" locked="0" layoutInCell="1" allowOverlap="1" wp14:anchorId="3C38C66D" wp14:editId="69212A2C">
                   <wp:simplePos x="0" y="0"/>
                   <wp:positionH relativeFrom="column">
                     <wp:posOffset>4877435</wp:posOffset>
@@ -3405,7 +4007,7 @@
                           <pic:cNvPicPr/>
                         </pic:nvPicPr>
                         <pic:blipFill>
-                          <a:blip r:embed="rId21">
+                          <a:blip r:embed="rId24">
                             <a:extLst>
                               <a:ext uri="{28A0092B-C50C-407E-A947-70E740481C1C}">
                                 <a14:useLocalDpi xmlns:a14="http://schemas.microsoft.com/office/drawing/2010/main" val="0"/>
@@ -3587,589 +4189,18 @@
     </w:tbl>
     <w:p>
       <w:pPr>
-        <w:pStyle w:val="Sinespaciado"/>
+        <w:spacing w:after="0" w:line="240" w:lineRule="auto"/>
+        <w:jc w:val="left"/>
+        <w:rPr>
+          <w:rFonts w:ascii="Gill Sans MT Bold" w:eastAsia="Gill Sans MT Bold" w:hAnsi="Gill Sans MT Bold" w:cs="Gill Sans MT Bold"/>
+          <w:b/>
+          <w:bCs/>
+          <w:color w:val="172187"/>
+          <w:sz w:val="36"/>
+          <w:szCs w:val="36"/>
+        </w:rPr>
       </w:pPr>
     </w:p>
-    <w:p>
-      <w:pPr>
-        <w:pStyle w:val="Sinespaciado"/>
-      </w:pPr>
-    </w:p>
-    <w:tbl>
-      <w:tblPr>
-        <w:tblW w:w="0" w:type="auto"/>
-        <w:tblInd w:w="-72" w:type="dxa"/>
-        <w:tblCellMar>
-          <w:left w:w="70" w:type="dxa"/>
-          <w:right w:w="70" w:type="dxa"/>
-        </w:tblCellMar>
-        <w:tblLook w:val="0000" w:firstRow="0" w:lastRow="0" w:firstColumn="0" w:lastColumn="0" w:noHBand="0" w:noVBand="0"/>
-      </w:tblPr>
-      <w:tblGrid>
-        <w:gridCol w:w="263"/>
-        <w:gridCol w:w="6472"/>
-        <w:gridCol w:w="2835"/>
-      </w:tblGrid>
-      <w:tr>
-        <w:trPr>
-          <w:trHeight w:val="98"/>
-        </w:trPr>
-        <w:tc>
-          <w:tcPr>
-            <w:tcW w:w="263" w:type="dxa"/>
-          </w:tcPr>
-          <w:p>
-            <w:pPr>
-              <w:tabs>
-                <w:tab w:val="left" w:pos="-501"/>
-              </w:tabs>
-              <w:spacing w:after="0" w:line="240" w:lineRule="auto"/>
-              <w:ind w:left="-360" w:hanging="501"/>
-              <w:jc w:val="center"/>
-              <w:rPr>
-                <w:rFonts w:ascii="Times New Roman" w:eastAsia="Times New Roman" w:hAnsi="Times New Roman" w:cs="Times New Roman"/>
-                <w:b/>
-                <w:bCs/>
-                <w:sz w:val="24"/>
-                <w:szCs w:val="24"/>
-                <w:lang w:val="es-CL"/>
-              </w:rPr>
-            </w:pPr>
-          </w:p>
-        </w:tc>
-        <w:tc>
-          <w:tcPr>
-            <w:tcW w:w="6472" w:type="dxa"/>
-          </w:tcPr>
-          <w:p>
-            <w:pPr>
-              <w:tabs>
-                <w:tab w:val="left" w:pos="-501"/>
-              </w:tabs>
-              <w:spacing w:after="0" w:line="240" w:lineRule="auto"/>
-              <w:ind w:left="454" w:hanging="501"/>
-              <w:jc w:val="center"/>
-              <w:rPr>
-                <w:rFonts w:ascii="Times New Roman" w:eastAsia="Times New Roman" w:hAnsi="Times New Roman" w:cs="Times New Roman"/>
-                <w:b/>
-                <w:bCs/>
-                <w:szCs w:val="22"/>
-                <w:lang w:val="es-CL"/>
-              </w:rPr>
-            </w:pPr>
-            <w:r>
-              <w:rPr>
-                <w:rFonts w:ascii="Times New Roman" w:eastAsia="Times New Roman" w:hAnsi="Times New Roman" w:cs="Times New Roman"/>
-                <w:b/>
-                <w:bCs/>
-                <w:szCs w:val="22"/>
-                <w:lang w:val="es-CL"/>
-              </w:rPr>
-              <w:t xml:space="preserve">DIPLOMADO EN </w:t>
-            </w:r>
-            <w:r>
-              <w:rPr>
-                <w:rFonts w:ascii="Times New Roman" w:eastAsia="Times New Roman" w:hAnsi="Times New Roman" w:cs="Times New Roman"/>
-                <w:b/>
-                <w:bCs/>
-                <w:szCs w:val="22"/>
-                <w:lang w:val="es-CL"/>
-              </w:rPr>
-              <w:t>CÓMPUTO Y PROGRAMACIÓN CUÁNTICA</w:t>
-            </w:r>
-          </w:p>
-          <w:p>
-            <w:pPr>
-              <w:tabs>
-                <w:tab w:val="left" w:pos="-501"/>
-              </w:tabs>
-              <w:spacing w:after="0" w:line="240" w:lineRule="auto"/>
-              <w:ind w:left="454" w:hanging="501"/>
-              <w:jc w:val="center"/>
-              <w:rPr>
-                <w:rFonts w:ascii="Times New Roman" w:eastAsia="Times New Roman" w:hAnsi="Times New Roman" w:cs="Times New Roman"/>
-                <w:b/>
-                <w:bCs/>
-                <w:sz w:val="24"/>
-                <w:szCs w:val="24"/>
-                <w:lang w:val="es-CL"/>
-              </w:rPr>
-            </w:pPr>
-            <w:r>
-              <w:rPr>
-                <w:rFonts w:ascii="Times New Roman" w:eastAsia="Times New Roman" w:hAnsi="Times New Roman" w:cs="Times New Roman"/>
-                <w:b/>
-                <w:bCs/>
-                <w:szCs w:val="22"/>
-                <w:lang w:val="es-CL"/>
-              </w:rPr>
-              <w:t>DiveinLearning</w:t>
-            </w:r>
-            <w:r>
-              <w:rPr>
-                <w:rFonts w:ascii="Times New Roman" w:eastAsia="Times New Roman" w:hAnsi="Times New Roman" w:cs="Times New Roman"/>
-                <w:b/>
-                <w:bCs/>
-                <w:szCs w:val="22"/>
-                <w:lang w:val="es-CL"/>
-              </w:rPr>
-              <w:t xml:space="preserve">, </w:t>
-            </w:r>
-            <w:r>
-              <w:rPr>
-                <w:rFonts w:ascii="Times New Roman" w:eastAsia="Times New Roman" w:hAnsi="Times New Roman" w:cs="Times New Roman"/>
-                <w:b/>
-                <w:bCs/>
-                <w:szCs w:val="22"/>
-                <w:lang w:val="es-CL"/>
-              </w:rPr>
-              <w:t>México</w:t>
-            </w:r>
-            <w:r>
-              <w:rPr>
-                <w:rFonts w:ascii="Times New Roman" w:eastAsia="Times New Roman" w:hAnsi="Times New Roman" w:cs="Times New Roman"/>
-                <w:b/>
-                <w:bCs/>
-                <w:szCs w:val="22"/>
-                <w:lang w:val="es-CL"/>
-              </w:rPr>
-              <w:t xml:space="preserve">                  </w:t>
-            </w:r>
-            <w:r>
-              <w:rPr>
-                <w:rFonts w:ascii="Times New Roman" w:eastAsia="Times New Roman" w:hAnsi="Times New Roman" w:cs="Times New Roman"/>
-                <w:b/>
-                <w:bCs/>
-                <w:szCs w:val="22"/>
-                <w:lang w:val="es-CL"/>
-              </w:rPr>
-              <w:t xml:space="preserve">                             </w:t>
-            </w:r>
-            <w:r>
-              <w:rPr>
-                <w:rFonts w:ascii="Times New Roman" w:eastAsia="Times New Roman" w:hAnsi="Times New Roman" w:cs="Times New Roman"/>
-                <w:b/>
-                <w:bCs/>
-                <w:szCs w:val="22"/>
-                <w:lang w:val="es-CL"/>
-              </w:rPr>
-              <w:t xml:space="preserve"> </w:t>
-            </w:r>
-            <w:hyperlink r:id="rId22" w:history="1">
-              <w:r>
-                <w:rPr>
-                  <w:rStyle w:val="Hipervnculo"/>
-                  <w:rFonts w:ascii="Times New Roman" w:eastAsia="Times New Roman" w:hAnsi="Times New Roman" w:cs="Times New Roman"/>
-                  <w:b/>
-                  <w:bCs/>
-                  <w:szCs w:val="22"/>
-                  <w:lang w:val="es-CL"/>
-                </w:rPr>
-                <w:t>Ver diplomado</w:t>
-              </w:r>
-            </w:hyperlink>
-          </w:p>
-        </w:tc>
-        <w:tc>
-          <w:tcPr>
-            <w:tcW w:w="2835" w:type="dxa"/>
-          </w:tcPr>
-          <w:p>
-            <w:pPr>
-              <w:tabs>
-                <w:tab w:val="left" w:pos="-501"/>
-              </w:tabs>
-              <w:spacing w:after="0" w:line="240" w:lineRule="auto"/>
-              <w:ind w:left="-360" w:hanging="501"/>
-              <w:jc w:val="right"/>
-              <w:rPr>
-                <w:rFonts w:ascii="Times New Roman" w:eastAsia="Times New Roman" w:hAnsi="Times New Roman" w:cs="Times New Roman"/>
-                <w:sz w:val="24"/>
-                <w:szCs w:val="24"/>
-                <w:lang w:val="es-CL"/>
-              </w:rPr>
-            </w:pPr>
-            <w:r>
-              <w:rPr>
-                <w:rFonts w:ascii="Times New Roman" w:eastAsia="Times New Roman" w:hAnsi="Times New Roman" w:cs="Times New Roman"/>
-                <w:sz w:val="24"/>
-                <w:szCs w:val="24"/>
-                <w:lang w:val="es-CL"/>
-              </w:rPr>
-              <w:t xml:space="preserve">    diciembre de 2025</w:t>
-            </w:r>
-          </w:p>
-          <w:p>
-            <w:pPr>
-              <w:pStyle w:val="Sinespaciado"/>
-              <w:tabs>
-                <w:tab w:val="left" w:pos="-501"/>
-              </w:tabs>
-              <w:ind w:left="-360" w:hanging="501"/>
-              <w:jc w:val="right"/>
-              <w:rPr>
-                <w:lang w:val="es-CL"/>
-              </w:rPr>
-            </w:pPr>
-            <w:r>
-              <w:rPr>
-                <w:rFonts w:ascii="Times New Roman" w:eastAsia="Times New Roman" w:hAnsi="Times New Roman" w:cs="Times New Roman"/>
-                <w:i/>
-                <w:iCs/>
-                <w:noProof/>
-                <w:sz w:val="24"/>
-                <w:szCs w:val="24"/>
-                <w:lang w:val="es-CL"/>
-              </w:rPr>
-              <w:drawing>
-                <wp:anchor distT="0" distB="0" distL="114300" distR="114300" simplePos="0" relativeHeight="251699200" behindDoc="1" locked="0" layoutInCell="1" allowOverlap="1" wp14:anchorId="3745B671" wp14:editId="5C21F025">
-                  <wp:simplePos x="0" y="0"/>
-                  <wp:positionH relativeFrom="column">
-                    <wp:posOffset>648335</wp:posOffset>
-                  </wp:positionH>
-                  <wp:positionV relativeFrom="paragraph">
-                    <wp:posOffset>74295</wp:posOffset>
-                  </wp:positionV>
-                  <wp:extent cx="771525" cy="545110"/>
-                  <wp:effectExtent l="0" t="0" r="0" b="7620"/>
-                  <wp:wrapNone/>
-                  <wp:docPr id="1859789768" name="Imagen 5"/>
-                  <wp:cNvGraphicFramePr>
-                    <a:graphicFrameLocks xmlns:a="http://schemas.openxmlformats.org/drawingml/2006/main" noChangeAspect="1"/>
-                  </wp:cNvGraphicFramePr>
-                  <a:graphic xmlns:a="http://schemas.openxmlformats.org/drawingml/2006/main">
-                    <a:graphicData uri="http://schemas.openxmlformats.org/drawingml/2006/picture">
-                      <pic:pic xmlns:pic="http://schemas.openxmlformats.org/drawingml/2006/picture">
-                        <pic:nvPicPr>
-                          <pic:cNvPr id="1859789768" name="Imagen 1859789768"/>
-                          <pic:cNvPicPr/>
-                        </pic:nvPicPr>
-                        <pic:blipFill>
-                          <a:blip r:embed="rId23">
-                            <a:extLst>
-                              <a:ext uri="{28A0092B-C50C-407E-A947-70E740481C1C}">
-                                <a14:useLocalDpi xmlns:a14="http://schemas.microsoft.com/office/drawing/2010/main" val="0"/>
-                              </a:ext>
-                            </a:extLst>
-                          </a:blip>
-                          <a:stretch>
-                            <a:fillRect/>
-                          </a:stretch>
-                        </pic:blipFill>
-                        <pic:spPr>
-                          <a:xfrm>
-                            <a:off x="0" y="0"/>
-                            <a:ext cx="771525" cy="545110"/>
-                          </a:xfrm>
-                          <a:prstGeom prst="rect">
-                            <a:avLst/>
-                          </a:prstGeom>
-                        </pic:spPr>
-                      </pic:pic>
-                    </a:graphicData>
-                  </a:graphic>
-                  <wp14:sizeRelH relativeFrom="margin">
-                    <wp14:pctWidth>0</wp14:pctWidth>
-                  </wp14:sizeRelH>
-                  <wp14:sizeRelV relativeFrom="margin">
-                    <wp14:pctHeight>0</wp14:pctHeight>
-                  </wp14:sizeRelV>
-                </wp:anchor>
-              </w:drawing>
-            </w:r>
-          </w:p>
-        </w:tc>
-      </w:tr>
-      <w:tr>
-        <w:trPr>
-          <w:trHeight w:val="98"/>
-        </w:trPr>
-        <w:tc>
-          <w:tcPr>
-            <w:tcW w:w="9570" w:type="dxa"/>
-            <w:gridSpan w:val="3"/>
-          </w:tcPr>
-          <w:p>
-            <w:pPr>
-              <w:spacing w:after="0" w:line="240" w:lineRule="auto"/>
-              <w:jc w:val="left"/>
-              <w:rPr>
-                <w:rFonts w:ascii="Times New Roman" w:eastAsia="Times New Roman" w:hAnsi="Times New Roman" w:cs="Times New Roman"/>
-                <w:sz w:val="24"/>
-                <w:szCs w:val="24"/>
-                <w:lang w:val="es-CL"/>
-              </w:rPr>
-            </w:pPr>
-            <w:r>
-              <w:t xml:space="preserve">                                                                                    </w:t>
-            </w:r>
-            <w:hyperlink r:id="rId24" w:history="1">
-              <w:r>
-                <w:rPr>
-                  <w:rStyle w:val="Hipervnculo"/>
-                  <w:rFonts w:ascii="Times New Roman" w:eastAsia="Times New Roman" w:hAnsi="Times New Roman" w:cs="Times New Roman"/>
-                  <w:i/>
-                  <w:iCs/>
-                  <w:sz w:val="24"/>
-                  <w:szCs w:val="24"/>
-                  <w:lang w:val="es-CL"/>
-                </w:rPr>
-                <w:t>Diploma</w:t>
-              </w:r>
-            </w:hyperlink>
-          </w:p>
-          <w:p>
-            <w:pPr>
-              <w:pStyle w:val="Prrafodelista"/>
-              <w:numPr>
-                <w:ilvl w:val="0"/>
-                <w:numId w:val="16"/>
-              </w:numPr>
-              <w:spacing w:after="0" w:line="240" w:lineRule="auto"/>
-              <w:jc w:val="left"/>
-              <w:rPr>
-                <w:rFonts w:ascii="Times New Roman" w:eastAsia="Times New Roman" w:hAnsi="Times New Roman" w:cs="Times New Roman"/>
-                <w:b/>
-                <w:bCs/>
-                <w:sz w:val="24"/>
-                <w:szCs w:val="24"/>
-                <w:lang w:val="es-CL"/>
-              </w:rPr>
-            </w:pPr>
-            <w:r>
-              <w:rPr>
-                <w:rFonts w:ascii="Google Sans Text" w:eastAsia="Times New Roman" w:hAnsi="Google Sans Text" w:cs="Times New Roman"/>
-                <w:b/>
-                <w:bCs/>
-                <w:color w:val="303030"/>
-                <w:sz w:val="21"/>
-                <w:szCs w:val="21"/>
-              </w:rPr>
-              <w:t>F</w:t>
-            </w:r>
-            <w:r>
-              <w:rPr>
-                <w:rFonts w:ascii="Google Sans Text" w:eastAsia="Times New Roman" w:hAnsi="Google Sans Text" w:cs="Times New Roman"/>
-                <w:b/>
-                <w:bCs/>
-                <w:color w:val="303030"/>
-                <w:sz w:val="21"/>
-                <w:szCs w:val="21"/>
-              </w:rPr>
-              <w:t>undamentos matemáticos y físicos</w:t>
-            </w:r>
-            <w:r>
-              <w:rPr>
-                <w:rFonts w:ascii="Google Sans Text" w:eastAsia="Times New Roman" w:hAnsi="Google Sans Text" w:cs="Times New Roman"/>
-                <w:color w:val="303030"/>
-                <w:sz w:val="21"/>
-                <w:szCs w:val="21"/>
-              </w:rPr>
-              <w:t>, como el álgebra lineal y la</w:t>
-            </w:r>
-          </w:p>
-          <w:p>
-            <w:pPr>
-              <w:spacing w:after="0" w:line="240" w:lineRule="auto"/>
-              <w:ind w:left="360"/>
-              <w:jc w:val="left"/>
-              <w:rPr>
-                <w:rFonts w:ascii="Times New Roman" w:eastAsia="Times New Roman" w:hAnsi="Times New Roman" w:cs="Times New Roman"/>
-                <w:b/>
-                <w:bCs/>
-                <w:sz w:val="24"/>
-                <w:szCs w:val="24"/>
-                <w:lang w:val="es-CL"/>
-              </w:rPr>
-            </w:pPr>
-            <w:r>
-              <w:rPr>
-                <w:rFonts w:ascii="Google Sans Text" w:eastAsia="Times New Roman" w:hAnsi="Google Sans Text" w:cs="Times New Roman"/>
-                <w:color w:val="303030"/>
-                <w:sz w:val="21"/>
-                <w:szCs w:val="21"/>
-              </w:rPr>
-              <w:t xml:space="preserve"> mecánica cuántica, hasta el uso de herramientas prácticas como </w:t>
-            </w:r>
-            <w:r>
-              <w:rPr>
-                <w:rFonts w:ascii="Google Sans Text" w:eastAsia="Times New Roman" w:hAnsi="Google Sans Text" w:cs="Times New Roman"/>
-                <w:b/>
-                <w:bCs/>
-                <w:color w:val="303030"/>
-                <w:sz w:val="21"/>
-                <w:szCs w:val="21"/>
-              </w:rPr>
-              <w:t>Python y Qiskit</w:t>
-            </w:r>
-            <w:r>
-              <w:rPr>
-                <w:rFonts w:ascii="Google Sans Text" w:eastAsia="Times New Roman" w:hAnsi="Google Sans Text" w:cs="Times New Roman"/>
-                <w:color w:val="303030"/>
-                <w:sz w:val="21"/>
-                <w:szCs w:val="21"/>
-              </w:rPr>
-              <w:t xml:space="preserve">. </w:t>
-            </w:r>
-          </w:p>
-          <w:p>
-            <w:pPr>
-              <w:pStyle w:val="Prrafodelista"/>
-              <w:numPr>
-                <w:ilvl w:val="0"/>
-                <w:numId w:val="16"/>
-              </w:numPr>
-              <w:spacing w:after="0" w:line="240" w:lineRule="auto"/>
-              <w:jc w:val="left"/>
-              <w:rPr>
-                <w:rFonts w:ascii="Times New Roman" w:eastAsia="Times New Roman" w:hAnsi="Times New Roman" w:cs="Times New Roman"/>
-                <w:b/>
-                <w:bCs/>
-                <w:sz w:val="24"/>
-                <w:szCs w:val="24"/>
-                <w:lang w:val="es-CL"/>
-              </w:rPr>
-            </w:pPr>
-            <w:r>
-              <w:rPr>
-                <w:rFonts w:ascii="Google Sans Text" w:eastAsia="Times New Roman" w:hAnsi="Google Sans Text" w:cs="Times New Roman"/>
-                <w:color w:val="303030"/>
-                <w:sz w:val="21"/>
-                <w:szCs w:val="21"/>
-              </w:rPr>
-              <w:t>diseño de </w:t>
-            </w:r>
-            <w:r>
-              <w:rPr>
-                <w:rFonts w:ascii="Google Sans Text" w:eastAsia="Times New Roman" w:hAnsi="Google Sans Text" w:cs="Times New Roman"/>
-                <w:b/>
-                <w:bCs/>
-                <w:color w:val="303030"/>
-                <w:sz w:val="21"/>
-                <w:szCs w:val="21"/>
-              </w:rPr>
-              <w:t>circuitos básicos</w:t>
-            </w:r>
-            <w:r>
-              <w:rPr>
-                <w:rFonts w:ascii="Google Sans Text" w:eastAsia="Times New Roman" w:hAnsi="Google Sans Text" w:cs="Times New Roman"/>
-                <w:color w:val="303030"/>
-                <w:sz w:val="21"/>
-                <w:szCs w:val="21"/>
-              </w:rPr>
-              <w:t>, algoritmos fundamentales y metodologías</w:t>
-            </w:r>
-          </w:p>
-          <w:p>
-            <w:pPr>
-              <w:spacing w:after="0" w:line="240" w:lineRule="auto"/>
-              <w:ind w:left="360"/>
-              <w:jc w:val="left"/>
-              <w:rPr>
-                <w:rFonts w:ascii="Times New Roman" w:eastAsia="Times New Roman" w:hAnsi="Times New Roman" w:cs="Times New Roman"/>
-                <w:b/>
-                <w:bCs/>
-                <w:sz w:val="24"/>
-                <w:szCs w:val="24"/>
-                <w:lang w:val="es-CL"/>
-              </w:rPr>
-            </w:pPr>
-            <w:r>
-              <w:rPr>
-                <w:rFonts w:ascii="Google Sans Text" w:eastAsia="Times New Roman" w:hAnsi="Google Sans Text" w:cs="Times New Roman"/>
-                <w:color w:val="303030"/>
-                <w:sz w:val="21"/>
-                <w:szCs w:val="21"/>
-              </w:rPr>
-              <w:t xml:space="preserve"> avanzadas de </w:t>
-            </w:r>
-            <w:r>
-              <w:rPr>
-                <w:rFonts w:ascii="Google Sans Text" w:eastAsia="Times New Roman" w:hAnsi="Google Sans Text" w:cs="Times New Roman"/>
-                <w:b/>
-                <w:bCs/>
-                <w:color w:val="303030"/>
-                <w:sz w:val="21"/>
-                <w:szCs w:val="21"/>
-              </w:rPr>
-              <w:t>machine learning cuántico</w:t>
-            </w:r>
-            <w:r>
-              <w:rPr>
-                <w:rFonts w:ascii="Google Sans Text" w:eastAsia="Times New Roman" w:hAnsi="Google Sans Text" w:cs="Times New Roman"/>
-                <w:color w:val="303030"/>
-                <w:sz w:val="21"/>
-                <w:szCs w:val="21"/>
-              </w:rPr>
-              <w:t xml:space="preserve">. </w:t>
-            </w:r>
-          </w:p>
-          <w:p>
-            <w:pPr>
-              <w:pStyle w:val="Prrafodelista"/>
-              <w:numPr>
-                <w:ilvl w:val="0"/>
-                <w:numId w:val="16"/>
-              </w:numPr>
-              <w:spacing w:after="0" w:line="240" w:lineRule="auto"/>
-              <w:jc w:val="left"/>
-              <w:rPr>
-                <w:rFonts w:ascii="Times New Roman" w:eastAsia="Times New Roman" w:hAnsi="Times New Roman" w:cs="Times New Roman"/>
-                <w:b/>
-                <w:bCs/>
-                <w:sz w:val="24"/>
-                <w:szCs w:val="24"/>
-                <w:lang w:val="es-CL"/>
-              </w:rPr>
-            </w:pPr>
-            <w:r>
-              <w:rPr>
-                <w:rFonts w:ascii="Google Sans Text" w:eastAsia="Times New Roman" w:hAnsi="Google Sans Text" w:cs="Times New Roman"/>
-                <w:color w:val="303030"/>
-                <w:sz w:val="21"/>
-                <w:szCs w:val="21"/>
-              </w:rPr>
-              <w:t>implementación de soluciones innovadoras sobre </w:t>
-            </w:r>
-            <w:r>
-              <w:rPr>
-                <w:rFonts w:ascii="Google Sans Text" w:eastAsia="Times New Roman" w:hAnsi="Google Sans Text" w:cs="Times New Roman"/>
-                <w:b/>
-                <w:bCs/>
-                <w:color w:val="303030"/>
-                <w:sz w:val="21"/>
-                <w:szCs w:val="21"/>
-              </w:rPr>
-              <w:t>hardware cuántico real</w:t>
-            </w:r>
-            <w:r>
-              <w:rPr>
-                <w:rFonts w:ascii="Google Sans Text" w:eastAsia="Times New Roman" w:hAnsi="Google Sans Text" w:cs="Times New Roman"/>
-                <w:color w:val="303030"/>
-                <w:sz w:val="21"/>
-                <w:szCs w:val="21"/>
-              </w:rPr>
-              <w:t> y simuladores.</w:t>
-            </w:r>
-          </w:p>
-          <w:p>
-            <w:pPr>
-              <w:spacing w:after="0" w:line="240" w:lineRule="auto"/>
-              <w:ind w:left="360"/>
-              <w:jc w:val="left"/>
-              <w:rPr>
-                <w:rFonts w:ascii="Times New Roman" w:eastAsia="Times New Roman" w:hAnsi="Times New Roman" w:cs="Times New Roman"/>
-                <w:b/>
-                <w:bCs/>
-                <w:sz w:val="24"/>
-                <w:szCs w:val="24"/>
-                <w:lang w:val="es-CL"/>
-              </w:rPr>
-            </w:pPr>
-          </w:p>
-        </w:tc>
-      </w:tr>
-    </w:tbl>
     <w:p>
       <w:pPr>
         <w:spacing w:after="0" w:line="240" w:lineRule="auto"/>
